--- a/vibe2ship_doc.docx
+++ b/vibe2ship_doc.docx
@@ -14,29 +14,99 @@
           <w:b/>
           <w:bCs/>
         </w:rPr>
-        <w:t>Project name – smart goverance platform</w:t>
-      </w:r>
-      <w:r>
-        <w:rPr>
-          <w:b/>
-          <w:bCs/>
-        </w:rPr>
-        <w:br/>
-      </w:r>
-      <w:r>
-        <w:rPr>
-          <w:b/>
-          <w:bCs/>
-        </w:rPr>
-        <w:br/>
-      </w:r>
-      <w:r>
-        <w:rPr>
-          <w:b/>
-          <w:bCs/>
-        </w:rPr>
-        <w:br/>
-      </w:r>
+        <w:t>Smart Governance Platform</w:t>
+      </w:r>
+    </w:p>
+    <w:p>
+      <w:pPr>
+        <w:rPr>
+          <w:b/>
+          <w:bCs/>
+        </w:rPr>
+      </w:pPr>
+      <w:r>
+        <w:rPr>
+          <w:b/>
+          <w:bCs/>
+        </w:rPr>
+        <w:t>Community Hero – Hyperlocal Problem Solver</w:t>
+      </w:r>
+    </w:p>
+    <w:p>
+      <w:pPr>
+        <w:rPr>
+          <w:b/>
+          <w:bCs/>
+        </w:rPr>
+      </w:pPr>
+      <w:r>
+        <w:rPr>
+          <w:b/>
+          <w:bCs/>
+        </w:rPr>
+        <w:t>Project Name: Smart Governance Platform</w:t>
+      </w:r>
+    </w:p>
+    <w:p>
+      <w:pPr>
+        <w:rPr>
+          <w:b/>
+          <w:bCs/>
+        </w:rPr>
+      </w:pPr>
+      <w:r>
+        <w:rPr>
+          <w:b/>
+          <w:bCs/>
+        </w:rPr>
+        <w:t>Hackath</w:t>
+      </w:r>
+      <w:r>
+        <w:rPr>
+          <w:b/>
+          <w:bCs/>
+        </w:rPr>
+        <w:t>on:Vibe2</w:t>
+      </w:r>
+      <w:r>
+        <w:rPr>
+          <w:b/>
+          <w:bCs/>
+        </w:rPr>
+        <w:t>S</w:t>
+      </w:r>
+      <w:r>
+        <w:rPr>
+          <w:b/>
+          <w:bCs/>
+        </w:rPr>
+        <w:t>hip</w:t>
+      </w:r>
+    </w:p>
+    <w:p>
+      <w:pPr>
+        <w:rPr>
+          <w:b/>
+          <w:bCs/>
+        </w:rPr>
+      </w:pPr>
+      <w:r>
+        <w:rPr>
+          <w:b/>
+          <w:bCs/>
+        </w:rPr>
+        <w:pict w14:anchorId="058168BD">
+          <v:rect id="_x0000_i1330" style="width:0;height:1.5pt" o:hralign="center" o:hrstd="t" o:hr="t" fillcolor="#a0a0a0" stroked="f"/>
+        </w:pict>
+      </w:r>
+    </w:p>
+    <w:p>
+      <w:pPr>
+        <w:rPr>
+          <w:b/>
+          <w:bCs/>
+        </w:rPr>
+      </w:pPr>
       <w:r>
         <w:rPr>
           <w:b/>
@@ -61,24 +131,64 @@
       </w:r>
     </w:p>
     <w:p>
-      <w:r>
+      <w:pPr>
+        <w:rPr>
+          <w:b/>
+          <w:bCs/>
+        </w:rPr>
+      </w:pPr>
+      <w:r>
+        <w:rPr>
+          <w:b/>
+          <w:bCs/>
+        </w:rPr>
         <w:t>Communities frequently experience civic issues such as potholes, water leakages, damaged streetlights, overflowing garbage, drainage blockages, and other public infrastructure problems. These issues directly affect the daily lives of citizens and often remain unresolved due to inefficient reporting mechanisms.</w:t>
       </w:r>
     </w:p>
     <w:p>
-      <w:r>
-        <w:t>Traditional grievance systems are fragmented, time-consuming, and lack transparency. Citizens frequently face difficulties in identifying the appropriate department, tracking the progress of their complaints, and receiving timely updates. Government authorities also struggle with duplicate complaints, improper categorization, delayed prioritization, and inefficient resource allocation.</w:t>
-      </w:r>
-    </w:p>
-    <w:p>
-      <w:r>
-        <w:t>The challenge is to develop an intelligent digital platform that enables citizens to report, validate, track, and monitor community issues while improving collaboration between citizens and government authorities. The platform should utilize Artificial Intelligence (AI), automation, location intelligence, and real-time communication to improve transparency, accountability, and community participation.</w:t>
-      </w:r>
-    </w:p>
-    <w:p>
-      <w:r>
-        <w:pict w14:anchorId="47C701A2">
-          <v:rect id="_x0000_i1025" style="width:0;height:1.5pt" o:hralign="center" o:hrstd="t" o:hr="t" fillcolor="#a0a0a0" stroked="f"/>
+      <w:pPr>
+        <w:rPr>
+          <w:b/>
+          <w:bCs/>
+        </w:rPr>
+      </w:pPr>
+      <w:r>
+        <w:rPr>
+          <w:b/>
+          <w:bCs/>
+        </w:rPr>
+        <w:t>Traditional grievance systems are fragmented, time-consuming, and lack transparency. Citizens often struggle to identify the appropriate government department, monitor complaint progress, and receive timely updates. Government authorities also face challenges such as duplicate complaints, incorrect categorization, delayed prioritization, and inefficient allocation of resources.</w:t>
+      </w:r>
+    </w:p>
+    <w:p>
+      <w:pPr>
+        <w:rPr>
+          <w:b/>
+          <w:bCs/>
+        </w:rPr>
+      </w:pPr>
+      <w:r>
+        <w:rPr>
+          <w:b/>
+          <w:bCs/>
+        </w:rPr>
+        <w:t>The objective of this problem statement is to develop an intelligent digital platform that enables citizens to report, verify, track, and monitor local community issues while improving collaboration between citizens and government authorities through Artificial Intelligence (AI), automation, location intelligence, and real-time communication.</w:t>
+      </w:r>
+    </w:p>
+    <w:p>
+      <w:pPr>
+        <w:rPr>
+          <w:b/>
+          <w:bCs/>
+        </w:rPr>
+      </w:pPr>
+      <w:r>
+        <w:rPr>
+          <w:b/>
+          <w:bCs/>
+        </w:rPr>
+        <w:pict w14:anchorId="509BD448">
+          <v:rect id="_x0000_i1331" style="width:0;height:1.5pt" o:hralign="center" o:hrstd="t" o:hr="t" fillcolor="#a0a0a0" stroked="f"/>
         </w:pict>
       </w:r>
     </w:p>
@@ -98,45 +208,95 @@
       </w:r>
     </w:p>
     <w:p>
-      <w:r>
-        <w:t xml:space="preserve">The </w:t>
-      </w:r>
-      <w:r>
-        <w:rPr>
-          <w:b/>
-          <w:bCs/>
-        </w:rPr>
-        <w:t>Smart Governance Platform</w:t>
-      </w:r>
-      <w:r>
-        <w:t xml:space="preserve"> is an AI-powered digital grievance management system designed to simplify the reporting and resolution of community issues. The platform provides citizens with an easy-to-use interface for reporting civic problems using text descriptions, photographs, and geographical location information.</w:t>
-      </w:r>
-    </w:p>
-    <w:p>
-      <w:r>
-        <w:t>Once a complaint is submitted, Artificial Intelligence automatically analyzes the complaint, identifies the nature of the issue, assigns the responsible government department, evaluates the urgency of the complaint, and detects whether a similar complaint has already been reported. This significantly reduces manual effort while ensuring that complaints are directed to the appropriate authorities without delay.</w:t>
-      </w:r>
-    </w:p>
-    <w:p>
-      <w:r>
-        <w:t>Government officers receive complaints through a dedicated dashboard where they can review, update, and resolve issues efficiently. Citizens can monitor the progress of their complaints in real time through continuous status updates, improving transparency and public trust.</w:t>
-      </w:r>
-    </w:p>
-    <w:p>
-      <w:r>
+      <w:pPr>
+        <w:rPr>
+          <w:b/>
+          <w:bCs/>
+        </w:rPr>
+      </w:pPr>
+      <w:r>
+        <w:rPr>
+          <w:b/>
+          <w:bCs/>
+        </w:rPr>
+        <w:t>The Smart Governance Platform is an AI-powered digital grievance management system developed to simplify and modernize the process of reporting and resolving civic issues.</w:t>
+      </w:r>
+    </w:p>
+    <w:p>
+      <w:pPr>
+        <w:rPr>
+          <w:b/>
+          <w:bCs/>
+        </w:rPr>
+      </w:pPr>
+      <w:r>
+        <w:rPr>
+          <w:b/>
+          <w:bCs/>
+        </w:rPr>
+        <w:t>Citizens can easily report community problems by entering complaint details, uploading images, and sharing their current location. The platform automatically analyzes the complaint using Artificial Intelligence, identifies the type of issue, assigns the appropriate government department, determines the complaint's priority level, and checks whether a similar complaint has already been reported.</w:t>
+      </w:r>
+    </w:p>
+    <w:p>
+      <w:pPr>
+        <w:rPr>
+          <w:b/>
+          <w:bCs/>
+        </w:rPr>
+      </w:pPr>
+      <w:r>
+        <w:rPr>
+          <w:b/>
+          <w:bCs/>
+        </w:rPr>
+        <w:t>Government Officers receive complaints through their dedicated dashboard where they can review, update, and resolve grievances efficiently. Citizens can monitor complaint progress in real time without repeatedly visiting government offices.</w:t>
+      </w:r>
+    </w:p>
+    <w:p>
+      <w:pPr>
+        <w:rPr>
+          <w:b/>
+          <w:bCs/>
+        </w:rPr>
+      </w:pPr>
+      <w:r>
+        <w:rPr>
+          <w:b/>
+          <w:bCs/>
+        </w:rPr>
         <w:lastRenderedPageBreak/>
-        <w:t>The platform also includes administrative dashboards that provide detailed analytics, complaint statistics, heat maps, risk analysis, and live alerts to assist decision-makers in monitoring community problems and allocating resources more effectively.</w:t>
-      </w:r>
-    </w:p>
-    <w:p>
-      <w:r>
-        <w:t>By integrating Artificial Intelligence, real-time communication, and location-based services, the Smart Governance Platform creates a collaborative ecosystem where citizens and government departments work together to improve the quality of public services.</w:t>
-      </w:r>
-    </w:p>
-    <w:p>
-      <w:r>
-        <w:pict w14:anchorId="38966E8E">
-          <v:rect id="_x0000_i1026" style="width:0;height:1.5pt" o:hralign="center" o:hrstd="t" o:hr="t" fillcolor="#a0a0a0" stroked="f"/>
+        <w:t>Administrators receive a comprehensive overview of all complaints through interactive dashboards, analytics, live maps, and performance reports that assist in better decision-making and resource planning.</w:t>
+      </w:r>
+    </w:p>
+    <w:p>
+      <w:pPr>
+        <w:rPr>
+          <w:b/>
+          <w:bCs/>
+        </w:rPr>
+      </w:pPr>
+      <w:r>
+        <w:rPr>
+          <w:b/>
+          <w:bCs/>
+        </w:rPr>
+        <w:t>The platform creates a transparent, intelligent, and collaborative ecosystem that strengthens communication between citizens and government authorities while improving the overall grievance resolution process.</w:t>
+      </w:r>
+    </w:p>
+    <w:p>
+      <w:pPr>
+        <w:rPr>
+          <w:b/>
+          <w:bCs/>
+        </w:rPr>
+      </w:pPr>
+      <w:r>
+        <w:rPr>
+          <w:b/>
+          <w:bCs/>
+        </w:rPr>
+        <w:pict w14:anchorId="052B9BC9">
+          <v:rect id="_x0000_i1332" style="width:0;height:1.5pt" o:hralign="center" o:hrstd="t" o:hr="t" fillcolor="#a0a0a0" stroked="f"/>
         </w:pict>
       </w:r>
     </w:p>
@@ -167,18 +327,38 @@
           <w:b/>
           <w:bCs/>
         </w:rPr>
-        <w:t>AI-Powered Complaint Analysis</w:t>
-      </w:r>
-    </w:p>
-    <w:p>
-      <w:r>
-        <w:t>The platform automatically analyzes complaint descriptions using Artificial Intelligence to understand the reported issue and classify it appropriately.</w:t>
-      </w:r>
-    </w:p>
-    <w:p>
-      <w:r>
-        <w:pict w14:anchorId="7E1C1B18">
-          <v:rect id="_x0000_i1027" style="width:0;height:1.5pt" o:hralign="center" o:hrstd="t" o:hr="t" fillcolor="#a0a0a0" stroked="f"/>
+        <w:t>Citizen Registration and Login</w:t>
+      </w:r>
+    </w:p>
+    <w:p>
+      <w:pPr>
+        <w:rPr>
+          <w:b/>
+          <w:bCs/>
+        </w:rPr>
+      </w:pPr>
+      <w:r>
+        <w:rPr>
+          <w:b/>
+          <w:bCs/>
+        </w:rPr>
+        <w:t>Citizens can create their own accounts through the registration portal using their personal information and login credentials. After successful registration, they can securely log in to access all citizen services, including complaint submission, complaint tracking, AI assistance, and complaint history.</w:t>
+      </w:r>
+    </w:p>
+    <w:p>
+      <w:pPr>
+        <w:rPr>
+          <w:b/>
+          <w:bCs/>
+        </w:rPr>
+      </w:pPr>
+      <w:r>
+        <w:rPr>
+          <w:b/>
+          <w:bCs/>
+        </w:rPr>
+        <w:pict w14:anchorId="75042863">
+          <v:rect id="_x0000_i1333" style="width:0;height:1.5pt" o:hralign="center" o:hrstd="t" o:hr="t" fillcolor="#a0a0a0" stroked="f"/>
         </w:pict>
       </w:r>
     </w:p>
@@ -194,214 +374,426 @@
           <w:b/>
           <w:bCs/>
         </w:rPr>
-        <w:t>AI-Based Image Analysis</w:t>
-      </w:r>
-    </w:p>
-    <w:p>
-      <w:r>
-        <w:t>Citizens can upload images of civic issues. Google Gemini AI analyzes the uploaded image and automatically generates a meaningful problem description, reducing manual effort and improving reporting accuracy.</w:t>
-      </w:r>
-    </w:p>
-    <w:p>
-      <w:r>
-        <w:pict w14:anchorId="17485BEF">
-          <v:rect id="_x0000_i1028" style="width:0;height:1.5pt" o:hralign="center" o:hrstd="t" o:hr="t" fillcolor="#a0a0a0" stroked="f"/>
-        </w:pict>
-      </w:r>
-    </w:p>
-    <w:p>
-      <w:pPr>
-        <w:rPr>
-          <w:b/>
-          <w:bCs/>
-        </w:rPr>
-      </w:pPr>
-      <w:r>
-        <w:rPr>
-          <w:b/>
-          <w:bCs/>
-        </w:rPr>
-        <w:t>Automatic Department Assignment</w:t>
-      </w:r>
-    </w:p>
-    <w:p>
-      <w:r>
-        <w:t>The system intelligently identifies the responsible department based on the complaint content.</w:t>
-      </w:r>
-    </w:p>
-    <w:p>
-      <w:r>
-        <w:t>Examples include:</w:t>
+        <w:t>Secure Officer and Administrator Login</w:t>
+      </w:r>
+    </w:p>
+    <w:p>
+      <w:pPr>
+        <w:rPr>
+          <w:b/>
+          <w:bCs/>
+        </w:rPr>
+      </w:pPr>
+      <w:r>
+        <w:rPr>
+          <w:b/>
+          <w:bCs/>
+        </w:rPr>
+        <w:t>For enhanced security, Officer and Administrator accounts cannot be created through the public portal.</w:t>
+      </w:r>
+    </w:p>
+    <w:p>
+      <w:pPr>
+        <w:rPr>
+          <w:b/>
+          <w:bCs/>
+        </w:rPr>
+      </w:pPr>
+      <w:r>
+        <w:rPr>
+          <w:b/>
+          <w:bCs/>
+        </w:rPr>
+        <w:t>These accounts are manually created and maintained by the system administrator in the MongoDB database. Only authorized government officials with valid credentials can log in to the platform.</w:t>
+      </w:r>
+    </w:p>
+    <w:p>
+      <w:pPr>
+        <w:rPr>
+          <w:b/>
+          <w:bCs/>
+        </w:rPr>
+      </w:pPr>
+      <w:r>
+        <w:rPr>
+          <w:b/>
+          <w:bCs/>
+        </w:rPr>
+        <w:t>After login:</w:t>
       </w:r>
     </w:p>
     <w:p>
       <w:pPr>
         <w:numPr>
           <w:ilvl w:val="0"/>
-          <w:numId w:val="1"/>
+          <w:numId w:val="14"/>
         </w:numPr>
-      </w:pPr>
-      <w:r>
-        <w:t xml:space="preserve">Road Maintenance </w:t>
+        <w:rPr>
+          <w:b/>
+          <w:bCs/>
+        </w:rPr>
+      </w:pPr>
+      <w:r>
+        <w:rPr>
+          <w:b/>
+          <w:bCs/>
+        </w:rPr>
+        <w:t>Citizens can submit and track complaints.</w:t>
       </w:r>
     </w:p>
     <w:p>
       <w:pPr>
         <w:numPr>
           <w:ilvl w:val="0"/>
-          <w:numId w:val="1"/>
+          <w:numId w:val="14"/>
         </w:numPr>
-      </w:pPr>
-      <w:r>
-        <w:t xml:space="preserve">Water Department </w:t>
+        <w:rPr>
+          <w:b/>
+          <w:bCs/>
+        </w:rPr>
+      </w:pPr>
+      <w:r>
+        <w:rPr>
+          <w:b/>
+          <w:bCs/>
+        </w:rPr>
+        <w:t>Officers can manage assigned complaints and update their status.</w:t>
       </w:r>
     </w:p>
     <w:p>
       <w:pPr>
         <w:numPr>
           <w:ilvl w:val="0"/>
-          <w:numId w:val="1"/>
+          <w:numId w:val="14"/>
         </w:numPr>
-      </w:pPr>
-      <w:r>
-        <w:t xml:space="preserve">Sanitation Department </w:t>
+        <w:rPr>
+          <w:b/>
+          <w:bCs/>
+        </w:rPr>
+      </w:pPr>
+      <w:r>
+        <w:rPr>
+          <w:b/>
+          <w:bCs/>
+        </w:rPr>
+        <w:t>Administrators can monitor the complete system, dashboards, reports, and analytics.</w:t>
+      </w:r>
+    </w:p>
+    <w:p>
+      <w:pPr>
+        <w:rPr>
+          <w:b/>
+          <w:bCs/>
+        </w:rPr>
+      </w:pPr>
+      <w:r>
+        <w:rPr>
+          <w:b/>
+          <w:bCs/>
+        </w:rPr>
+        <w:t>This role-based authentication ensures secure access while preventing unauthorized users from accessing administrative functionalities.</w:t>
+      </w:r>
+    </w:p>
+    <w:p>
+      <w:pPr>
+        <w:rPr>
+          <w:b/>
+          <w:bCs/>
+        </w:rPr>
+      </w:pPr>
+      <w:r>
+        <w:rPr>
+          <w:b/>
+          <w:bCs/>
+        </w:rPr>
+        <w:pict w14:anchorId="3B8E4AE9">
+          <v:rect id="_x0000_i1334" style="width:0;height:1.5pt" o:hralign="center" o:hrstd="t" o:hr="t" fillcolor="#a0a0a0" stroked="f"/>
+        </w:pict>
+      </w:r>
+    </w:p>
+    <w:p>
+      <w:pPr>
+        <w:rPr>
+          <w:b/>
+          <w:bCs/>
+        </w:rPr>
+      </w:pPr>
+      <w:r>
+        <w:rPr>
+          <w:b/>
+          <w:bCs/>
+        </w:rPr>
+        <w:t>AI-Powered Complaint Analysis</w:t>
+      </w:r>
+    </w:p>
+    <w:p>
+      <w:pPr>
+        <w:rPr>
+          <w:b/>
+          <w:bCs/>
+        </w:rPr>
+      </w:pPr>
+      <w:r>
+        <w:rPr>
+          <w:b/>
+          <w:bCs/>
+        </w:rPr>
+        <w:t>Artificial Intelligence automatically analyzes complaint descriptions to understand the reported issue and classify it accurately.</w:t>
+      </w:r>
+    </w:p>
+    <w:p>
+      <w:pPr>
+        <w:rPr>
+          <w:b/>
+          <w:bCs/>
+        </w:rPr>
+      </w:pPr>
+      <w:r>
+        <w:rPr>
+          <w:b/>
+          <w:bCs/>
+        </w:rPr>
+        <w:pict w14:anchorId="5CDCAAAE">
+          <v:rect id="_x0000_i1335" style="width:0;height:1.5pt" o:hralign="center" o:hrstd="t" o:hr="t" fillcolor="#a0a0a0" stroked="f"/>
+        </w:pict>
+      </w:r>
+    </w:p>
+    <w:p>
+      <w:pPr>
+        <w:rPr>
+          <w:b/>
+          <w:bCs/>
+        </w:rPr>
+      </w:pPr>
+      <w:r>
+        <w:rPr>
+          <w:b/>
+          <w:bCs/>
+        </w:rPr>
+        <w:lastRenderedPageBreak/>
+        <w:t>AI-Based Image Analysis</w:t>
+      </w:r>
+    </w:p>
+    <w:p>
+      <w:pPr>
+        <w:rPr>
+          <w:b/>
+          <w:bCs/>
+        </w:rPr>
+      </w:pPr>
+      <w:r>
+        <w:rPr>
+          <w:b/>
+          <w:bCs/>
+        </w:rPr>
+        <w:t>Citizens can upload photographs of civic issues. Google Gemini AI analyzes the uploaded image and automatically generates an appropriate complaint description, significantly reducing manual effort and improving reporting accuracy.</w:t>
+      </w:r>
+    </w:p>
+    <w:p>
+      <w:pPr>
+        <w:rPr>
+          <w:b/>
+          <w:bCs/>
+        </w:rPr>
+      </w:pPr>
+      <w:r>
+        <w:rPr>
+          <w:b/>
+          <w:bCs/>
+        </w:rPr>
+        <w:pict w14:anchorId="188CAD7B">
+          <v:rect id="_x0000_i1336" style="width:0;height:1.5pt" o:hralign="center" o:hrstd="t" o:hr="t" fillcolor="#a0a0a0" stroked="f"/>
+        </w:pict>
+      </w:r>
+    </w:p>
+    <w:p>
+      <w:pPr>
+        <w:rPr>
+          <w:b/>
+          <w:bCs/>
+        </w:rPr>
+      </w:pPr>
+      <w:r>
+        <w:rPr>
+          <w:b/>
+          <w:bCs/>
+        </w:rPr>
+        <w:t>Automatic Department Assignment</w:t>
+      </w:r>
+    </w:p>
+    <w:p>
+      <w:pPr>
+        <w:rPr>
+          <w:b/>
+          <w:bCs/>
+        </w:rPr>
+      </w:pPr>
+      <w:r>
+        <w:rPr>
+          <w:b/>
+          <w:bCs/>
+        </w:rPr>
+        <w:t>The system intelligently identifies the most appropriate government department based on the complaint content.</w:t>
+      </w:r>
+    </w:p>
+    <w:p>
+      <w:pPr>
+        <w:rPr>
+          <w:b/>
+          <w:bCs/>
+        </w:rPr>
+      </w:pPr>
+      <w:r>
+        <w:rPr>
+          <w:b/>
+          <w:bCs/>
+        </w:rPr>
+        <w:t>Examples include:</w:t>
       </w:r>
     </w:p>
     <w:p>
       <w:pPr>
         <w:numPr>
           <w:ilvl w:val="0"/>
-          <w:numId w:val="1"/>
+          <w:numId w:val="15"/>
         </w:numPr>
-      </w:pPr>
-      <w:r>
-        <w:t xml:space="preserve">Electricity Department </w:t>
+        <w:rPr>
+          <w:b/>
+          <w:bCs/>
+        </w:rPr>
+      </w:pPr>
+      <w:r>
+        <w:rPr>
+          <w:b/>
+          <w:bCs/>
+        </w:rPr>
+        <w:t>Road Maintenance Department</w:t>
       </w:r>
     </w:p>
     <w:p>
       <w:pPr>
         <w:numPr>
           <w:ilvl w:val="0"/>
-          <w:numId w:val="1"/>
+          <w:numId w:val="15"/>
         </w:numPr>
-      </w:pPr>
-      <w:r>
-        <w:t xml:space="preserve">Health Department </w:t>
+        <w:rPr>
+          <w:b/>
+          <w:bCs/>
+        </w:rPr>
+      </w:pPr>
+      <w:r>
+        <w:rPr>
+          <w:b/>
+          <w:bCs/>
+        </w:rPr>
+        <w:t>Water Supply Department</w:t>
       </w:r>
     </w:p>
     <w:p>
       <w:pPr>
         <w:numPr>
           <w:ilvl w:val="0"/>
-          <w:numId w:val="1"/>
+          <w:numId w:val="15"/>
         </w:numPr>
-      </w:pPr>
-      <w:r>
-        <w:t xml:space="preserve">General Administration </w:t>
-      </w:r>
-    </w:p>
-    <w:p>
-      <w:r>
-        <w:t>This eliminates the need for citizens to manually select departments.</w:t>
-      </w:r>
-    </w:p>
-    <w:p>
-      <w:r>
-        <w:pict w14:anchorId="4DFBAF2C">
-          <v:rect id="_x0000_i1029" style="width:0;height:1.5pt" o:hralign="center" o:hrstd="t" o:hr="t" fillcolor="#a0a0a0" stroked="f"/>
-        </w:pict>
-      </w:r>
-    </w:p>
-    <w:p>
-      <w:pPr>
-        <w:rPr>
-          <w:b/>
-          <w:bCs/>
-        </w:rPr>
-      </w:pPr>
-      <w:r>
-        <w:rPr>
-          <w:b/>
-          <w:bCs/>
-        </w:rPr>
-        <w:t>Smart Duplicate Complaint Detection</w:t>
-      </w:r>
-    </w:p>
-    <w:p>
-      <w:r>
-        <w:lastRenderedPageBreak/>
-        <w:t>The platform compares newly submitted complaints with existing records to identify similar issues. Duplicate complaints are automatically flagged, preventing redundant work while helping authorities understand the actual impact of recurring problems.</w:t>
-      </w:r>
-    </w:p>
-    <w:p>
-      <w:r>
-        <w:pict w14:anchorId="4B7C1289">
-          <v:rect id="_x0000_i1030" style="width:0;height:1.5pt" o:hralign="center" o:hrstd="t" o:hr="t" fillcolor="#a0a0a0" stroked="f"/>
-        </w:pict>
-      </w:r>
-    </w:p>
-    <w:p>
-      <w:pPr>
-        <w:rPr>
-          <w:b/>
-          <w:bCs/>
-        </w:rPr>
-      </w:pPr>
-      <w:r>
-        <w:rPr>
-          <w:b/>
-          <w:bCs/>
-        </w:rPr>
-        <w:t>Intelligent Risk Assessment</w:t>
-      </w:r>
-    </w:p>
-    <w:p>
-      <w:r>
-        <w:t>Each complaint is evaluated based on its severity and urgency. The system categorizes complaints into:</w:t>
+        <w:rPr>
+          <w:b/>
+          <w:bCs/>
+        </w:rPr>
+      </w:pPr>
+      <w:r>
+        <w:rPr>
+          <w:b/>
+          <w:bCs/>
+        </w:rPr>
+        <w:t>Sanitation Department</w:t>
       </w:r>
     </w:p>
     <w:p>
       <w:pPr>
         <w:numPr>
           <w:ilvl w:val="0"/>
-          <w:numId w:val="2"/>
+          <w:numId w:val="15"/>
         </w:numPr>
-      </w:pPr>
-      <w:r>
-        <w:t xml:space="preserve">Medium </w:t>
+        <w:rPr>
+          <w:b/>
+          <w:bCs/>
+        </w:rPr>
+      </w:pPr>
+      <w:r>
+        <w:rPr>
+          <w:b/>
+          <w:bCs/>
+        </w:rPr>
+        <w:t>Electricity Department</w:t>
       </w:r>
     </w:p>
     <w:p>
       <w:pPr>
         <w:numPr>
           <w:ilvl w:val="0"/>
-          <w:numId w:val="2"/>
+          <w:numId w:val="15"/>
         </w:numPr>
-      </w:pPr>
-      <w:r>
-        <w:t xml:space="preserve">High </w:t>
+        <w:rPr>
+          <w:b/>
+          <w:bCs/>
+        </w:rPr>
+      </w:pPr>
+      <w:r>
+        <w:rPr>
+          <w:b/>
+          <w:bCs/>
+        </w:rPr>
+        <w:t>Health Department</w:t>
       </w:r>
     </w:p>
     <w:p>
       <w:pPr>
         <w:numPr>
           <w:ilvl w:val="0"/>
-          <w:numId w:val="2"/>
+          <w:numId w:val="15"/>
         </w:numPr>
-      </w:pPr>
-      <w:r>
-        <w:t xml:space="preserve">Critical </w:t>
-      </w:r>
-    </w:p>
-    <w:p>
-      <w:r>
-        <w:t>Critical complaints automatically generate emergency alerts for faster government response.</w:t>
-      </w:r>
-    </w:p>
-    <w:p>
-      <w:r>
-        <w:pict w14:anchorId="71DFECA8">
-          <v:rect id="_x0000_i1031" style="width:0;height:1.5pt" o:hralign="center" o:hrstd="t" o:hr="t" fillcolor="#a0a0a0" stroked="f"/>
+        <w:rPr>
+          <w:b/>
+          <w:bCs/>
+        </w:rPr>
+      </w:pPr>
+      <w:r>
+        <w:rPr>
+          <w:b/>
+          <w:bCs/>
+        </w:rPr>
+        <w:t>General Administration</w:t>
+      </w:r>
+    </w:p>
+    <w:p>
+      <w:pPr>
+        <w:rPr>
+          <w:b/>
+          <w:bCs/>
+        </w:rPr>
+      </w:pPr>
+      <w:r>
+        <w:rPr>
+          <w:b/>
+          <w:bCs/>
+        </w:rPr>
+        <w:t>This eliminates the need for citizens to manually select departments.</w:t>
+      </w:r>
+    </w:p>
+    <w:p>
+      <w:pPr>
+        <w:rPr>
+          <w:b/>
+          <w:bCs/>
+        </w:rPr>
+      </w:pPr>
+      <w:r>
+        <w:rPr>
+          <w:b/>
+          <w:bCs/>
+        </w:rPr>
+        <w:pict w14:anchorId="67E7FA1C">
+          <v:rect id="_x0000_i1337" style="width:0;height:1.5pt" o:hralign="center" o:hrstd="t" o:hr="t" fillcolor="#a0a0a0" stroked="f"/>
         </w:pict>
       </w:r>
     </w:p>
@@ -417,18 +809,38 @@
           <w:b/>
           <w:bCs/>
         </w:rPr>
-        <w:t>Geo-Location Based Complaint Mapping</w:t>
-      </w:r>
-    </w:p>
-    <w:p>
-      <w:r>
-        <w:t>Every complaint is stored along with its geographical location. Administrators can visualize complaint distribution using location-based maps and identify areas experiencing frequent civic issues.</w:t>
-      </w:r>
-    </w:p>
-    <w:p>
-      <w:r>
-        <w:pict w14:anchorId="3686CF89">
-          <v:rect id="_x0000_i1032" style="width:0;height:1.5pt" o:hralign="center" o:hrstd="t" o:hr="t" fillcolor="#a0a0a0" stroked="f"/>
+        <w:t>Smart Duplicate Complaint Detection</w:t>
+      </w:r>
+    </w:p>
+    <w:p>
+      <w:pPr>
+        <w:rPr>
+          <w:b/>
+          <w:bCs/>
+        </w:rPr>
+      </w:pPr>
+      <w:r>
+        <w:rPr>
+          <w:b/>
+          <w:bCs/>
+        </w:rPr>
+        <w:t>The platform compares newly submitted complaints with previously reported complaints to detect similar issues. Duplicate complaints are automatically identified, reducing redundant work while helping authorities understand the severity and frequency of recurring problems.</w:t>
+      </w:r>
+    </w:p>
+    <w:p>
+      <w:pPr>
+        <w:rPr>
+          <w:b/>
+          <w:bCs/>
+        </w:rPr>
+      </w:pPr>
+      <w:r>
+        <w:rPr>
+          <w:b/>
+          <w:bCs/>
+        </w:rPr>
+        <w:pict w14:anchorId="4972E760">
+          <v:rect id="_x0000_i1338" style="width:0;height:1.5pt" o:hralign="center" o:hrstd="t" o:hr="t" fillcolor="#a0a0a0" stroked="f"/>
         </w:pict>
       </w:r>
     </w:p>
@@ -444,791 +856,1178 @@
           <w:b/>
           <w:bCs/>
         </w:rPr>
-        <w:t>Real-Time Complaint Tracking</w:t>
-      </w:r>
-    </w:p>
-    <w:p>
-      <w:r>
-        <w:t>Citizens receive continuous updates as government officers process and resolve complaints. Complaint statuses are updated instantly using real-time communication technology.</w:t>
-      </w:r>
-    </w:p>
-    <w:p>
-      <w:r>
-        <w:pict w14:anchorId="6CD480D3">
-          <v:rect id="_x0000_i1033" style="width:0;height:1.5pt" o:hralign="center" o:hrstd="t" o:hr="t" fillcolor="#a0a0a0" stroked="f"/>
-        </w:pict>
-      </w:r>
-    </w:p>
-    <w:p>
-      <w:pPr>
-        <w:rPr>
-          <w:b/>
-          <w:bCs/>
-        </w:rPr>
-      </w:pPr>
-      <w:r>
-        <w:rPr>
-          <w:b/>
-          <w:bCs/>
-        </w:rPr>
-        <w:t>Live Alerts</w:t>
-      </w:r>
-    </w:p>
-    <w:p>
-      <w:r>
-        <w:t>Whenever a high-priority or critical complaint is detected, the platform immediately generates alerts for administrators and officers, ensuring urgent issues receive immediate attention.</w:t>
-      </w:r>
-    </w:p>
-    <w:p>
-      <w:r>
-        <w:pict w14:anchorId="2F5F187D">
-          <v:rect id="_x0000_i1034" style="width:0;height:1.5pt" o:hralign="center" o:hrstd="t" o:hr="t" fillcolor="#a0a0a0" stroked="f"/>
-        </w:pict>
-      </w:r>
-    </w:p>
-    <w:p>
-      <w:pPr>
-        <w:rPr>
-          <w:b/>
-          <w:bCs/>
-        </w:rPr>
-      </w:pPr>
-      <w:r>
-        <w:rPr>
-          <w:b/>
-          <w:bCs/>
-        </w:rPr>
-        <w:t>Analytics Dashboard</w:t>
-      </w:r>
-    </w:p>
-    <w:p>
-      <w:r>
-        <w:t>The system provides comprehensive dashboards displaying:</w:t>
+        <w:t>Intelligent Risk Assessment</w:t>
+      </w:r>
+    </w:p>
+    <w:p>
+      <w:pPr>
+        <w:rPr>
+          <w:b/>
+          <w:bCs/>
+        </w:rPr>
+      </w:pPr>
+      <w:r>
+        <w:rPr>
+          <w:b/>
+          <w:bCs/>
+        </w:rPr>
+        <w:t>Each complaint is evaluated based on its urgency and impact.</w:t>
+      </w:r>
+    </w:p>
+    <w:p>
+      <w:pPr>
+        <w:rPr>
+          <w:b/>
+          <w:bCs/>
+        </w:rPr>
+      </w:pPr>
+      <w:r>
+        <w:rPr>
+          <w:b/>
+          <w:bCs/>
+        </w:rPr>
+        <w:t>The platform categorizes complaints into:</w:t>
       </w:r>
     </w:p>
     <w:p>
       <w:pPr>
         <w:numPr>
           <w:ilvl w:val="0"/>
-          <w:numId w:val="3"/>
+          <w:numId w:val="16"/>
         </w:numPr>
-      </w:pPr>
-      <w:r>
-        <w:t xml:space="preserve">Total complaints </w:t>
+        <w:rPr>
+          <w:b/>
+          <w:bCs/>
+        </w:rPr>
+      </w:pPr>
+      <w:r>
+        <w:rPr>
+          <w:b/>
+          <w:bCs/>
+        </w:rPr>
+        <w:t>Medium</w:t>
       </w:r>
     </w:p>
     <w:p>
       <w:pPr>
         <w:numPr>
           <w:ilvl w:val="0"/>
-          <w:numId w:val="3"/>
+          <w:numId w:val="16"/>
         </w:numPr>
-      </w:pPr>
-      <w:r>
-        <w:t xml:space="preserve">Critical complaints </w:t>
+        <w:rPr>
+          <w:b/>
+          <w:bCs/>
+        </w:rPr>
+      </w:pPr>
+      <w:r>
+        <w:rPr>
+          <w:b/>
+          <w:bCs/>
+        </w:rPr>
+        <w:t>High</w:t>
       </w:r>
     </w:p>
     <w:p>
       <w:pPr>
         <w:numPr>
           <w:ilvl w:val="0"/>
-          <w:numId w:val="3"/>
+          <w:numId w:val="16"/>
         </w:numPr>
-      </w:pPr>
-      <w:r>
+        <w:rPr>
+          <w:b/>
+          <w:bCs/>
+        </w:rPr>
+      </w:pPr>
+      <w:r>
+        <w:rPr>
+          <w:b/>
+          <w:bCs/>
+        </w:rPr>
+        <w:t>Critical</w:t>
+      </w:r>
+    </w:p>
+    <w:p>
+      <w:pPr>
+        <w:rPr>
+          <w:b/>
+          <w:bCs/>
+        </w:rPr>
+      </w:pPr>
+      <w:r>
+        <w:rPr>
+          <w:b/>
+          <w:bCs/>
+        </w:rPr>
+        <w:t>Critical complaints automatically generate alerts to ensure faster government response.</w:t>
+      </w:r>
+    </w:p>
+    <w:p>
+      <w:pPr>
+        <w:rPr>
+          <w:b/>
+          <w:bCs/>
+        </w:rPr>
+      </w:pPr>
+      <w:r>
+        <w:rPr>
+          <w:b/>
+          <w:bCs/>
+        </w:rPr>
         <w:lastRenderedPageBreak/>
-        <w:t xml:space="preserve">Duplicate complaints </w:t>
+        <w:pict w14:anchorId="58233A98">
+          <v:rect id="_x0000_i1339" style="width:0;height:1.5pt" o:hralign="center" o:hrstd="t" o:hr="t" fillcolor="#a0a0a0" stroked="f"/>
+        </w:pict>
+      </w:r>
+    </w:p>
+    <w:p>
+      <w:pPr>
+        <w:rPr>
+          <w:b/>
+          <w:bCs/>
+        </w:rPr>
+      </w:pPr>
+      <w:r>
+        <w:rPr>
+          <w:b/>
+          <w:bCs/>
+        </w:rPr>
+        <w:t>Geo-Location Based Complaint Mapping</w:t>
+      </w:r>
+    </w:p>
+    <w:p>
+      <w:pPr>
+        <w:rPr>
+          <w:b/>
+          <w:bCs/>
+        </w:rPr>
+      </w:pPr>
+      <w:r>
+        <w:rPr>
+          <w:b/>
+          <w:bCs/>
+        </w:rPr>
+        <w:t>Every complaint is associated with accurate geographical coordinates.</w:t>
+      </w:r>
+    </w:p>
+    <w:p>
+      <w:pPr>
+        <w:rPr>
+          <w:b/>
+          <w:bCs/>
+        </w:rPr>
+      </w:pPr>
+      <w:r>
+        <w:rPr>
+          <w:b/>
+          <w:bCs/>
+        </w:rPr>
+        <w:t>Administrators can visualize complaints on an interactive Google Map to identify frequently affected areas and efficiently allocate resources.</w:t>
+      </w:r>
+    </w:p>
+    <w:p>
+      <w:pPr>
+        <w:rPr>
+          <w:b/>
+          <w:bCs/>
+        </w:rPr>
+      </w:pPr>
+      <w:r>
+        <w:rPr>
+          <w:b/>
+          <w:bCs/>
+        </w:rPr>
+        <w:pict w14:anchorId="5A8BC890">
+          <v:rect id="_x0000_i1340" style="width:0;height:1.5pt" o:hralign="center" o:hrstd="t" o:hr="t" fillcolor="#a0a0a0" stroked="f"/>
+        </w:pict>
+      </w:r>
+    </w:p>
+    <w:p>
+      <w:pPr>
+        <w:rPr>
+          <w:b/>
+          <w:bCs/>
+        </w:rPr>
+      </w:pPr>
+      <w:r>
+        <w:rPr>
+          <w:b/>
+          <w:bCs/>
+        </w:rPr>
+        <w:t>Real-Time Complaint Tracking</w:t>
+      </w:r>
+    </w:p>
+    <w:p>
+      <w:pPr>
+        <w:rPr>
+          <w:b/>
+          <w:bCs/>
+        </w:rPr>
+      </w:pPr>
+      <w:r>
+        <w:rPr>
+          <w:b/>
+          <w:bCs/>
+        </w:rPr>
+        <w:t>Citizens can monitor the progress of their complaints from submission to final resolution through live status updates.</w:t>
+      </w:r>
+    </w:p>
+    <w:p>
+      <w:pPr>
+        <w:rPr>
+          <w:b/>
+          <w:bCs/>
+        </w:rPr>
+      </w:pPr>
+      <w:r>
+        <w:rPr>
+          <w:b/>
+          <w:bCs/>
+        </w:rPr>
+        <w:pict w14:anchorId="3F9A1301">
+          <v:rect id="_x0000_i1341" style="width:0;height:1.5pt" o:hralign="center" o:hrstd="t" o:hr="t" fillcolor="#a0a0a0" stroked="f"/>
+        </w:pict>
+      </w:r>
+    </w:p>
+    <w:p>
+      <w:pPr>
+        <w:rPr>
+          <w:b/>
+          <w:bCs/>
+        </w:rPr>
+      </w:pPr>
+      <w:r>
+        <w:rPr>
+          <w:b/>
+          <w:bCs/>
+        </w:rPr>
+        <w:t>Live Notifications</w:t>
+      </w:r>
+    </w:p>
+    <w:p>
+      <w:pPr>
+        <w:rPr>
+          <w:b/>
+          <w:bCs/>
+        </w:rPr>
+      </w:pPr>
+      <w:r>
+        <w:rPr>
+          <w:b/>
+          <w:bCs/>
+        </w:rPr>
+        <w:t>Whenever a complaint is submitted or its status changes, the platform instantly updates the dashboards of citizens, officers, and administrators using real-time communication technology.</w:t>
+      </w:r>
+    </w:p>
+    <w:p>
+      <w:pPr>
+        <w:rPr>
+          <w:b/>
+          <w:bCs/>
+        </w:rPr>
+      </w:pPr>
+      <w:r>
+        <w:rPr>
+          <w:b/>
+          <w:bCs/>
+        </w:rPr>
+        <w:pict w14:anchorId="14D7ED46">
+          <v:rect id="_x0000_i1342" style="width:0;height:1.5pt" o:hralign="center" o:hrstd="t" o:hr="t" fillcolor="#a0a0a0" stroked="f"/>
+        </w:pict>
+      </w:r>
+    </w:p>
+    <w:p>
+      <w:pPr>
+        <w:rPr>
+          <w:b/>
+          <w:bCs/>
+        </w:rPr>
+      </w:pPr>
+      <w:r>
+        <w:rPr>
+          <w:b/>
+          <w:bCs/>
+        </w:rPr>
+        <w:t>Interactive Dashboard</w:t>
+      </w:r>
+    </w:p>
+    <w:p>
+      <w:pPr>
+        <w:rPr>
+          <w:b/>
+          <w:bCs/>
+        </w:rPr>
+      </w:pPr>
+      <w:r>
+        <w:rPr>
+          <w:b/>
+          <w:bCs/>
+        </w:rPr>
+        <w:t>Separate dashboards are provided for Citizens, Officers, and Administrators.</w:t>
+      </w:r>
+    </w:p>
+    <w:p>
+      <w:pPr>
+        <w:rPr>
+          <w:b/>
+          <w:bCs/>
+        </w:rPr>
+      </w:pPr>
+      <w:r>
+        <w:rPr>
+          <w:b/>
+          <w:bCs/>
+        </w:rPr>
+        <w:t>The dashboards display:</w:t>
       </w:r>
     </w:p>
     <w:p>
       <w:pPr>
         <w:numPr>
           <w:ilvl w:val="0"/>
-          <w:numId w:val="3"/>
+          <w:numId w:val="17"/>
         </w:numPr>
-      </w:pPr>
-      <w:r>
-        <w:t xml:space="preserve">Department-wise complaint distribution </w:t>
+        <w:rPr>
+          <w:b/>
+          <w:bCs/>
+        </w:rPr>
+      </w:pPr>
+      <w:r>
+        <w:rPr>
+          <w:b/>
+          <w:bCs/>
+        </w:rPr>
+        <w:t>Total complaints</w:t>
       </w:r>
     </w:p>
     <w:p>
       <w:pPr>
         <w:numPr>
           <w:ilvl w:val="0"/>
-          <w:numId w:val="3"/>
+          <w:numId w:val="17"/>
         </w:numPr>
-      </w:pPr>
-      <w:r>
-        <w:t xml:space="preserve">Risk statistics </w:t>
+        <w:rPr>
+          <w:b/>
+          <w:bCs/>
+        </w:rPr>
+      </w:pPr>
+      <w:r>
+        <w:rPr>
+          <w:b/>
+          <w:bCs/>
+        </w:rPr>
+        <w:t>Pending complaints</w:t>
       </w:r>
     </w:p>
     <w:p>
       <w:pPr>
         <w:numPr>
           <w:ilvl w:val="0"/>
-          <w:numId w:val="3"/>
+          <w:numId w:val="17"/>
         </w:numPr>
-      </w:pPr>
-      <w:r>
-        <w:t xml:space="preserve">Complaint trends </w:t>
-      </w:r>
-    </w:p>
-    <w:p>
-      <w:r>
-        <w:t>These insights assist administrators in monitoring overall system performance.</w:t>
-      </w:r>
-    </w:p>
-    <w:p>
-      <w:r>
-        <w:pict w14:anchorId="6E3B345F">
-          <v:rect id="_x0000_i1035" style="width:0;height:1.5pt" o:hralign="center" o:hrstd="t" o:hr="t" fillcolor="#a0a0a0" stroked="f"/>
-        </w:pict>
-      </w:r>
-    </w:p>
-    <w:p>
-      <w:pPr>
-        <w:rPr>
-          <w:b/>
-          <w:bCs/>
-        </w:rPr>
-      </w:pPr>
-      <w:r>
-        <w:rPr>
-          <w:b/>
-          <w:bCs/>
-        </w:rPr>
-        <w:t>AI Chat Assistant</w:t>
-      </w:r>
-    </w:p>
-    <w:p>
-      <w:r>
-        <w:t>An integrated AI assistant helps citizens understand complaint procedures, civic responsibilities, and platform usage by providing accurate and instant responses to user queries.</w:t>
-      </w:r>
-    </w:p>
-    <w:p>
-      <w:r>
-        <w:pict w14:anchorId="70550CDB">
-          <v:rect id="_x0000_i1036" style="width:0;height:1.5pt" o:hralign="center" o:hrstd="t" o:hr="t" fillcolor="#a0a0a0" stroked="f"/>
-        </w:pict>
-      </w:r>
-    </w:p>
-    <w:p>
-      <w:pPr>
-        <w:rPr>
-          <w:b/>
-          <w:bCs/>
-        </w:rPr>
-      </w:pPr>
-      <w:r>
-        <w:rPr>
-          <w:b/>
-          <w:bCs/>
-        </w:rPr>
-        <w:t>Secure Authentication</w:t>
-      </w:r>
-    </w:p>
-    <w:p>
-      <w:r>
-        <w:t>The platform implements secure user authentication with role-based access control to ensure that citizens, officers, and administrators can only access functionalities relevant to their responsibilities.</w:t>
-      </w:r>
-    </w:p>
-    <w:p>
-      <w:r>
-        <w:pict w14:anchorId="09DB2094">
-          <v:rect id="_x0000_i1037" style="width:0;height:1.5pt" o:hralign="center" o:hrstd="t" o:hr="t" fillcolor="#a0a0a0" stroked="f"/>
-        </w:pict>
-      </w:r>
-    </w:p>
-    <w:p>
-      <w:pPr>
-        <w:rPr>
-          <w:b/>
-          <w:bCs/>
-        </w:rPr>
-      </w:pPr>
-      <w:r>
-        <w:rPr>
-          <w:b/>
-          <w:bCs/>
-        </w:rPr>
-        <w:t>4. Technologies Used</w:t>
-      </w:r>
-    </w:p>
-    <w:p>
-      <w:pPr>
-        <w:rPr>
-          <w:b/>
-          <w:bCs/>
-        </w:rPr>
-      </w:pPr>
-      <w:r>
-        <w:rPr>
-          <w:b/>
-          <w:bCs/>
-        </w:rPr>
-        <w:t>Frontend</w:t>
+        <w:rPr>
+          <w:b/>
+          <w:bCs/>
+        </w:rPr>
+      </w:pPr>
+      <w:r>
+        <w:rPr>
+          <w:b/>
+          <w:bCs/>
+        </w:rPr>
+        <w:t>Resolved complaints</w:t>
       </w:r>
     </w:p>
     <w:p>
       <w:pPr>
         <w:numPr>
           <w:ilvl w:val="0"/>
-          <w:numId w:val="4"/>
+          <w:numId w:val="17"/>
         </w:numPr>
-      </w:pPr>
-      <w:r>
-        <w:t xml:space="preserve">HTML5 </w:t>
+        <w:rPr>
+          <w:b/>
+          <w:bCs/>
+        </w:rPr>
+      </w:pPr>
+      <w:r>
+        <w:rPr>
+          <w:b/>
+          <w:bCs/>
+        </w:rPr>
+        <w:t>Critical complaints</w:t>
       </w:r>
     </w:p>
     <w:p>
       <w:pPr>
         <w:numPr>
           <w:ilvl w:val="0"/>
-          <w:numId w:val="4"/>
+          <w:numId w:val="17"/>
         </w:numPr>
-      </w:pPr>
-      <w:r>
-        <w:t xml:space="preserve">CSS3 </w:t>
+        <w:rPr>
+          <w:b/>
+          <w:bCs/>
+        </w:rPr>
+      </w:pPr>
+      <w:r>
+        <w:rPr>
+          <w:b/>
+          <w:bCs/>
+        </w:rPr>
+        <w:t>Duplicate complaints</w:t>
       </w:r>
     </w:p>
     <w:p>
       <w:pPr>
         <w:numPr>
           <w:ilvl w:val="0"/>
-          <w:numId w:val="4"/>
+          <w:numId w:val="17"/>
         </w:numPr>
-      </w:pPr>
-      <w:r>
-        <w:t xml:space="preserve">JavaScript (ES6) </w:t>
-      </w:r>
-    </w:p>
-    <w:p>
-      <w:r>
-        <w:pict w14:anchorId="367D7A59">
-          <v:rect id="_x0000_i1038" style="width:0;height:1.5pt" o:hralign="center" o:hrstd="t" o:hr="t" fillcolor="#a0a0a0" stroked="f"/>
-        </w:pict>
-      </w:r>
-    </w:p>
-    <w:p>
-      <w:pPr>
-        <w:rPr>
-          <w:b/>
-          <w:bCs/>
-        </w:rPr>
-      </w:pPr>
-      <w:r>
-        <w:rPr>
-          <w:b/>
-          <w:bCs/>
-        </w:rPr>
-        <w:t>Backend</w:t>
+        <w:rPr>
+          <w:b/>
+          <w:bCs/>
+        </w:rPr>
+      </w:pPr>
+      <w:r>
+        <w:rPr>
+          <w:b/>
+          <w:bCs/>
+        </w:rPr>
+        <w:t>Department-wise complaint statistics</w:t>
       </w:r>
     </w:p>
     <w:p>
       <w:pPr>
         <w:numPr>
           <w:ilvl w:val="0"/>
-          <w:numId w:val="5"/>
+          <w:numId w:val="17"/>
         </w:numPr>
-      </w:pPr>
-      <w:r>
-        <w:t xml:space="preserve">Node.js </w:t>
+        <w:rPr>
+          <w:b/>
+          <w:bCs/>
+        </w:rPr>
+      </w:pPr>
+      <w:r>
+        <w:rPr>
+          <w:b/>
+          <w:bCs/>
+        </w:rPr>
+        <w:t>Complaint trends</w:t>
       </w:r>
     </w:p>
     <w:p>
       <w:pPr>
         <w:numPr>
           <w:ilvl w:val="0"/>
-          <w:numId w:val="5"/>
+          <w:numId w:val="17"/>
         </w:numPr>
-      </w:pPr>
-      <w:r>
-        <w:t xml:space="preserve">Express.js </w:t>
-      </w:r>
-    </w:p>
-    <w:p>
-      <w:r>
-        <w:pict w14:anchorId="06CB8519">
-          <v:rect id="_x0000_i1039" style="width:0;height:1.5pt" o:hralign="center" o:hrstd="t" o:hr="t" fillcolor="#a0a0a0" stroked="f"/>
-        </w:pict>
-      </w:r>
-    </w:p>
-    <w:p>
-      <w:pPr>
-        <w:rPr>
-          <w:b/>
-          <w:bCs/>
-        </w:rPr>
-      </w:pPr>
-      <w:r>
-        <w:rPr>
-          <w:b/>
-          <w:bCs/>
-        </w:rPr>
-        <w:t>Database</w:t>
+        <w:rPr>
+          <w:b/>
+          <w:bCs/>
+        </w:rPr>
+      </w:pPr>
+      <w:r>
+        <w:rPr>
+          <w:b/>
+          <w:bCs/>
+        </w:rPr>
+        <w:t>Live complaint map</w:t>
       </w:r>
     </w:p>
     <w:p>
       <w:pPr>
         <w:numPr>
           <w:ilvl w:val="0"/>
-          <w:numId w:val="6"/>
+          <w:numId w:val="17"/>
         </w:numPr>
-      </w:pPr>
-      <w:r>
-        <w:t xml:space="preserve">MongoDB </w:t>
+        <w:rPr>
+          <w:b/>
+          <w:bCs/>
+        </w:rPr>
+      </w:pPr>
+      <w:r>
+        <w:rPr>
+          <w:b/>
+          <w:bCs/>
+        </w:rPr>
+        <w:t>Performance reports</w:t>
+      </w:r>
+    </w:p>
+    <w:p>
+      <w:pPr>
+        <w:rPr>
+          <w:b/>
+          <w:bCs/>
+        </w:rPr>
+      </w:pPr>
+      <w:r>
+        <w:rPr>
+          <w:b/>
+          <w:bCs/>
+        </w:rPr>
+        <w:pict w14:anchorId="3AB65D16">
+          <v:rect id="_x0000_i1343" style="width:0;height:1.5pt" o:hralign="center" o:hrstd="t" o:hr="t" fillcolor="#a0a0a0" stroked="f"/>
+        </w:pict>
+      </w:r>
+    </w:p>
+    <w:p>
+      <w:pPr>
+        <w:rPr>
+          <w:b/>
+          <w:bCs/>
+        </w:rPr>
+      </w:pPr>
+      <w:r>
+        <w:rPr>
+          <w:b/>
+          <w:bCs/>
+        </w:rPr>
+        <w:t>AI Chat Assistant</w:t>
+      </w:r>
+    </w:p>
+    <w:p>
+      <w:pPr>
+        <w:rPr>
+          <w:b/>
+          <w:bCs/>
+        </w:rPr>
+      </w:pPr>
+      <w:r>
+        <w:rPr>
+          <w:b/>
+          <w:bCs/>
+        </w:rPr>
+        <w:lastRenderedPageBreak/>
+        <w:t>An AI-powered chatbot helps users understand complaint procedures, platform functionality, and frequently asked questions by providing instant responses.</w:t>
+      </w:r>
+    </w:p>
+    <w:p>
+      <w:pPr>
+        <w:rPr>
+          <w:b/>
+          <w:bCs/>
+        </w:rPr>
+      </w:pPr>
+      <w:r>
+        <w:rPr>
+          <w:b/>
+          <w:bCs/>
+        </w:rPr>
+        <w:pict w14:anchorId="011DF9DA">
+          <v:rect id="_x0000_i1344" style="width:0;height:1.5pt" o:hralign="center" o:hrstd="t" o:hr="t" fillcolor="#a0a0a0" stroked="f"/>
+        </w:pict>
+      </w:r>
+    </w:p>
+    <w:p>
+      <w:pPr>
+        <w:rPr>
+          <w:b/>
+          <w:bCs/>
+        </w:rPr>
+      </w:pPr>
+      <w:r>
+        <w:rPr>
+          <w:b/>
+          <w:bCs/>
+        </w:rPr>
+        <w:t>4. User Roles</w:t>
+      </w:r>
+    </w:p>
+    <w:p>
+      <w:pPr>
+        <w:rPr>
+          <w:b/>
+          <w:bCs/>
+        </w:rPr>
+      </w:pPr>
+      <w:r>
+        <w:rPr>
+          <w:b/>
+          <w:bCs/>
+        </w:rPr>
+        <w:t>Citizen</w:t>
       </w:r>
     </w:p>
     <w:p>
       <w:pPr>
         <w:numPr>
           <w:ilvl w:val="0"/>
-          <w:numId w:val="6"/>
+          <w:numId w:val="18"/>
         </w:numPr>
-      </w:pPr>
-      <w:r>
-        <w:t xml:space="preserve">Mongoose ODM </w:t>
-      </w:r>
-    </w:p>
-    <w:p>
-      <w:r>
-        <w:lastRenderedPageBreak/>
-        <w:pict w14:anchorId="48BDBE9D">
-          <v:rect id="_x0000_i1040" style="width:0;height:1.5pt" o:hralign="center" o:hrstd="t" o:hr="t" fillcolor="#a0a0a0" stroked="f"/>
-        </w:pict>
-      </w:r>
-    </w:p>
-    <w:p>
-      <w:pPr>
-        <w:rPr>
-          <w:b/>
-          <w:bCs/>
-        </w:rPr>
-      </w:pPr>
-      <w:r>
-        <w:rPr>
-          <w:b/>
-          <w:bCs/>
-        </w:rPr>
-        <w:t>Authentication &amp; Security</w:t>
+        <w:rPr>
+          <w:b/>
+          <w:bCs/>
+        </w:rPr>
+      </w:pPr>
+      <w:r>
+        <w:rPr>
+          <w:b/>
+          <w:bCs/>
+        </w:rPr>
+        <w:t>Register through the platform.</w:t>
       </w:r>
     </w:p>
     <w:p>
       <w:pPr>
         <w:numPr>
           <w:ilvl w:val="0"/>
-          <w:numId w:val="7"/>
+          <w:numId w:val="18"/>
         </w:numPr>
-      </w:pPr>
-      <w:r>
-        <w:t xml:space="preserve">JSON Web Token (JWT) </w:t>
+        <w:rPr>
+          <w:b/>
+          <w:bCs/>
+        </w:rPr>
+      </w:pPr>
+      <w:r>
+        <w:rPr>
+          <w:b/>
+          <w:bCs/>
+        </w:rPr>
+        <w:t>Login securely.</w:t>
       </w:r>
     </w:p>
     <w:p>
       <w:pPr>
         <w:numPr>
           <w:ilvl w:val="0"/>
-          <w:numId w:val="7"/>
+          <w:numId w:val="18"/>
         </w:numPr>
-      </w:pPr>
-      <w:r>
-        <w:t xml:space="preserve">Bcrypt Password Encryption </w:t>
-      </w:r>
-    </w:p>
-    <w:p>
-      <w:r>
-        <w:pict w14:anchorId="32465F28">
-          <v:rect id="_x0000_i1041" style="width:0;height:1.5pt" o:hralign="center" o:hrstd="t" o:hr="t" fillcolor="#a0a0a0" stroked="f"/>
-        </w:pict>
-      </w:r>
-    </w:p>
-    <w:p>
-      <w:pPr>
-        <w:rPr>
-          <w:b/>
-          <w:bCs/>
-        </w:rPr>
-      </w:pPr>
-      <w:r>
-        <w:rPr>
-          <w:b/>
-          <w:bCs/>
-        </w:rPr>
-        <w:t>Real-Time Communication</w:t>
+        <w:rPr>
+          <w:b/>
+          <w:bCs/>
+        </w:rPr>
+      </w:pPr>
+      <w:r>
+        <w:rPr>
+          <w:b/>
+          <w:bCs/>
+        </w:rPr>
+        <w:t>Submit complaints.</w:t>
       </w:r>
     </w:p>
     <w:p>
       <w:pPr>
         <w:numPr>
           <w:ilvl w:val="0"/>
-          <w:numId w:val="8"/>
+          <w:numId w:val="18"/>
         </w:numPr>
-      </w:pPr>
-      <w:r>
-        <w:t xml:space="preserve">Socket.IO </w:t>
-      </w:r>
-    </w:p>
-    <w:p>
-      <w:r>
-        <w:pict w14:anchorId="50BD5E5E">
-          <v:rect id="_x0000_i1042" style="width:0;height:1.5pt" o:hralign="center" o:hrstd="t" o:hr="t" fillcolor="#a0a0a0" stroked="f"/>
-        </w:pict>
-      </w:r>
-    </w:p>
-    <w:p>
-      <w:pPr>
-        <w:rPr>
-          <w:b/>
-          <w:bCs/>
-        </w:rPr>
-      </w:pPr>
-      <w:r>
-        <w:rPr>
-          <w:b/>
-          <w:bCs/>
-        </w:rPr>
-        <w:t>Artificial Intelligence</w:t>
+        <w:rPr>
+          <w:b/>
+          <w:bCs/>
+        </w:rPr>
+      </w:pPr>
+      <w:r>
+        <w:rPr>
+          <w:b/>
+          <w:bCs/>
+        </w:rPr>
+        <w:t>Upload complaint images.</w:t>
       </w:r>
     </w:p>
     <w:p>
       <w:pPr>
         <w:numPr>
           <w:ilvl w:val="0"/>
-          <w:numId w:val="9"/>
+          <w:numId w:val="18"/>
         </w:numPr>
-      </w:pPr>
-      <w:r>
-        <w:t xml:space="preserve">Google Gemini AI </w:t>
+        <w:rPr>
+          <w:b/>
+          <w:bCs/>
+        </w:rPr>
+      </w:pPr>
+      <w:r>
+        <w:rPr>
+          <w:b/>
+          <w:bCs/>
+        </w:rPr>
+        <w:t>Share live location.</w:t>
       </w:r>
     </w:p>
     <w:p>
       <w:pPr>
         <w:numPr>
           <w:ilvl w:val="0"/>
-          <w:numId w:val="9"/>
+          <w:numId w:val="18"/>
         </w:numPr>
-      </w:pPr>
-      <w:r>
-        <w:t xml:space="preserve">Sentiment Analysis </w:t>
+        <w:rPr>
+          <w:b/>
+          <w:bCs/>
+        </w:rPr>
+      </w:pPr>
+      <w:r>
+        <w:rPr>
+          <w:b/>
+          <w:bCs/>
+        </w:rPr>
+        <w:t>Track complaint status.</w:t>
       </w:r>
     </w:p>
     <w:p>
       <w:pPr>
         <w:numPr>
           <w:ilvl w:val="0"/>
-          <w:numId w:val="9"/>
+          <w:numId w:val="18"/>
         </w:numPr>
-      </w:pPr>
-      <w:r>
-        <w:t xml:space="preserve">String Similarity Algorithm </w:t>
-      </w:r>
-    </w:p>
-    <w:p>
-      <w:r>
-        <w:pict w14:anchorId="0BDA1804">
-          <v:rect id="_x0000_i1043" style="width:0;height:1.5pt" o:hralign="center" o:hrstd="t" o:hr="t" fillcolor="#a0a0a0" stroked="f"/>
-        </w:pict>
-      </w:r>
-    </w:p>
-    <w:p>
-      <w:pPr>
-        <w:rPr>
-          <w:b/>
-          <w:bCs/>
-        </w:rPr>
-      </w:pPr>
-      <w:r>
-        <w:rPr>
-          <w:b/>
-          <w:bCs/>
-        </w:rPr>
-        <w:t>APIs &amp; Services</w:t>
+        <w:rPr>
+          <w:b/>
+          <w:bCs/>
+        </w:rPr>
+      </w:pPr>
+      <w:r>
+        <w:rPr>
+          <w:b/>
+          <w:bCs/>
+        </w:rPr>
+        <w:t>View complaint history.</w:t>
       </w:r>
     </w:p>
     <w:p>
       <w:pPr>
         <w:numPr>
           <w:ilvl w:val="0"/>
-          <w:numId w:val="10"/>
+          <w:numId w:val="18"/>
         </w:numPr>
-      </w:pPr>
-      <w:r>
-        <w:t xml:space="preserve">REST APIs </w:t>
+        <w:rPr>
+          <w:b/>
+          <w:bCs/>
+        </w:rPr>
+      </w:pPr>
+      <w:r>
+        <w:rPr>
+          <w:b/>
+          <w:bCs/>
+        </w:rPr>
+        <w:t>Interact with the AI chatbot.</w:t>
+      </w:r>
+    </w:p>
+    <w:p>
+      <w:pPr>
+        <w:rPr>
+          <w:b/>
+          <w:bCs/>
+        </w:rPr>
+      </w:pPr>
+      <w:r>
+        <w:rPr>
+          <w:b/>
+          <w:bCs/>
+        </w:rPr>
+        <w:pict w14:anchorId="7606C009">
+          <v:rect id="_x0000_i1345" style="width:0;height:1.5pt" o:hralign="center" o:hrstd="t" o:hr="t" fillcolor="#a0a0a0" stroked="f"/>
+        </w:pict>
+      </w:r>
+    </w:p>
+    <w:p>
+      <w:pPr>
+        <w:rPr>
+          <w:b/>
+          <w:bCs/>
+        </w:rPr>
+      </w:pPr>
+      <w:r>
+        <w:rPr>
+          <w:b/>
+          <w:bCs/>
+        </w:rPr>
+        <w:t>Officer</w:t>
       </w:r>
     </w:p>
     <w:p>
       <w:pPr>
         <w:numPr>
           <w:ilvl w:val="0"/>
-          <w:numId w:val="10"/>
+          <w:numId w:val="19"/>
         </w:numPr>
-      </w:pPr>
-      <w:r>
-        <w:t xml:space="preserve">Google Maps API </w:t>
-      </w:r>
-    </w:p>
-    <w:p>
-      <w:r>
-        <w:pict w14:anchorId="48D7F917">
-          <v:rect id="_x0000_i1044" style="width:0;height:1.5pt" o:hralign="center" o:hrstd="t" o:hr="t" fillcolor="#a0a0a0" stroked="f"/>
-        </w:pict>
-      </w:r>
-    </w:p>
-    <w:p>
-      <w:pPr>
-        <w:rPr>
-          <w:b/>
-          <w:bCs/>
-        </w:rPr>
-      </w:pPr>
-      <w:r>
-        <w:rPr>
-          <w:b/>
-          <w:bCs/>
-        </w:rPr>
-        <w:t>Development Tools</w:t>
+        <w:rPr>
+          <w:b/>
+          <w:bCs/>
+        </w:rPr>
+      </w:pPr>
+      <w:r>
+        <w:rPr>
+          <w:b/>
+          <w:bCs/>
+        </w:rPr>
+        <w:t>Login using administrator-created credentials.</w:t>
       </w:r>
     </w:p>
     <w:p>
       <w:pPr>
         <w:numPr>
           <w:ilvl w:val="0"/>
-          <w:numId w:val="11"/>
+          <w:numId w:val="19"/>
         </w:numPr>
-      </w:pPr>
-      <w:r>
-        <w:t xml:space="preserve">Visual Studio Code </w:t>
+        <w:rPr>
+          <w:b/>
+          <w:bCs/>
+        </w:rPr>
+      </w:pPr>
+      <w:r>
+        <w:rPr>
+          <w:b/>
+          <w:bCs/>
+        </w:rPr>
+        <w:t>View assigned complaints.</w:t>
       </w:r>
     </w:p>
     <w:p>
       <w:pPr>
         <w:numPr>
           <w:ilvl w:val="0"/>
-          <w:numId w:val="11"/>
+          <w:numId w:val="19"/>
         </w:numPr>
-      </w:pPr>
-      <w:r>
-        <w:t xml:space="preserve">Git </w:t>
+        <w:rPr>
+          <w:b/>
+          <w:bCs/>
+        </w:rPr>
+      </w:pPr>
+      <w:r>
+        <w:rPr>
+          <w:b/>
+          <w:bCs/>
+        </w:rPr>
+        <w:t>Update complaint status.</w:t>
       </w:r>
     </w:p>
     <w:p>
       <w:pPr>
         <w:numPr>
           <w:ilvl w:val="0"/>
-          <w:numId w:val="11"/>
+          <w:numId w:val="19"/>
         </w:numPr>
-      </w:pPr>
-      <w:r>
-        <w:t xml:space="preserve">GitHub </w:t>
+        <w:rPr>
+          <w:b/>
+          <w:bCs/>
+        </w:rPr>
+      </w:pPr>
+      <w:r>
+        <w:rPr>
+          <w:b/>
+          <w:bCs/>
+        </w:rPr>
+        <w:t>Resolve complaints.</w:t>
       </w:r>
     </w:p>
     <w:p>
       <w:pPr>
         <w:numPr>
           <w:ilvl w:val="0"/>
-          <w:numId w:val="11"/>
+          <w:numId w:val="19"/>
         </w:numPr>
-      </w:pPr>
-      <w:r>
-        <w:t xml:space="preserve">Postman </w:t>
+        <w:rPr>
+          <w:b/>
+          <w:bCs/>
+        </w:rPr>
+      </w:pPr>
+      <w:r>
+        <w:rPr>
+          <w:b/>
+          <w:bCs/>
+        </w:rPr>
+        <w:t>Monitor departmental workload.</w:t>
+      </w:r>
+    </w:p>
+    <w:p>
+      <w:pPr>
+        <w:rPr>
+          <w:b/>
+          <w:bCs/>
+        </w:rPr>
+      </w:pPr>
+      <w:r>
+        <w:rPr>
+          <w:b/>
+          <w:bCs/>
+        </w:rPr>
+        <w:pict w14:anchorId="7C02210A">
+          <v:rect id="_x0000_i1346" style="width:0;height:1.5pt" o:hralign="center" o:hrstd="t" o:hr="t" fillcolor="#a0a0a0" stroked="f"/>
+        </w:pict>
+      </w:r>
+    </w:p>
+    <w:p>
+      <w:pPr>
+        <w:rPr>
+          <w:b/>
+          <w:bCs/>
+        </w:rPr>
+      </w:pPr>
+      <w:r>
+        <w:rPr>
+          <w:b/>
+          <w:bCs/>
+        </w:rPr>
+        <w:t>Administrator</w:t>
       </w:r>
     </w:p>
     <w:p>
       <w:pPr>
         <w:numPr>
           <w:ilvl w:val="0"/>
-          <w:numId w:val="11"/>
+          <w:numId w:val="20"/>
         </w:numPr>
-      </w:pPr>
-      <w:r>
-        <w:t xml:space="preserve">Nodemon </w:t>
-      </w:r>
-    </w:p>
-    <w:p>
-      <w:r>
-        <w:pict w14:anchorId="207BC492">
-          <v:rect id="_x0000_i1045" style="width:0;height:1.5pt" o:hralign="center" o:hrstd="t" o:hr="t" fillcolor="#a0a0a0" stroked="f"/>
-        </w:pict>
-      </w:r>
-    </w:p>
-    <w:p>
-      <w:pPr>
-        <w:rPr>
-          <w:b/>
-          <w:bCs/>
-        </w:rPr>
-      </w:pPr>
-      <w:r>
-        <w:rPr>
-          <w:b/>
-          <w:bCs/>
-        </w:rPr>
-        <w:t>5. Google Technologies Utilized</w:t>
-      </w:r>
-    </w:p>
-    <w:p>
-      <w:r>
-        <w:t>The Smart Governance Platform leverages multiple Google technologies to provide intelligent automation and enhanced user experience.</w:t>
-      </w:r>
-    </w:p>
-    <w:p>
-      <w:pPr>
-        <w:rPr>
-          <w:b/>
-          <w:bCs/>
-        </w:rPr>
-      </w:pPr>
-      <w:r>
-        <w:rPr>
-          <w:b/>
-          <w:bCs/>
-        </w:rPr>
-        <w:t>Google Gemini AI</w:t>
-      </w:r>
-    </w:p>
-    <w:p>
-      <w:r>
-        <w:lastRenderedPageBreak/>
-        <w:t>Google Gemini AI is integrated into the platform to analyze complaint descriptions and uploaded images. It automatically generates meaningful issue descriptions, assists in understanding civic problems, and powers the AI chatbot for user interactions.</w:t>
-      </w:r>
-    </w:p>
-    <w:p>
-      <w:r>
-        <w:rPr>
-          <w:b/>
-          <w:bCs/>
-        </w:rPr>
-        <w:t>Purpose:</w:t>
+        <w:rPr>
+          <w:b/>
+          <w:bCs/>
+        </w:rPr>
+      </w:pPr>
+      <w:r>
+        <w:rPr>
+          <w:b/>
+          <w:bCs/>
+        </w:rPr>
+        <w:t>Login using administrator-created credentials.</w:t>
       </w:r>
     </w:p>
     <w:p>
       <w:pPr>
         <w:numPr>
           <w:ilvl w:val="0"/>
-          <w:numId w:val="12"/>
+          <w:numId w:val="20"/>
         </w:numPr>
-      </w:pPr>
-      <w:r>
-        <w:t xml:space="preserve">Image understanding </w:t>
+        <w:rPr>
+          <w:b/>
+          <w:bCs/>
+        </w:rPr>
+      </w:pPr>
+      <w:r>
+        <w:rPr>
+          <w:b/>
+          <w:bCs/>
+        </w:rPr>
+        <w:t>Monitor all complaints.</w:t>
       </w:r>
     </w:p>
     <w:p>
       <w:pPr>
         <w:numPr>
           <w:ilvl w:val="0"/>
-          <w:numId w:val="12"/>
+          <w:numId w:val="20"/>
         </w:numPr>
-      </w:pPr>
-      <w:r>
-        <w:t xml:space="preserve">Complaint interpretation </w:t>
+        <w:rPr>
+          <w:b/>
+          <w:bCs/>
+        </w:rPr>
+      </w:pPr>
+      <w:r>
+        <w:rPr>
+          <w:b/>
+          <w:bCs/>
+        </w:rPr>
+        <w:t>View dashboards and analytics.</w:t>
       </w:r>
     </w:p>
     <w:p>
       <w:pPr>
         <w:numPr>
           <w:ilvl w:val="0"/>
-          <w:numId w:val="12"/>
+          <w:numId w:val="20"/>
         </w:numPr>
-      </w:pPr>
-      <w:r>
-        <w:t xml:space="preserve">AI-generated descriptions </w:t>
+        <w:rPr>
+          <w:b/>
+          <w:bCs/>
+        </w:rPr>
+      </w:pPr>
+      <w:r>
+        <w:rPr>
+          <w:b/>
+          <w:bCs/>
+        </w:rPr>
+        <w:t>Track live complaint locations.</w:t>
       </w:r>
     </w:p>
     <w:p>
       <w:pPr>
         <w:numPr>
           <w:ilvl w:val="0"/>
-          <w:numId w:val="12"/>
+          <w:numId w:val="20"/>
         </w:numPr>
-      </w:pPr>
-      <w:r>
-        <w:t xml:space="preserve">Conversational assistance </w:t>
-      </w:r>
-    </w:p>
-    <w:p>
-      <w:r>
-        <w:pict w14:anchorId="4730C704">
-          <v:rect id="_x0000_i1046" style="width:0;height:1.5pt" o:hralign="center" o:hrstd="t" o:hr="t" fillcolor="#a0a0a0" stroked="f"/>
-        </w:pict>
-      </w:r>
-    </w:p>
-    <w:p>
-      <w:pPr>
-        <w:rPr>
-          <w:b/>
-          <w:bCs/>
-        </w:rPr>
-      </w:pPr>
-      <w:r>
-        <w:rPr>
-          <w:b/>
-          <w:bCs/>
-        </w:rPr>
-        <w:t>Google Maps Platform</w:t>
-      </w:r>
-    </w:p>
-    <w:p>
-      <w:r>
-        <w:t>Google Maps is used to capture and visualize complaint locations, enabling administrators to monitor geographical distribution of civic issues and identify problem hotspots across different areas.</w:t>
-      </w:r>
-    </w:p>
-    <w:p>
-      <w:r>
-        <w:rPr>
-          <w:b/>
-          <w:bCs/>
-        </w:rPr>
-        <w:t>Purpose:</w:t>
+        <w:rPr>
+          <w:b/>
+          <w:bCs/>
+        </w:rPr>
+      </w:pPr>
+      <w:r>
+        <w:rPr>
+          <w:b/>
+          <w:bCs/>
+        </w:rPr>
+        <w:t>Monitor duplicate complaints.</w:t>
       </w:r>
     </w:p>
     <w:p>
       <w:pPr>
         <w:numPr>
           <w:ilvl w:val="0"/>
-          <w:numId w:val="13"/>
+          <w:numId w:val="20"/>
         </w:numPr>
-      </w:pPr>
-      <w:r>
-        <w:t xml:space="preserve">Location selection </w:t>
+        <w:rPr>
+          <w:b/>
+          <w:bCs/>
+        </w:rPr>
+      </w:pPr>
+      <w:r>
+        <w:rPr>
+          <w:b/>
+          <w:bCs/>
+        </w:rPr>
+        <w:t>View department performance.</w:t>
       </w:r>
     </w:p>
     <w:p>
       <w:pPr>
         <w:numPr>
           <w:ilvl w:val="0"/>
-          <w:numId w:val="13"/>
+          <w:numId w:val="20"/>
         </w:numPr>
-      </w:pPr>
-      <w:r>
-        <w:t xml:space="preserve">Complaint mapping </w:t>
+        <w:rPr>
+          <w:b/>
+          <w:bCs/>
+        </w:rPr>
+      </w:pPr>
+      <w:r>
+        <w:rPr>
+          <w:b/>
+          <w:bCs/>
+        </w:rPr>
+        <w:lastRenderedPageBreak/>
+        <w:t>Analyze complaint statistics.</w:t>
       </w:r>
     </w:p>
     <w:p>
       <w:pPr>
         <w:numPr>
           <w:ilvl w:val="0"/>
-          <w:numId w:val="13"/>
+          <w:numId w:val="20"/>
         </w:numPr>
-      </w:pPr>
-      <w:r>
-        <w:t xml:space="preserve">Heat map visualization </w:t>
+        <w:rPr>
+          <w:b/>
+          <w:bCs/>
+        </w:rPr>
+      </w:pPr>
+      <w:r>
+        <w:rPr>
+          <w:b/>
+          <w:bCs/>
+        </w:rPr>
+        <w:t>Manage overall platform operations.</w:t>
+      </w:r>
+    </w:p>
+    <w:p>
+      <w:pPr>
+        <w:rPr>
+          <w:b/>
+          <w:bCs/>
+        </w:rPr>
+      </w:pPr>
+      <w:r>
+        <w:rPr>
+          <w:b/>
+          <w:bCs/>
+        </w:rPr>
+        <w:pict w14:anchorId="78BA671A">
+          <v:rect id="_x0000_i1347" style="width:0;height:1.5pt" o:hralign="center" o:hrstd="t" o:hr="t" fillcolor="#a0a0a0" stroked="f"/>
+        </w:pict>
+      </w:r>
+    </w:p>
+    <w:p>
+      <w:pPr>
+        <w:rPr>
+          <w:b/>
+          <w:bCs/>
+        </w:rPr>
+      </w:pPr>
+      <w:r>
+        <w:rPr>
+          <w:b/>
+          <w:bCs/>
+        </w:rPr>
+        <w:t>5. Technologies Used</w:t>
+      </w:r>
+    </w:p>
+    <w:p>
+      <w:pPr>
+        <w:rPr>
+          <w:b/>
+          <w:bCs/>
+        </w:rPr>
+      </w:pPr>
+      <w:r>
+        <w:rPr>
+          <w:b/>
+          <w:bCs/>
+        </w:rPr>
+        <w:t>Frontend</w:t>
       </w:r>
     </w:p>
     <w:p>
       <w:pPr>
         <w:numPr>
           <w:ilvl w:val="0"/>
-          <w:numId w:val="13"/>
+          <w:numId w:val="21"/>
         </w:numPr>
-      </w:pPr>
-      <w:r>
-        <w:t xml:space="preserve">Geographic analysis </w:t>
-      </w:r>
-    </w:p>
-    <w:p>
-      <w:r>
-        <w:pict w14:anchorId="354FC436">
-          <v:rect id="_x0000_i1047" style="width:0;height:1.5pt" o:hralign="center" o:hrstd="t" o:hr="t" fillcolor="#a0a0a0" stroked="f"/>
+        <w:rPr>
+          <w:b/>
+          <w:bCs/>
+        </w:rPr>
+      </w:pPr>
+      <w:r>
+        <w:rPr>
+          <w:b/>
+          <w:bCs/>
+        </w:rPr>
+        <w:t>HTML5</w:t>
+      </w:r>
+    </w:p>
+    <w:p>
+      <w:pPr>
+        <w:numPr>
+          <w:ilvl w:val="0"/>
+          <w:numId w:val="21"/>
+        </w:numPr>
+        <w:rPr>
+          <w:b/>
+          <w:bCs/>
+        </w:rPr>
+      </w:pPr>
+      <w:r>
+        <w:rPr>
+          <w:b/>
+          <w:bCs/>
+        </w:rPr>
+        <w:t>CSS3</w:t>
+      </w:r>
+    </w:p>
+    <w:p>
+      <w:pPr>
+        <w:numPr>
+          <w:ilvl w:val="0"/>
+          <w:numId w:val="21"/>
+        </w:numPr>
+        <w:rPr>
+          <w:b/>
+          <w:bCs/>
+        </w:rPr>
+      </w:pPr>
+      <w:r>
+        <w:rPr>
+          <w:b/>
+          <w:bCs/>
+        </w:rPr>
+        <w:t>JavaScript (ES6)</w:t>
+      </w:r>
+    </w:p>
+    <w:p>
+      <w:pPr>
+        <w:rPr>
+          <w:b/>
+          <w:bCs/>
+        </w:rPr>
+      </w:pPr>
+      <w:r>
+        <w:rPr>
+          <w:b/>
+          <w:bCs/>
+        </w:rPr>
+        <w:pict w14:anchorId="221254FF">
+          <v:rect id="_x0000_i1348" style="width:0;height:1.5pt" o:hralign="center" o:hrstd="t" o:hr="t" fillcolor="#a0a0a0" stroked="f"/>
         </w:pict>
       </w:r>
     </w:p>
@@ -1244,18 +2043,965 @@
           <w:b/>
           <w:bCs/>
         </w:rPr>
+        <w:t>Backend</w:t>
+      </w:r>
+    </w:p>
+    <w:p>
+      <w:pPr>
+        <w:numPr>
+          <w:ilvl w:val="0"/>
+          <w:numId w:val="22"/>
+        </w:numPr>
+        <w:rPr>
+          <w:b/>
+          <w:bCs/>
+        </w:rPr>
+      </w:pPr>
+      <w:r>
+        <w:rPr>
+          <w:b/>
+          <w:bCs/>
+        </w:rPr>
+        <w:t>Node.js</w:t>
+      </w:r>
+    </w:p>
+    <w:p>
+      <w:pPr>
+        <w:numPr>
+          <w:ilvl w:val="0"/>
+          <w:numId w:val="22"/>
+        </w:numPr>
+        <w:rPr>
+          <w:b/>
+          <w:bCs/>
+        </w:rPr>
+      </w:pPr>
+      <w:r>
+        <w:rPr>
+          <w:b/>
+          <w:bCs/>
+        </w:rPr>
+        <w:t>Express.js</w:t>
+      </w:r>
+    </w:p>
+    <w:p>
+      <w:pPr>
+        <w:rPr>
+          <w:b/>
+          <w:bCs/>
+        </w:rPr>
+      </w:pPr>
+      <w:r>
+        <w:rPr>
+          <w:b/>
+          <w:bCs/>
+        </w:rPr>
+        <w:pict w14:anchorId="34537A8D">
+          <v:rect id="_x0000_i1349" style="width:0;height:1.5pt" o:hralign="center" o:hrstd="t" o:hr="t" fillcolor="#a0a0a0" stroked="f"/>
+        </w:pict>
+      </w:r>
+    </w:p>
+    <w:p>
+      <w:pPr>
+        <w:rPr>
+          <w:b/>
+          <w:bCs/>
+        </w:rPr>
+      </w:pPr>
+      <w:r>
+        <w:rPr>
+          <w:b/>
+          <w:bCs/>
+        </w:rPr>
+        <w:t>Database</w:t>
+      </w:r>
+    </w:p>
+    <w:p>
+      <w:pPr>
+        <w:numPr>
+          <w:ilvl w:val="0"/>
+          <w:numId w:val="23"/>
+        </w:numPr>
+        <w:rPr>
+          <w:b/>
+          <w:bCs/>
+        </w:rPr>
+      </w:pPr>
+      <w:r>
+        <w:rPr>
+          <w:b/>
+          <w:bCs/>
+        </w:rPr>
+        <w:t>MongoDB</w:t>
+      </w:r>
+    </w:p>
+    <w:p>
+      <w:pPr>
+        <w:numPr>
+          <w:ilvl w:val="0"/>
+          <w:numId w:val="23"/>
+        </w:numPr>
+        <w:rPr>
+          <w:b/>
+          <w:bCs/>
+        </w:rPr>
+      </w:pPr>
+      <w:r>
+        <w:rPr>
+          <w:b/>
+          <w:bCs/>
+        </w:rPr>
+        <w:t>Mongoose ODM</w:t>
+      </w:r>
+    </w:p>
+    <w:p>
+      <w:pPr>
+        <w:rPr>
+          <w:b/>
+          <w:bCs/>
+        </w:rPr>
+      </w:pPr>
+      <w:r>
+        <w:rPr>
+          <w:b/>
+          <w:bCs/>
+        </w:rPr>
+        <w:pict w14:anchorId="01914ABE">
+          <v:rect id="_x0000_i1350" style="width:0;height:1.5pt" o:hralign="center" o:hrstd="t" o:hr="t" fillcolor="#a0a0a0" stroked="f"/>
+        </w:pict>
+      </w:r>
+    </w:p>
+    <w:p>
+      <w:pPr>
+        <w:rPr>
+          <w:b/>
+          <w:bCs/>
+        </w:rPr>
+      </w:pPr>
+      <w:r>
+        <w:rPr>
+          <w:b/>
+          <w:bCs/>
+        </w:rPr>
+        <w:t>Authentication and Security</w:t>
+      </w:r>
+    </w:p>
+    <w:p>
+      <w:pPr>
+        <w:numPr>
+          <w:ilvl w:val="0"/>
+          <w:numId w:val="24"/>
+        </w:numPr>
+        <w:rPr>
+          <w:b/>
+          <w:bCs/>
+        </w:rPr>
+      </w:pPr>
+      <w:r>
+        <w:rPr>
+          <w:b/>
+          <w:bCs/>
+        </w:rPr>
+        <w:t>JSON Web Token (JWT)</w:t>
+      </w:r>
+    </w:p>
+    <w:p>
+      <w:pPr>
+        <w:numPr>
+          <w:ilvl w:val="0"/>
+          <w:numId w:val="24"/>
+        </w:numPr>
+        <w:rPr>
+          <w:b/>
+          <w:bCs/>
+        </w:rPr>
+      </w:pPr>
+      <w:r>
+        <w:rPr>
+          <w:b/>
+          <w:bCs/>
+        </w:rPr>
+        <w:t>Bcrypt Password Encryption</w:t>
+      </w:r>
+    </w:p>
+    <w:p>
+      <w:pPr>
+        <w:numPr>
+          <w:ilvl w:val="0"/>
+          <w:numId w:val="24"/>
+        </w:numPr>
+        <w:rPr>
+          <w:b/>
+          <w:bCs/>
+        </w:rPr>
+      </w:pPr>
+      <w:r>
+        <w:rPr>
+          <w:b/>
+          <w:bCs/>
+        </w:rPr>
+        <w:t>Role-Based Access Control</w:t>
+      </w:r>
+    </w:p>
+    <w:p>
+      <w:pPr>
+        <w:rPr>
+          <w:b/>
+          <w:bCs/>
+        </w:rPr>
+      </w:pPr>
+      <w:r>
+        <w:rPr>
+          <w:b/>
+          <w:bCs/>
+        </w:rPr>
+        <w:pict w14:anchorId="3DED147E">
+          <v:rect id="_x0000_i1351" style="width:0;height:1.5pt" o:hralign="center" o:hrstd="t" o:hr="t" fillcolor="#a0a0a0" stroked="f"/>
+        </w:pict>
+      </w:r>
+    </w:p>
+    <w:p>
+      <w:pPr>
+        <w:rPr>
+          <w:b/>
+          <w:bCs/>
+        </w:rPr>
+      </w:pPr>
+      <w:r>
+        <w:rPr>
+          <w:b/>
+          <w:bCs/>
+        </w:rPr>
+        <w:t>Artificial Intelligence</w:t>
+      </w:r>
+    </w:p>
+    <w:p>
+      <w:pPr>
+        <w:numPr>
+          <w:ilvl w:val="0"/>
+          <w:numId w:val="25"/>
+        </w:numPr>
+        <w:rPr>
+          <w:b/>
+          <w:bCs/>
+        </w:rPr>
+      </w:pPr>
+      <w:r>
+        <w:rPr>
+          <w:b/>
+          <w:bCs/>
+        </w:rPr>
+        <w:t>Google Gemini AI</w:t>
+      </w:r>
+    </w:p>
+    <w:p>
+      <w:pPr>
+        <w:numPr>
+          <w:ilvl w:val="0"/>
+          <w:numId w:val="25"/>
+        </w:numPr>
+        <w:rPr>
+          <w:b/>
+          <w:bCs/>
+        </w:rPr>
+      </w:pPr>
+      <w:r>
+        <w:rPr>
+          <w:b/>
+          <w:bCs/>
+        </w:rPr>
+        <w:t>Sentiment Analysis</w:t>
+      </w:r>
+    </w:p>
+    <w:p>
+      <w:pPr>
+        <w:numPr>
+          <w:ilvl w:val="0"/>
+          <w:numId w:val="25"/>
+        </w:numPr>
+        <w:rPr>
+          <w:b/>
+          <w:bCs/>
+        </w:rPr>
+      </w:pPr>
+      <w:r>
+        <w:rPr>
+          <w:b/>
+          <w:bCs/>
+        </w:rPr>
+        <w:t>String Similarity Algorithm</w:t>
+      </w:r>
+    </w:p>
+    <w:p>
+      <w:pPr>
+        <w:rPr>
+          <w:b/>
+          <w:bCs/>
+        </w:rPr>
+      </w:pPr>
+      <w:r>
+        <w:rPr>
+          <w:b/>
+          <w:bCs/>
+        </w:rPr>
+        <w:pict w14:anchorId="4B380BD4">
+          <v:rect id="_x0000_i1352" style="width:0;height:1.5pt" o:hralign="center" o:hrstd="t" o:hr="t" fillcolor="#a0a0a0" stroked="f"/>
+        </w:pict>
+      </w:r>
+    </w:p>
+    <w:p>
+      <w:pPr>
+        <w:rPr>
+          <w:b/>
+          <w:bCs/>
+        </w:rPr>
+      </w:pPr>
+      <w:r>
+        <w:rPr>
+          <w:b/>
+          <w:bCs/>
+        </w:rPr>
+        <w:t>Real-Time Communication</w:t>
+      </w:r>
+    </w:p>
+    <w:p>
+      <w:pPr>
+        <w:numPr>
+          <w:ilvl w:val="0"/>
+          <w:numId w:val="26"/>
+        </w:numPr>
+        <w:rPr>
+          <w:b/>
+          <w:bCs/>
+        </w:rPr>
+      </w:pPr>
+      <w:r>
+        <w:rPr>
+          <w:b/>
+          <w:bCs/>
+        </w:rPr>
+        <w:lastRenderedPageBreak/>
+        <w:t>Socket.IO</w:t>
+      </w:r>
+    </w:p>
+    <w:p>
+      <w:pPr>
+        <w:rPr>
+          <w:b/>
+          <w:bCs/>
+        </w:rPr>
+      </w:pPr>
+      <w:r>
+        <w:rPr>
+          <w:b/>
+          <w:bCs/>
+        </w:rPr>
+        <w:pict w14:anchorId="402A9217">
+          <v:rect id="_x0000_i1353" style="width:0;height:1.5pt" o:hralign="center" o:hrstd="t" o:hr="t" fillcolor="#a0a0a0" stroked="f"/>
+        </w:pict>
+      </w:r>
+    </w:p>
+    <w:p>
+      <w:pPr>
+        <w:rPr>
+          <w:b/>
+          <w:bCs/>
+        </w:rPr>
+      </w:pPr>
+      <w:r>
+        <w:rPr>
+          <w:b/>
+          <w:bCs/>
+        </w:rPr>
+        <w:t>APIs and Services</w:t>
+      </w:r>
+    </w:p>
+    <w:p>
+      <w:pPr>
+        <w:numPr>
+          <w:ilvl w:val="0"/>
+          <w:numId w:val="27"/>
+        </w:numPr>
+        <w:rPr>
+          <w:b/>
+          <w:bCs/>
+        </w:rPr>
+      </w:pPr>
+      <w:r>
+        <w:rPr>
+          <w:b/>
+          <w:bCs/>
+        </w:rPr>
+        <w:t>REST APIs</w:t>
+      </w:r>
+    </w:p>
+    <w:p>
+      <w:pPr>
+        <w:numPr>
+          <w:ilvl w:val="0"/>
+          <w:numId w:val="27"/>
+        </w:numPr>
+        <w:rPr>
+          <w:b/>
+          <w:bCs/>
+        </w:rPr>
+      </w:pPr>
+      <w:r>
+        <w:rPr>
+          <w:b/>
+          <w:bCs/>
+        </w:rPr>
+        <w:t>Google Maps API</w:t>
+      </w:r>
+    </w:p>
+    <w:p>
+      <w:pPr>
+        <w:numPr>
+          <w:ilvl w:val="0"/>
+          <w:numId w:val="27"/>
+        </w:numPr>
+        <w:rPr>
+          <w:b/>
+          <w:bCs/>
+        </w:rPr>
+      </w:pPr>
+      <w:r>
+        <w:rPr>
+          <w:b/>
+          <w:bCs/>
+        </w:rPr>
+        <w:t>Browser Geolocation API</w:t>
+      </w:r>
+    </w:p>
+    <w:p>
+      <w:pPr>
+        <w:rPr>
+          <w:b/>
+          <w:bCs/>
+        </w:rPr>
+      </w:pPr>
+      <w:r>
+        <w:rPr>
+          <w:b/>
+          <w:bCs/>
+        </w:rPr>
+        <w:pict w14:anchorId="3C336089">
+          <v:rect id="_x0000_i1354" style="width:0;height:1.5pt" o:hralign="center" o:hrstd="t" o:hr="t" fillcolor="#a0a0a0" stroked="f"/>
+        </w:pict>
+      </w:r>
+    </w:p>
+    <w:p>
+      <w:pPr>
+        <w:rPr>
+          <w:b/>
+          <w:bCs/>
+        </w:rPr>
+      </w:pPr>
+      <w:r>
+        <w:rPr>
+          <w:b/>
+          <w:bCs/>
+        </w:rPr>
+        <w:t>Development Tools</w:t>
+      </w:r>
+    </w:p>
+    <w:p>
+      <w:pPr>
+        <w:numPr>
+          <w:ilvl w:val="0"/>
+          <w:numId w:val="28"/>
+        </w:numPr>
+        <w:rPr>
+          <w:b/>
+          <w:bCs/>
+        </w:rPr>
+      </w:pPr>
+      <w:r>
+        <w:rPr>
+          <w:b/>
+          <w:bCs/>
+        </w:rPr>
+        <w:t>Visual Studio Code</w:t>
+      </w:r>
+    </w:p>
+    <w:p>
+      <w:pPr>
+        <w:numPr>
+          <w:ilvl w:val="0"/>
+          <w:numId w:val="28"/>
+        </w:numPr>
+        <w:rPr>
+          <w:b/>
+          <w:bCs/>
+        </w:rPr>
+      </w:pPr>
+      <w:r>
+        <w:rPr>
+          <w:b/>
+          <w:bCs/>
+        </w:rPr>
+        <w:t>Git</w:t>
+      </w:r>
+    </w:p>
+    <w:p>
+      <w:pPr>
+        <w:numPr>
+          <w:ilvl w:val="0"/>
+          <w:numId w:val="28"/>
+        </w:numPr>
+        <w:rPr>
+          <w:b/>
+          <w:bCs/>
+        </w:rPr>
+      </w:pPr>
+      <w:r>
+        <w:rPr>
+          <w:b/>
+          <w:bCs/>
+        </w:rPr>
+        <w:t>GitHub</w:t>
+      </w:r>
+    </w:p>
+    <w:p>
+      <w:pPr>
+        <w:numPr>
+          <w:ilvl w:val="0"/>
+          <w:numId w:val="28"/>
+        </w:numPr>
+        <w:rPr>
+          <w:b/>
+          <w:bCs/>
+        </w:rPr>
+      </w:pPr>
+      <w:r>
+        <w:rPr>
+          <w:b/>
+          <w:bCs/>
+        </w:rPr>
+        <w:t>Postman</w:t>
+      </w:r>
+    </w:p>
+    <w:p>
+      <w:pPr>
+        <w:numPr>
+          <w:ilvl w:val="0"/>
+          <w:numId w:val="28"/>
+        </w:numPr>
+        <w:rPr>
+          <w:b/>
+          <w:bCs/>
+        </w:rPr>
+      </w:pPr>
+      <w:r>
+        <w:rPr>
+          <w:b/>
+          <w:bCs/>
+        </w:rPr>
+        <w:t>Nodemon</w:t>
+      </w:r>
+    </w:p>
+    <w:p>
+      <w:pPr>
+        <w:numPr>
+          <w:ilvl w:val="0"/>
+          <w:numId w:val="28"/>
+        </w:numPr>
+        <w:rPr>
+          <w:b/>
+          <w:bCs/>
+        </w:rPr>
+      </w:pPr>
+      <w:r>
+        <w:rPr>
+          <w:b/>
+          <w:bCs/>
+        </w:rPr>
+        <w:t>Render (Deployment)</w:t>
+      </w:r>
+    </w:p>
+    <w:p>
+      <w:pPr>
+        <w:rPr>
+          <w:b/>
+          <w:bCs/>
+        </w:rPr>
+      </w:pPr>
+      <w:r>
+        <w:rPr>
+          <w:b/>
+          <w:bCs/>
+        </w:rPr>
+        <w:pict w14:anchorId="1A0B3BFE">
+          <v:rect id="_x0000_i1355" style="width:0;height:1.5pt" o:hralign="center" o:hrstd="t" o:hr="t" fillcolor="#a0a0a0" stroked="f"/>
+        </w:pict>
+      </w:r>
+    </w:p>
+    <w:p>
+      <w:pPr>
+        <w:rPr>
+          <w:b/>
+          <w:bCs/>
+        </w:rPr>
+      </w:pPr>
+      <w:r>
+        <w:rPr>
+          <w:b/>
+          <w:bCs/>
+        </w:rPr>
+        <w:t>6. Google Technologies Utilized</w:t>
+      </w:r>
+    </w:p>
+    <w:p>
+      <w:pPr>
+        <w:rPr>
+          <w:b/>
+          <w:bCs/>
+        </w:rPr>
+      </w:pPr>
+      <w:r>
+        <w:rPr>
+          <w:b/>
+          <w:bCs/>
+        </w:rPr>
+        <w:t>The Smart Governance Platform leverages multiple Google technologies to enhance automation, intelligence, and user experience.</w:t>
+      </w:r>
+    </w:p>
+    <w:p>
+      <w:pPr>
+        <w:rPr>
+          <w:b/>
+          <w:bCs/>
+        </w:rPr>
+      </w:pPr>
+      <w:r>
+        <w:rPr>
+          <w:b/>
+          <w:bCs/>
+        </w:rPr>
+        <w:t>Google Gemini AI</w:t>
+      </w:r>
+    </w:p>
+    <w:p>
+      <w:pPr>
+        <w:rPr>
+          <w:b/>
+          <w:bCs/>
+        </w:rPr>
+      </w:pPr>
+      <w:r>
+        <w:rPr>
+          <w:b/>
+          <w:bCs/>
+        </w:rPr>
+        <w:t>Google Gemini AI powers several intelligent features of the platform.</w:t>
+      </w:r>
+    </w:p>
+    <w:p>
+      <w:pPr>
+        <w:rPr>
+          <w:b/>
+          <w:bCs/>
+        </w:rPr>
+      </w:pPr>
+      <w:r>
+        <w:rPr>
+          <w:b/>
+          <w:bCs/>
+        </w:rPr>
+        <w:t>It is used to:</w:t>
+      </w:r>
+    </w:p>
+    <w:p>
+      <w:pPr>
+        <w:numPr>
+          <w:ilvl w:val="0"/>
+          <w:numId w:val="29"/>
+        </w:numPr>
+        <w:rPr>
+          <w:b/>
+          <w:bCs/>
+        </w:rPr>
+      </w:pPr>
+      <w:r>
+        <w:rPr>
+          <w:b/>
+          <w:bCs/>
+        </w:rPr>
+        <w:t>Analyze uploaded complaint images.</w:t>
+      </w:r>
+    </w:p>
+    <w:p>
+      <w:pPr>
+        <w:numPr>
+          <w:ilvl w:val="0"/>
+          <w:numId w:val="29"/>
+        </w:numPr>
+        <w:rPr>
+          <w:b/>
+          <w:bCs/>
+        </w:rPr>
+      </w:pPr>
+      <w:r>
+        <w:rPr>
+          <w:b/>
+          <w:bCs/>
+        </w:rPr>
+        <w:t>Understand complaint descriptions.</w:t>
+      </w:r>
+    </w:p>
+    <w:p>
+      <w:pPr>
+        <w:numPr>
+          <w:ilvl w:val="0"/>
+          <w:numId w:val="29"/>
+        </w:numPr>
+        <w:rPr>
+          <w:b/>
+          <w:bCs/>
+        </w:rPr>
+      </w:pPr>
+      <w:r>
+        <w:rPr>
+          <w:b/>
+          <w:bCs/>
+        </w:rPr>
+        <w:t>Generate meaningful issue summaries.</w:t>
+      </w:r>
+    </w:p>
+    <w:p>
+      <w:pPr>
+        <w:numPr>
+          <w:ilvl w:val="0"/>
+          <w:numId w:val="29"/>
+        </w:numPr>
+        <w:rPr>
+          <w:b/>
+          <w:bCs/>
+        </w:rPr>
+      </w:pPr>
+      <w:r>
+        <w:rPr>
+          <w:b/>
+          <w:bCs/>
+        </w:rPr>
+        <w:t>Assist users through the AI chatbot.</w:t>
+      </w:r>
+    </w:p>
+    <w:p>
+      <w:pPr>
+        <w:rPr>
+          <w:b/>
+          <w:bCs/>
+        </w:rPr>
+      </w:pPr>
+      <w:r>
+        <w:rPr>
+          <w:b/>
+          <w:bCs/>
+        </w:rPr>
+        <w:t>This significantly reduces manual effort while improving complaint quality and accuracy.</w:t>
+      </w:r>
+    </w:p>
+    <w:p>
+      <w:pPr>
+        <w:rPr>
+          <w:b/>
+          <w:bCs/>
+        </w:rPr>
+      </w:pPr>
+      <w:r>
+        <w:rPr>
+          <w:b/>
+          <w:bCs/>
+        </w:rPr>
+        <w:pict w14:anchorId="3C09390B">
+          <v:rect id="_x0000_i1356" style="width:0;height:1.5pt" o:hralign="center" o:hrstd="t" o:hr="t" fillcolor="#a0a0a0" stroked="f"/>
+        </w:pict>
+      </w:r>
+    </w:p>
+    <w:p>
+      <w:pPr>
+        <w:rPr>
+          <w:b/>
+          <w:bCs/>
+        </w:rPr>
+      </w:pPr>
+      <w:r>
+        <w:rPr>
+          <w:b/>
+          <w:bCs/>
+        </w:rPr>
+        <w:t>Google Maps Platform</w:t>
+      </w:r>
+    </w:p>
+    <w:p>
+      <w:pPr>
+        <w:rPr>
+          <w:b/>
+          <w:bCs/>
+        </w:rPr>
+      </w:pPr>
+      <w:r>
+        <w:rPr>
+          <w:b/>
+          <w:bCs/>
+        </w:rPr>
+        <w:lastRenderedPageBreak/>
+        <w:t>Google Maps enables location-based complaint visualization.</w:t>
+      </w:r>
+    </w:p>
+    <w:p>
+      <w:pPr>
+        <w:rPr>
+          <w:b/>
+          <w:bCs/>
+        </w:rPr>
+      </w:pPr>
+      <w:r>
+        <w:rPr>
+          <w:b/>
+          <w:bCs/>
+        </w:rPr>
+        <w:t>It is used for:</w:t>
+      </w:r>
+    </w:p>
+    <w:p>
+      <w:pPr>
+        <w:numPr>
+          <w:ilvl w:val="0"/>
+          <w:numId w:val="30"/>
+        </w:numPr>
+        <w:rPr>
+          <w:b/>
+          <w:bCs/>
+        </w:rPr>
+      </w:pPr>
+      <w:r>
+        <w:rPr>
+          <w:b/>
+          <w:bCs/>
+        </w:rPr>
+        <w:t>Displaying complaint locations.</w:t>
+      </w:r>
+    </w:p>
+    <w:p>
+      <w:pPr>
+        <w:numPr>
+          <w:ilvl w:val="0"/>
+          <w:numId w:val="30"/>
+        </w:numPr>
+        <w:rPr>
+          <w:b/>
+          <w:bCs/>
+        </w:rPr>
+      </w:pPr>
+      <w:r>
+        <w:rPr>
+          <w:b/>
+          <w:bCs/>
+        </w:rPr>
+        <w:t>Interactive complaint mapping.</w:t>
+      </w:r>
+    </w:p>
+    <w:p>
+      <w:pPr>
+        <w:numPr>
+          <w:ilvl w:val="0"/>
+          <w:numId w:val="30"/>
+        </w:numPr>
+        <w:rPr>
+          <w:b/>
+          <w:bCs/>
+        </w:rPr>
+      </w:pPr>
+      <w:r>
+        <w:rPr>
+          <w:b/>
+          <w:bCs/>
+        </w:rPr>
+        <w:t>Identifying issue hotspots.</w:t>
+      </w:r>
+    </w:p>
+    <w:p>
+      <w:pPr>
+        <w:numPr>
+          <w:ilvl w:val="0"/>
+          <w:numId w:val="30"/>
+        </w:numPr>
+        <w:rPr>
+          <w:b/>
+          <w:bCs/>
+        </w:rPr>
+      </w:pPr>
+      <w:r>
+        <w:rPr>
+          <w:b/>
+          <w:bCs/>
+        </w:rPr>
+        <w:t>Supporting location-based decision-making.</w:t>
+      </w:r>
+    </w:p>
+    <w:p>
+      <w:pPr>
+        <w:rPr>
+          <w:b/>
+          <w:bCs/>
+        </w:rPr>
+      </w:pPr>
+      <w:r>
+        <w:rPr>
+          <w:b/>
+          <w:bCs/>
+        </w:rPr>
+        <w:pict w14:anchorId="48DE368F">
+          <v:rect id="_x0000_i1357" style="width:0;height:1.5pt" o:hralign="center" o:hrstd="t" o:hr="t" fillcolor="#a0a0a0" stroked="f"/>
+        </w:pict>
+      </w:r>
+    </w:p>
+    <w:p>
+      <w:pPr>
+        <w:rPr>
+          <w:b/>
+          <w:bCs/>
+        </w:rPr>
+      </w:pPr>
+      <w:r>
+        <w:rPr>
+          <w:b/>
+          <w:bCs/>
+        </w:rPr>
         <w:t>Google Geolocation Services</w:t>
       </w:r>
     </w:p>
     <w:p>
-      <w:r>
-        <w:t>Location services help capture accurate coordinates during complaint submission, ensuring complaints are associated with precise locations for efficient field operations.</w:t>
-      </w:r>
-    </w:p>
-    <w:p>
-      <w:r>
-        <w:pict w14:anchorId="50272AB3">
-          <v:rect id="_x0000_i1048" style="width:0;height:1.5pt" o:hralign="center" o:hrstd="t" o:hr="t" fillcolor="#a0a0a0" stroked="f"/>
+      <w:pPr>
+        <w:rPr>
+          <w:b/>
+          <w:bCs/>
+        </w:rPr>
+      </w:pPr>
+      <w:r>
+        <w:rPr>
+          <w:b/>
+          <w:bCs/>
+        </w:rPr>
+        <w:t>The platform uses browser-based geolocation services to capture accurate GPS coordinates during complaint submission, ensuring that field officers receive precise complaint locations.</w:t>
+      </w:r>
+    </w:p>
+    <w:p>
+      <w:pPr>
+        <w:rPr>
+          <w:b/>
+          <w:bCs/>
+        </w:rPr>
+      </w:pPr>
+      <w:r>
+        <w:rPr>
+          <w:b/>
+          <w:bCs/>
+        </w:rPr>
+        <w:pict w14:anchorId="0FDFE471">
+          <v:rect id="_x0000_i1358" style="width:0;height:1.5pt" o:hralign="center" o:hrstd="t" o:hr="t" fillcolor="#a0a0a0" stroked="f"/>
         </w:pict>
       </w:r>
     </w:p>
@@ -1271,65 +3017,335 @@
           <w:b/>
           <w:bCs/>
         </w:rPr>
-        <w:t>6. Expected Impact</w:t>
-      </w:r>
-    </w:p>
-    <w:p>
-      <w:r>
-        <w:t>The Smart Governance Platform aims to transform traditional grievance management by creating a transparent, intelligent, and citizen-centric ecosystem.</w:t>
-      </w:r>
-    </w:p>
-    <w:p>
-      <w:r>
-        <w:t>The platform enables faster complaint reporting, improves communication between citizens and government departments, reduces duplicate complaints, prioritizes critical issues through AI, and provides administrators with actionable insights for better decision-making.</w:t>
-      </w:r>
-    </w:p>
-    <w:p>
-      <w:r>
+        <w:t>7. Expected Impact</w:t>
+      </w:r>
+    </w:p>
+    <w:p>
+      <w:pPr>
+        <w:rPr>
+          <w:b/>
+          <w:bCs/>
+        </w:rPr>
+      </w:pPr>
+      <w:r>
+        <w:rPr>
+          <w:b/>
+          <w:bCs/>
+        </w:rPr>
+        <w:t>The Smart Governance Platform aims to transform conventional grievance management into a transparent, intelligent, and citizen-centric digital ecosystem.</w:t>
+      </w:r>
+    </w:p>
+    <w:p>
+      <w:pPr>
+        <w:rPr>
+          <w:b/>
+          <w:bCs/>
+        </w:rPr>
+      </w:pPr>
+      <w:r>
+        <w:rPr>
+          <w:b/>
+          <w:bCs/>
+        </w:rPr>
+        <w:t>The platform enables:</w:t>
+      </w:r>
+    </w:p>
+    <w:p>
+      <w:pPr>
+        <w:numPr>
+          <w:ilvl w:val="0"/>
+          <w:numId w:val="31"/>
+        </w:numPr>
+        <w:rPr>
+          <w:b/>
+          <w:bCs/>
+        </w:rPr>
+      </w:pPr>
+      <w:r>
+        <w:rPr>
+          <w:b/>
+          <w:bCs/>
+        </w:rPr>
+        <w:t>Faster complaint reporting.</w:t>
+      </w:r>
+    </w:p>
+    <w:p>
+      <w:pPr>
+        <w:numPr>
+          <w:ilvl w:val="0"/>
+          <w:numId w:val="31"/>
+        </w:numPr>
+        <w:rPr>
+          <w:b/>
+          <w:bCs/>
+        </w:rPr>
+      </w:pPr>
+      <w:r>
+        <w:rPr>
+          <w:b/>
+          <w:bCs/>
+        </w:rPr>
+        <w:t>Improved communication between citizens and government departments.</w:t>
+      </w:r>
+    </w:p>
+    <w:p>
+      <w:pPr>
+        <w:numPr>
+          <w:ilvl w:val="0"/>
+          <w:numId w:val="31"/>
+        </w:numPr>
+        <w:rPr>
+          <w:b/>
+          <w:bCs/>
+        </w:rPr>
+      </w:pPr>
+      <w:r>
+        <w:rPr>
+          <w:b/>
+          <w:bCs/>
+        </w:rPr>
+        <w:t>AI-assisted complaint analysis.</w:t>
+      </w:r>
+    </w:p>
+    <w:p>
+      <w:pPr>
+        <w:numPr>
+          <w:ilvl w:val="0"/>
+          <w:numId w:val="31"/>
+        </w:numPr>
+        <w:rPr>
+          <w:b/>
+          <w:bCs/>
+        </w:rPr>
+      </w:pPr>
+      <w:r>
+        <w:rPr>
+          <w:b/>
+          <w:bCs/>
+        </w:rPr>
+        <w:t>Reduction of duplicate complaints.</w:t>
+      </w:r>
+    </w:p>
+    <w:p>
+      <w:pPr>
+        <w:numPr>
+          <w:ilvl w:val="0"/>
+          <w:numId w:val="31"/>
+        </w:numPr>
+        <w:rPr>
+          <w:b/>
+          <w:bCs/>
+        </w:rPr>
+      </w:pPr>
+      <w:r>
+        <w:rPr>
+          <w:b/>
+          <w:bCs/>
+        </w:rPr>
+        <w:t>Faster response to critical issues.</w:t>
+      </w:r>
+    </w:p>
+    <w:p>
+      <w:pPr>
+        <w:numPr>
+          <w:ilvl w:val="0"/>
+          <w:numId w:val="31"/>
+        </w:numPr>
+        <w:rPr>
+          <w:b/>
+          <w:bCs/>
+        </w:rPr>
+      </w:pPr>
+      <w:r>
+        <w:rPr>
+          <w:b/>
+          <w:bCs/>
+        </w:rPr>
+        <w:t>Improved transparency.</w:t>
+      </w:r>
+    </w:p>
+    <w:p>
+      <w:pPr>
+        <w:numPr>
+          <w:ilvl w:val="0"/>
+          <w:numId w:val="31"/>
+        </w:numPr>
+        <w:rPr>
+          <w:b/>
+          <w:bCs/>
+        </w:rPr>
+      </w:pPr>
+      <w:r>
+        <w:rPr>
+          <w:b/>
+          <w:bCs/>
+        </w:rPr>
+        <w:t>Better administrative decision-making.</w:t>
+      </w:r>
+    </w:p>
+    <w:p>
+      <w:pPr>
+        <w:numPr>
+          <w:ilvl w:val="0"/>
+          <w:numId w:val="31"/>
+        </w:numPr>
+        <w:rPr>
+          <w:b/>
+          <w:bCs/>
+        </w:rPr>
+      </w:pPr>
+      <w:r>
+        <w:rPr>
+          <w:b/>
+          <w:bCs/>
+        </w:rPr>
+        <w:t>Increased citizen participation.</w:t>
+      </w:r>
+    </w:p>
+    <w:p>
+      <w:pPr>
+        <w:numPr>
+          <w:ilvl w:val="0"/>
+          <w:numId w:val="31"/>
+        </w:numPr>
+        <w:rPr>
+          <w:b/>
+          <w:bCs/>
+        </w:rPr>
+      </w:pPr>
+      <w:r>
+        <w:rPr>
+          <w:b/>
+          <w:bCs/>
+        </w:rPr>
+        <w:t>Efficient resource allocation.</w:t>
+      </w:r>
+    </w:p>
+    <w:p>
+      <w:pPr>
+        <w:numPr>
+          <w:ilvl w:val="0"/>
+          <w:numId w:val="31"/>
+        </w:numPr>
+        <w:rPr>
+          <w:b/>
+          <w:bCs/>
+        </w:rPr>
+      </w:pPr>
+      <w:r>
+        <w:rPr>
+          <w:b/>
+          <w:bCs/>
+        </w:rPr>
+        <w:t>Data-driven governance.</w:t>
+      </w:r>
+    </w:p>
+    <w:p>
+      <w:pPr>
+        <w:rPr>
+          <w:b/>
+          <w:bCs/>
+        </w:rPr>
+      </w:pPr>
+      <w:r>
+        <w:rPr>
+          <w:b/>
+          <w:bCs/>
+        </w:rPr>
+        <w:t>By integrating Artificial Intelligence, real-time communication, and location intelligence, the platform promotes smarter, faster, and more accountable public service delivery.</w:t>
+      </w:r>
+    </w:p>
+    <w:p>
+      <w:pPr>
+        <w:rPr>
+          <w:b/>
+          <w:bCs/>
+        </w:rPr>
+      </w:pPr>
+      <w:r>
+        <w:rPr>
+          <w:b/>
+          <w:bCs/>
+        </w:rPr>
+        <w:pict w14:anchorId="1B4B8A63">
+          <v:rect id="_x0000_i1359" style="width:0;height:1.5pt" o:hralign="center" o:hrstd="t" o:hr="t" fillcolor="#a0a0a0" stroked="f"/>
+        </w:pict>
+      </w:r>
+    </w:p>
+    <w:p>
+      <w:pPr>
+        <w:rPr>
+          <w:b/>
+          <w:bCs/>
+        </w:rPr>
+      </w:pPr>
+      <w:r>
+        <w:rPr>
+          <w:b/>
+          <w:bCs/>
+        </w:rPr>
         <w:lastRenderedPageBreak/>
-        <w:t>By encouraging active citizen participation and leveraging modern AI technologies, the platform contributes toward building smarter, more responsive, and more accountable communities.</w:t>
-      </w:r>
-    </w:p>
-    <w:p>
-      <w:r>
-        <w:pict w14:anchorId="099E0220">
-          <v:rect id="_x0000_i1049" style="width:0;height:1.5pt" o:hralign="center" o:hrstd="t" o:hr="t" fillcolor="#a0a0a0" stroked="f"/>
-        </w:pict>
-      </w:r>
-    </w:p>
-    <w:p>
-      <w:pPr>
-        <w:rPr>
-          <w:b/>
-          <w:bCs/>
-        </w:rPr>
-      </w:pPr>
-      <w:r>
-        <w:rPr>
-          <w:b/>
-          <w:bCs/>
-        </w:rPr>
-        <w:t>7. Conclusion</w:t>
-      </w:r>
-    </w:p>
-    <w:p>
-      <w:r>
-        <w:t>The Smart Governance Platform is an AI-powered community problem-solving system developed to address real-world civic challenges through intelligent automation, location intelligence, and real-time collaboration. By integrating Google Gemini AI, Google Maps, and modern web technologies, the platform simplifies complaint reporting, improves operational efficiency, and enhances transparency throughout the grievance resolution process.</w:t>
-      </w:r>
-    </w:p>
-    <w:p>
-      <w:r>
-        <w:t xml:space="preserve">The solution aligns closely with the objectives of the </w:t>
-      </w:r>
-      <w:r>
-        <w:rPr>
-          <w:b/>
-          <w:bCs/>
-        </w:rPr>
-        <w:t>Community Hero – Hyperlocal Problem Solver</w:t>
-      </w:r>
-      <w:r>
-        <w:t xml:space="preserve"> challenge by enabling efficient reporting, intelligent categorization, location-based tracking, real-time monitoring, and data-driven governance, ultimately fostering stronger collaboration between citizens and public authorities.</w:t>
+        <w:t>8. Conclusion</w:t>
+      </w:r>
+    </w:p>
+    <w:p>
+      <w:pPr>
+        <w:rPr>
+          <w:b/>
+          <w:bCs/>
+        </w:rPr>
+      </w:pPr>
+      <w:r>
+        <w:rPr>
+          <w:b/>
+          <w:bCs/>
+        </w:rPr>
+        <w:t>The Smart Governance Platform is an AI-powered community problem-solving system designed to address real-world civic challenges through intelligent automation, real-time communication, and location-based services.</w:t>
+      </w:r>
+    </w:p>
+    <w:p>
+      <w:pPr>
+        <w:rPr>
+          <w:b/>
+          <w:bCs/>
+        </w:rPr>
+      </w:pPr>
+      <w:r>
+        <w:rPr>
+          <w:b/>
+          <w:bCs/>
+        </w:rPr>
+        <w:t>By integrating Google Gemini AI, Google Maps, MongoDB, Node.js, Socket.IO, and modern web technologies, the platform simplifies complaint reporting, automates issue analysis, improves operational efficiency, and enhances transparency throughout the grievance resolution process.</w:t>
+      </w:r>
+    </w:p>
+    <w:p>
+      <w:pPr>
+        <w:rPr>
+          <w:b/>
+          <w:bCs/>
+        </w:rPr>
+      </w:pPr>
+      <w:r>
+        <w:rPr>
+          <w:b/>
+          <w:bCs/>
+        </w:rPr>
+        <w:t>The solution closely aligns with the objectives of the Community Hero – Hyperlocal Problem Solver challenge by enabling intelligent reporting, automated categorization, secure role-based access, live tracking, AI-assisted decision-making, and collaborative governance.</w:t>
+      </w:r>
+    </w:p>
+    <w:p>
+      <w:pPr>
+        <w:rPr>
+          <w:b/>
+          <w:bCs/>
+        </w:rPr>
+      </w:pPr>
+      <w:r>
+        <w:rPr>
+          <w:b/>
+          <w:bCs/>
+        </w:rPr>
+        <w:t>The platform empowers citizens to actively participate in improving their communities while providing government authorities with intelligent tools to deliver faster, smarter, and more transparent public services.</w:t>
       </w:r>
     </w:p>
     <w:p/>
@@ -1495,6 +3511,155 @@
     </w:lvl>
   </w:abstractNum>
   <w:abstractNum w:abstractNumId="1" w15:restartNumberingAfterBreak="0">
+    <w:nsid w:val="0DFD5981"/>
+    <w:multiLevelType w:val="multilevel"/>
+    <w:tmpl w:val="F3664C06"/>
+    <w:lvl w:ilvl="0">
+      <w:start w:val="1"/>
+      <w:numFmt w:val="bullet"/>
+      <w:lvlText w:val=""/>
+      <w:lvlJc w:val="left"/>
+      <w:pPr>
+        <w:tabs>
+          <w:tab w:val="num" w:pos="720"/>
+        </w:tabs>
+        <w:ind w:left="720" w:hanging="360"/>
+      </w:pPr>
+      <w:rPr>
+        <w:rFonts w:ascii="Symbol" w:hAnsi="Symbol" w:hint="default"/>
+        <w:sz w:val="20"/>
+      </w:rPr>
+    </w:lvl>
+    <w:lvl w:ilvl="1" w:tentative="1">
+      <w:start w:val="1"/>
+      <w:numFmt w:val="bullet"/>
+      <w:lvlText w:val="o"/>
+      <w:lvlJc w:val="left"/>
+      <w:pPr>
+        <w:tabs>
+          <w:tab w:val="num" w:pos="1440"/>
+        </w:tabs>
+        <w:ind w:left="1440" w:hanging="360"/>
+      </w:pPr>
+      <w:rPr>
+        <w:rFonts w:ascii="Courier New" w:hAnsi="Courier New" w:hint="default"/>
+        <w:sz w:val="20"/>
+      </w:rPr>
+    </w:lvl>
+    <w:lvl w:ilvl="2" w:tentative="1">
+      <w:start w:val="1"/>
+      <w:numFmt w:val="bullet"/>
+      <w:lvlText w:val=""/>
+      <w:lvlJc w:val="left"/>
+      <w:pPr>
+        <w:tabs>
+          <w:tab w:val="num" w:pos="2160"/>
+        </w:tabs>
+        <w:ind w:left="2160" w:hanging="360"/>
+      </w:pPr>
+      <w:rPr>
+        <w:rFonts w:ascii="Wingdings" w:hAnsi="Wingdings" w:hint="default"/>
+        <w:sz w:val="20"/>
+      </w:rPr>
+    </w:lvl>
+    <w:lvl w:ilvl="3" w:tentative="1">
+      <w:start w:val="1"/>
+      <w:numFmt w:val="bullet"/>
+      <w:lvlText w:val=""/>
+      <w:lvlJc w:val="left"/>
+      <w:pPr>
+        <w:tabs>
+          <w:tab w:val="num" w:pos="2880"/>
+        </w:tabs>
+        <w:ind w:left="2880" w:hanging="360"/>
+      </w:pPr>
+      <w:rPr>
+        <w:rFonts w:ascii="Wingdings" w:hAnsi="Wingdings" w:hint="default"/>
+        <w:sz w:val="20"/>
+      </w:rPr>
+    </w:lvl>
+    <w:lvl w:ilvl="4" w:tentative="1">
+      <w:start w:val="1"/>
+      <w:numFmt w:val="bullet"/>
+      <w:lvlText w:val=""/>
+      <w:lvlJc w:val="left"/>
+      <w:pPr>
+        <w:tabs>
+          <w:tab w:val="num" w:pos="3600"/>
+        </w:tabs>
+        <w:ind w:left="3600" w:hanging="360"/>
+      </w:pPr>
+      <w:rPr>
+        <w:rFonts w:ascii="Wingdings" w:hAnsi="Wingdings" w:hint="default"/>
+        <w:sz w:val="20"/>
+      </w:rPr>
+    </w:lvl>
+    <w:lvl w:ilvl="5" w:tentative="1">
+      <w:start w:val="1"/>
+      <w:numFmt w:val="bullet"/>
+      <w:lvlText w:val=""/>
+      <w:lvlJc w:val="left"/>
+      <w:pPr>
+        <w:tabs>
+          <w:tab w:val="num" w:pos="4320"/>
+        </w:tabs>
+        <w:ind w:left="4320" w:hanging="360"/>
+      </w:pPr>
+      <w:rPr>
+        <w:rFonts w:ascii="Wingdings" w:hAnsi="Wingdings" w:hint="default"/>
+        <w:sz w:val="20"/>
+      </w:rPr>
+    </w:lvl>
+    <w:lvl w:ilvl="6" w:tentative="1">
+      <w:start w:val="1"/>
+      <w:numFmt w:val="bullet"/>
+      <w:lvlText w:val=""/>
+      <w:lvlJc w:val="left"/>
+      <w:pPr>
+        <w:tabs>
+          <w:tab w:val="num" w:pos="5040"/>
+        </w:tabs>
+        <w:ind w:left="5040" w:hanging="360"/>
+      </w:pPr>
+      <w:rPr>
+        <w:rFonts w:ascii="Wingdings" w:hAnsi="Wingdings" w:hint="default"/>
+        <w:sz w:val="20"/>
+      </w:rPr>
+    </w:lvl>
+    <w:lvl w:ilvl="7" w:tentative="1">
+      <w:start w:val="1"/>
+      <w:numFmt w:val="bullet"/>
+      <w:lvlText w:val=""/>
+      <w:lvlJc w:val="left"/>
+      <w:pPr>
+        <w:tabs>
+          <w:tab w:val="num" w:pos="5760"/>
+        </w:tabs>
+        <w:ind w:left="5760" w:hanging="360"/>
+      </w:pPr>
+      <w:rPr>
+        <w:rFonts w:ascii="Wingdings" w:hAnsi="Wingdings" w:hint="default"/>
+        <w:sz w:val="20"/>
+      </w:rPr>
+    </w:lvl>
+    <w:lvl w:ilvl="8" w:tentative="1">
+      <w:start w:val="1"/>
+      <w:numFmt w:val="bullet"/>
+      <w:lvlText w:val=""/>
+      <w:lvlJc w:val="left"/>
+      <w:pPr>
+        <w:tabs>
+          <w:tab w:val="num" w:pos="6480"/>
+        </w:tabs>
+        <w:ind w:left="6480" w:hanging="360"/>
+      </w:pPr>
+      <w:rPr>
+        <w:rFonts w:ascii="Wingdings" w:hAnsi="Wingdings" w:hint="default"/>
+        <w:sz w:val="20"/>
+      </w:rPr>
+    </w:lvl>
+  </w:abstractNum>
+  <w:abstractNum w:abstractNumId="2" w15:restartNumberingAfterBreak="0">
     <w:nsid w:val="13AF5215"/>
     <w:multiLevelType w:val="multilevel"/>
     <w:tmpl w:val="86BEAED6"/>
@@ -1643,7 +3808,454 @@
       </w:rPr>
     </w:lvl>
   </w:abstractNum>
-  <w:abstractNum w:abstractNumId="2" w15:restartNumberingAfterBreak="0">
+  <w:abstractNum w:abstractNumId="3" w15:restartNumberingAfterBreak="0">
+    <w:nsid w:val="153B2057"/>
+    <w:multiLevelType w:val="multilevel"/>
+    <w:tmpl w:val="AC444886"/>
+    <w:lvl w:ilvl="0">
+      <w:start w:val="1"/>
+      <w:numFmt w:val="bullet"/>
+      <w:lvlText w:val=""/>
+      <w:lvlJc w:val="left"/>
+      <w:pPr>
+        <w:tabs>
+          <w:tab w:val="num" w:pos="720"/>
+        </w:tabs>
+        <w:ind w:left="720" w:hanging="360"/>
+      </w:pPr>
+      <w:rPr>
+        <w:rFonts w:ascii="Symbol" w:hAnsi="Symbol" w:hint="default"/>
+        <w:sz w:val="20"/>
+      </w:rPr>
+    </w:lvl>
+    <w:lvl w:ilvl="1" w:tentative="1">
+      <w:start w:val="1"/>
+      <w:numFmt w:val="bullet"/>
+      <w:lvlText w:val="o"/>
+      <w:lvlJc w:val="left"/>
+      <w:pPr>
+        <w:tabs>
+          <w:tab w:val="num" w:pos="1440"/>
+        </w:tabs>
+        <w:ind w:left="1440" w:hanging="360"/>
+      </w:pPr>
+      <w:rPr>
+        <w:rFonts w:ascii="Courier New" w:hAnsi="Courier New" w:hint="default"/>
+        <w:sz w:val="20"/>
+      </w:rPr>
+    </w:lvl>
+    <w:lvl w:ilvl="2" w:tentative="1">
+      <w:start w:val="1"/>
+      <w:numFmt w:val="bullet"/>
+      <w:lvlText w:val=""/>
+      <w:lvlJc w:val="left"/>
+      <w:pPr>
+        <w:tabs>
+          <w:tab w:val="num" w:pos="2160"/>
+        </w:tabs>
+        <w:ind w:left="2160" w:hanging="360"/>
+      </w:pPr>
+      <w:rPr>
+        <w:rFonts w:ascii="Wingdings" w:hAnsi="Wingdings" w:hint="default"/>
+        <w:sz w:val="20"/>
+      </w:rPr>
+    </w:lvl>
+    <w:lvl w:ilvl="3" w:tentative="1">
+      <w:start w:val="1"/>
+      <w:numFmt w:val="bullet"/>
+      <w:lvlText w:val=""/>
+      <w:lvlJc w:val="left"/>
+      <w:pPr>
+        <w:tabs>
+          <w:tab w:val="num" w:pos="2880"/>
+        </w:tabs>
+        <w:ind w:left="2880" w:hanging="360"/>
+      </w:pPr>
+      <w:rPr>
+        <w:rFonts w:ascii="Wingdings" w:hAnsi="Wingdings" w:hint="default"/>
+        <w:sz w:val="20"/>
+      </w:rPr>
+    </w:lvl>
+    <w:lvl w:ilvl="4" w:tentative="1">
+      <w:start w:val="1"/>
+      <w:numFmt w:val="bullet"/>
+      <w:lvlText w:val=""/>
+      <w:lvlJc w:val="left"/>
+      <w:pPr>
+        <w:tabs>
+          <w:tab w:val="num" w:pos="3600"/>
+        </w:tabs>
+        <w:ind w:left="3600" w:hanging="360"/>
+      </w:pPr>
+      <w:rPr>
+        <w:rFonts w:ascii="Wingdings" w:hAnsi="Wingdings" w:hint="default"/>
+        <w:sz w:val="20"/>
+      </w:rPr>
+    </w:lvl>
+    <w:lvl w:ilvl="5" w:tentative="1">
+      <w:start w:val="1"/>
+      <w:numFmt w:val="bullet"/>
+      <w:lvlText w:val=""/>
+      <w:lvlJc w:val="left"/>
+      <w:pPr>
+        <w:tabs>
+          <w:tab w:val="num" w:pos="4320"/>
+        </w:tabs>
+        <w:ind w:left="4320" w:hanging="360"/>
+      </w:pPr>
+      <w:rPr>
+        <w:rFonts w:ascii="Wingdings" w:hAnsi="Wingdings" w:hint="default"/>
+        <w:sz w:val="20"/>
+      </w:rPr>
+    </w:lvl>
+    <w:lvl w:ilvl="6" w:tentative="1">
+      <w:start w:val="1"/>
+      <w:numFmt w:val="bullet"/>
+      <w:lvlText w:val=""/>
+      <w:lvlJc w:val="left"/>
+      <w:pPr>
+        <w:tabs>
+          <w:tab w:val="num" w:pos="5040"/>
+        </w:tabs>
+        <w:ind w:left="5040" w:hanging="360"/>
+      </w:pPr>
+      <w:rPr>
+        <w:rFonts w:ascii="Wingdings" w:hAnsi="Wingdings" w:hint="default"/>
+        <w:sz w:val="20"/>
+      </w:rPr>
+    </w:lvl>
+    <w:lvl w:ilvl="7" w:tentative="1">
+      <w:start w:val="1"/>
+      <w:numFmt w:val="bullet"/>
+      <w:lvlText w:val=""/>
+      <w:lvlJc w:val="left"/>
+      <w:pPr>
+        <w:tabs>
+          <w:tab w:val="num" w:pos="5760"/>
+        </w:tabs>
+        <w:ind w:left="5760" w:hanging="360"/>
+      </w:pPr>
+      <w:rPr>
+        <w:rFonts w:ascii="Wingdings" w:hAnsi="Wingdings" w:hint="default"/>
+        <w:sz w:val="20"/>
+      </w:rPr>
+    </w:lvl>
+    <w:lvl w:ilvl="8" w:tentative="1">
+      <w:start w:val="1"/>
+      <w:numFmt w:val="bullet"/>
+      <w:lvlText w:val=""/>
+      <w:lvlJc w:val="left"/>
+      <w:pPr>
+        <w:tabs>
+          <w:tab w:val="num" w:pos="6480"/>
+        </w:tabs>
+        <w:ind w:left="6480" w:hanging="360"/>
+      </w:pPr>
+      <w:rPr>
+        <w:rFonts w:ascii="Wingdings" w:hAnsi="Wingdings" w:hint="default"/>
+        <w:sz w:val="20"/>
+      </w:rPr>
+    </w:lvl>
+  </w:abstractNum>
+  <w:abstractNum w:abstractNumId="4" w15:restartNumberingAfterBreak="0">
+    <w:nsid w:val="286C66A8"/>
+    <w:multiLevelType w:val="multilevel"/>
+    <w:tmpl w:val="10060CF4"/>
+    <w:lvl w:ilvl="0">
+      <w:start w:val="1"/>
+      <w:numFmt w:val="bullet"/>
+      <w:lvlText w:val=""/>
+      <w:lvlJc w:val="left"/>
+      <w:pPr>
+        <w:tabs>
+          <w:tab w:val="num" w:pos="720"/>
+        </w:tabs>
+        <w:ind w:left="720" w:hanging="360"/>
+      </w:pPr>
+      <w:rPr>
+        <w:rFonts w:ascii="Symbol" w:hAnsi="Symbol" w:hint="default"/>
+        <w:sz w:val="20"/>
+      </w:rPr>
+    </w:lvl>
+    <w:lvl w:ilvl="1" w:tentative="1">
+      <w:start w:val="1"/>
+      <w:numFmt w:val="bullet"/>
+      <w:lvlText w:val="o"/>
+      <w:lvlJc w:val="left"/>
+      <w:pPr>
+        <w:tabs>
+          <w:tab w:val="num" w:pos="1440"/>
+        </w:tabs>
+        <w:ind w:left="1440" w:hanging="360"/>
+      </w:pPr>
+      <w:rPr>
+        <w:rFonts w:ascii="Courier New" w:hAnsi="Courier New" w:hint="default"/>
+        <w:sz w:val="20"/>
+      </w:rPr>
+    </w:lvl>
+    <w:lvl w:ilvl="2" w:tentative="1">
+      <w:start w:val="1"/>
+      <w:numFmt w:val="bullet"/>
+      <w:lvlText w:val=""/>
+      <w:lvlJc w:val="left"/>
+      <w:pPr>
+        <w:tabs>
+          <w:tab w:val="num" w:pos="2160"/>
+        </w:tabs>
+        <w:ind w:left="2160" w:hanging="360"/>
+      </w:pPr>
+      <w:rPr>
+        <w:rFonts w:ascii="Wingdings" w:hAnsi="Wingdings" w:hint="default"/>
+        <w:sz w:val="20"/>
+      </w:rPr>
+    </w:lvl>
+    <w:lvl w:ilvl="3" w:tentative="1">
+      <w:start w:val="1"/>
+      <w:numFmt w:val="bullet"/>
+      <w:lvlText w:val=""/>
+      <w:lvlJc w:val="left"/>
+      <w:pPr>
+        <w:tabs>
+          <w:tab w:val="num" w:pos="2880"/>
+        </w:tabs>
+        <w:ind w:left="2880" w:hanging="360"/>
+      </w:pPr>
+      <w:rPr>
+        <w:rFonts w:ascii="Wingdings" w:hAnsi="Wingdings" w:hint="default"/>
+        <w:sz w:val="20"/>
+      </w:rPr>
+    </w:lvl>
+    <w:lvl w:ilvl="4" w:tentative="1">
+      <w:start w:val="1"/>
+      <w:numFmt w:val="bullet"/>
+      <w:lvlText w:val=""/>
+      <w:lvlJc w:val="left"/>
+      <w:pPr>
+        <w:tabs>
+          <w:tab w:val="num" w:pos="3600"/>
+        </w:tabs>
+        <w:ind w:left="3600" w:hanging="360"/>
+      </w:pPr>
+      <w:rPr>
+        <w:rFonts w:ascii="Wingdings" w:hAnsi="Wingdings" w:hint="default"/>
+        <w:sz w:val="20"/>
+      </w:rPr>
+    </w:lvl>
+    <w:lvl w:ilvl="5" w:tentative="1">
+      <w:start w:val="1"/>
+      <w:numFmt w:val="bullet"/>
+      <w:lvlText w:val=""/>
+      <w:lvlJc w:val="left"/>
+      <w:pPr>
+        <w:tabs>
+          <w:tab w:val="num" w:pos="4320"/>
+        </w:tabs>
+        <w:ind w:left="4320" w:hanging="360"/>
+      </w:pPr>
+      <w:rPr>
+        <w:rFonts w:ascii="Wingdings" w:hAnsi="Wingdings" w:hint="default"/>
+        <w:sz w:val="20"/>
+      </w:rPr>
+    </w:lvl>
+    <w:lvl w:ilvl="6" w:tentative="1">
+      <w:start w:val="1"/>
+      <w:numFmt w:val="bullet"/>
+      <w:lvlText w:val=""/>
+      <w:lvlJc w:val="left"/>
+      <w:pPr>
+        <w:tabs>
+          <w:tab w:val="num" w:pos="5040"/>
+        </w:tabs>
+        <w:ind w:left="5040" w:hanging="360"/>
+      </w:pPr>
+      <w:rPr>
+        <w:rFonts w:ascii="Wingdings" w:hAnsi="Wingdings" w:hint="default"/>
+        <w:sz w:val="20"/>
+      </w:rPr>
+    </w:lvl>
+    <w:lvl w:ilvl="7" w:tentative="1">
+      <w:start w:val="1"/>
+      <w:numFmt w:val="bullet"/>
+      <w:lvlText w:val=""/>
+      <w:lvlJc w:val="left"/>
+      <w:pPr>
+        <w:tabs>
+          <w:tab w:val="num" w:pos="5760"/>
+        </w:tabs>
+        <w:ind w:left="5760" w:hanging="360"/>
+      </w:pPr>
+      <w:rPr>
+        <w:rFonts w:ascii="Wingdings" w:hAnsi="Wingdings" w:hint="default"/>
+        <w:sz w:val="20"/>
+      </w:rPr>
+    </w:lvl>
+    <w:lvl w:ilvl="8" w:tentative="1">
+      <w:start w:val="1"/>
+      <w:numFmt w:val="bullet"/>
+      <w:lvlText w:val=""/>
+      <w:lvlJc w:val="left"/>
+      <w:pPr>
+        <w:tabs>
+          <w:tab w:val="num" w:pos="6480"/>
+        </w:tabs>
+        <w:ind w:left="6480" w:hanging="360"/>
+      </w:pPr>
+      <w:rPr>
+        <w:rFonts w:ascii="Wingdings" w:hAnsi="Wingdings" w:hint="default"/>
+        <w:sz w:val="20"/>
+      </w:rPr>
+    </w:lvl>
+  </w:abstractNum>
+  <w:abstractNum w:abstractNumId="5" w15:restartNumberingAfterBreak="0">
+    <w:nsid w:val="2B4B2866"/>
+    <w:multiLevelType w:val="multilevel"/>
+    <w:tmpl w:val="249611F8"/>
+    <w:lvl w:ilvl="0">
+      <w:start w:val="1"/>
+      <w:numFmt w:val="bullet"/>
+      <w:lvlText w:val=""/>
+      <w:lvlJc w:val="left"/>
+      <w:pPr>
+        <w:tabs>
+          <w:tab w:val="num" w:pos="720"/>
+        </w:tabs>
+        <w:ind w:left="720" w:hanging="360"/>
+      </w:pPr>
+      <w:rPr>
+        <w:rFonts w:ascii="Symbol" w:hAnsi="Symbol" w:hint="default"/>
+        <w:sz w:val="20"/>
+      </w:rPr>
+    </w:lvl>
+    <w:lvl w:ilvl="1" w:tentative="1">
+      <w:start w:val="1"/>
+      <w:numFmt w:val="bullet"/>
+      <w:lvlText w:val="o"/>
+      <w:lvlJc w:val="left"/>
+      <w:pPr>
+        <w:tabs>
+          <w:tab w:val="num" w:pos="1440"/>
+        </w:tabs>
+        <w:ind w:left="1440" w:hanging="360"/>
+      </w:pPr>
+      <w:rPr>
+        <w:rFonts w:ascii="Courier New" w:hAnsi="Courier New" w:hint="default"/>
+        <w:sz w:val="20"/>
+      </w:rPr>
+    </w:lvl>
+    <w:lvl w:ilvl="2" w:tentative="1">
+      <w:start w:val="1"/>
+      <w:numFmt w:val="bullet"/>
+      <w:lvlText w:val=""/>
+      <w:lvlJc w:val="left"/>
+      <w:pPr>
+        <w:tabs>
+          <w:tab w:val="num" w:pos="2160"/>
+        </w:tabs>
+        <w:ind w:left="2160" w:hanging="360"/>
+      </w:pPr>
+      <w:rPr>
+        <w:rFonts w:ascii="Wingdings" w:hAnsi="Wingdings" w:hint="default"/>
+        <w:sz w:val="20"/>
+      </w:rPr>
+    </w:lvl>
+    <w:lvl w:ilvl="3" w:tentative="1">
+      <w:start w:val="1"/>
+      <w:numFmt w:val="bullet"/>
+      <w:lvlText w:val=""/>
+      <w:lvlJc w:val="left"/>
+      <w:pPr>
+        <w:tabs>
+          <w:tab w:val="num" w:pos="2880"/>
+        </w:tabs>
+        <w:ind w:left="2880" w:hanging="360"/>
+      </w:pPr>
+      <w:rPr>
+        <w:rFonts w:ascii="Wingdings" w:hAnsi="Wingdings" w:hint="default"/>
+        <w:sz w:val="20"/>
+      </w:rPr>
+    </w:lvl>
+    <w:lvl w:ilvl="4" w:tentative="1">
+      <w:start w:val="1"/>
+      <w:numFmt w:val="bullet"/>
+      <w:lvlText w:val=""/>
+      <w:lvlJc w:val="left"/>
+      <w:pPr>
+        <w:tabs>
+          <w:tab w:val="num" w:pos="3600"/>
+        </w:tabs>
+        <w:ind w:left="3600" w:hanging="360"/>
+      </w:pPr>
+      <w:rPr>
+        <w:rFonts w:ascii="Wingdings" w:hAnsi="Wingdings" w:hint="default"/>
+        <w:sz w:val="20"/>
+      </w:rPr>
+    </w:lvl>
+    <w:lvl w:ilvl="5" w:tentative="1">
+      <w:start w:val="1"/>
+      <w:numFmt w:val="bullet"/>
+      <w:lvlText w:val=""/>
+      <w:lvlJc w:val="left"/>
+      <w:pPr>
+        <w:tabs>
+          <w:tab w:val="num" w:pos="4320"/>
+        </w:tabs>
+        <w:ind w:left="4320" w:hanging="360"/>
+      </w:pPr>
+      <w:rPr>
+        <w:rFonts w:ascii="Wingdings" w:hAnsi="Wingdings" w:hint="default"/>
+        <w:sz w:val="20"/>
+      </w:rPr>
+    </w:lvl>
+    <w:lvl w:ilvl="6" w:tentative="1">
+      <w:start w:val="1"/>
+      <w:numFmt w:val="bullet"/>
+      <w:lvlText w:val=""/>
+      <w:lvlJc w:val="left"/>
+      <w:pPr>
+        <w:tabs>
+          <w:tab w:val="num" w:pos="5040"/>
+        </w:tabs>
+        <w:ind w:left="5040" w:hanging="360"/>
+      </w:pPr>
+      <w:rPr>
+        <w:rFonts w:ascii="Wingdings" w:hAnsi="Wingdings" w:hint="default"/>
+        <w:sz w:val="20"/>
+      </w:rPr>
+    </w:lvl>
+    <w:lvl w:ilvl="7" w:tentative="1">
+      <w:start w:val="1"/>
+      <w:numFmt w:val="bullet"/>
+      <w:lvlText w:val=""/>
+      <w:lvlJc w:val="left"/>
+      <w:pPr>
+        <w:tabs>
+          <w:tab w:val="num" w:pos="5760"/>
+        </w:tabs>
+        <w:ind w:left="5760" w:hanging="360"/>
+      </w:pPr>
+      <w:rPr>
+        <w:rFonts w:ascii="Wingdings" w:hAnsi="Wingdings" w:hint="default"/>
+        <w:sz w:val="20"/>
+      </w:rPr>
+    </w:lvl>
+    <w:lvl w:ilvl="8" w:tentative="1">
+      <w:start w:val="1"/>
+      <w:numFmt w:val="bullet"/>
+      <w:lvlText w:val=""/>
+      <w:lvlJc w:val="left"/>
+      <w:pPr>
+        <w:tabs>
+          <w:tab w:val="num" w:pos="6480"/>
+        </w:tabs>
+        <w:ind w:left="6480" w:hanging="360"/>
+      </w:pPr>
+      <w:rPr>
+        <w:rFonts w:ascii="Wingdings" w:hAnsi="Wingdings" w:hint="default"/>
+        <w:sz w:val="20"/>
+      </w:rPr>
+    </w:lvl>
+  </w:abstractNum>
+  <w:abstractNum w:abstractNumId="6" w15:restartNumberingAfterBreak="0">
     <w:nsid w:val="38234E06"/>
     <w:multiLevelType w:val="multilevel"/>
     <w:tmpl w:val="EE222A82"/>
@@ -1792,7 +4404,454 @@
       </w:rPr>
     </w:lvl>
   </w:abstractNum>
-  <w:abstractNum w:abstractNumId="3" w15:restartNumberingAfterBreak="0">
+  <w:abstractNum w:abstractNumId="7" w15:restartNumberingAfterBreak="0">
+    <w:nsid w:val="396804CE"/>
+    <w:multiLevelType w:val="multilevel"/>
+    <w:tmpl w:val="F88A7CA4"/>
+    <w:lvl w:ilvl="0">
+      <w:start w:val="1"/>
+      <w:numFmt w:val="bullet"/>
+      <w:lvlText w:val=""/>
+      <w:lvlJc w:val="left"/>
+      <w:pPr>
+        <w:tabs>
+          <w:tab w:val="num" w:pos="720"/>
+        </w:tabs>
+        <w:ind w:left="720" w:hanging="360"/>
+      </w:pPr>
+      <w:rPr>
+        <w:rFonts w:ascii="Symbol" w:hAnsi="Symbol" w:hint="default"/>
+        <w:sz w:val="20"/>
+      </w:rPr>
+    </w:lvl>
+    <w:lvl w:ilvl="1" w:tentative="1">
+      <w:start w:val="1"/>
+      <w:numFmt w:val="bullet"/>
+      <w:lvlText w:val="o"/>
+      <w:lvlJc w:val="left"/>
+      <w:pPr>
+        <w:tabs>
+          <w:tab w:val="num" w:pos="1440"/>
+        </w:tabs>
+        <w:ind w:left="1440" w:hanging="360"/>
+      </w:pPr>
+      <w:rPr>
+        <w:rFonts w:ascii="Courier New" w:hAnsi="Courier New" w:hint="default"/>
+        <w:sz w:val="20"/>
+      </w:rPr>
+    </w:lvl>
+    <w:lvl w:ilvl="2" w:tentative="1">
+      <w:start w:val="1"/>
+      <w:numFmt w:val="bullet"/>
+      <w:lvlText w:val=""/>
+      <w:lvlJc w:val="left"/>
+      <w:pPr>
+        <w:tabs>
+          <w:tab w:val="num" w:pos="2160"/>
+        </w:tabs>
+        <w:ind w:left="2160" w:hanging="360"/>
+      </w:pPr>
+      <w:rPr>
+        <w:rFonts w:ascii="Wingdings" w:hAnsi="Wingdings" w:hint="default"/>
+        <w:sz w:val="20"/>
+      </w:rPr>
+    </w:lvl>
+    <w:lvl w:ilvl="3" w:tentative="1">
+      <w:start w:val="1"/>
+      <w:numFmt w:val="bullet"/>
+      <w:lvlText w:val=""/>
+      <w:lvlJc w:val="left"/>
+      <w:pPr>
+        <w:tabs>
+          <w:tab w:val="num" w:pos="2880"/>
+        </w:tabs>
+        <w:ind w:left="2880" w:hanging="360"/>
+      </w:pPr>
+      <w:rPr>
+        <w:rFonts w:ascii="Wingdings" w:hAnsi="Wingdings" w:hint="default"/>
+        <w:sz w:val="20"/>
+      </w:rPr>
+    </w:lvl>
+    <w:lvl w:ilvl="4" w:tentative="1">
+      <w:start w:val="1"/>
+      <w:numFmt w:val="bullet"/>
+      <w:lvlText w:val=""/>
+      <w:lvlJc w:val="left"/>
+      <w:pPr>
+        <w:tabs>
+          <w:tab w:val="num" w:pos="3600"/>
+        </w:tabs>
+        <w:ind w:left="3600" w:hanging="360"/>
+      </w:pPr>
+      <w:rPr>
+        <w:rFonts w:ascii="Wingdings" w:hAnsi="Wingdings" w:hint="default"/>
+        <w:sz w:val="20"/>
+      </w:rPr>
+    </w:lvl>
+    <w:lvl w:ilvl="5" w:tentative="1">
+      <w:start w:val="1"/>
+      <w:numFmt w:val="bullet"/>
+      <w:lvlText w:val=""/>
+      <w:lvlJc w:val="left"/>
+      <w:pPr>
+        <w:tabs>
+          <w:tab w:val="num" w:pos="4320"/>
+        </w:tabs>
+        <w:ind w:left="4320" w:hanging="360"/>
+      </w:pPr>
+      <w:rPr>
+        <w:rFonts w:ascii="Wingdings" w:hAnsi="Wingdings" w:hint="default"/>
+        <w:sz w:val="20"/>
+      </w:rPr>
+    </w:lvl>
+    <w:lvl w:ilvl="6" w:tentative="1">
+      <w:start w:val="1"/>
+      <w:numFmt w:val="bullet"/>
+      <w:lvlText w:val=""/>
+      <w:lvlJc w:val="left"/>
+      <w:pPr>
+        <w:tabs>
+          <w:tab w:val="num" w:pos="5040"/>
+        </w:tabs>
+        <w:ind w:left="5040" w:hanging="360"/>
+      </w:pPr>
+      <w:rPr>
+        <w:rFonts w:ascii="Wingdings" w:hAnsi="Wingdings" w:hint="default"/>
+        <w:sz w:val="20"/>
+      </w:rPr>
+    </w:lvl>
+    <w:lvl w:ilvl="7" w:tentative="1">
+      <w:start w:val="1"/>
+      <w:numFmt w:val="bullet"/>
+      <w:lvlText w:val=""/>
+      <w:lvlJc w:val="left"/>
+      <w:pPr>
+        <w:tabs>
+          <w:tab w:val="num" w:pos="5760"/>
+        </w:tabs>
+        <w:ind w:left="5760" w:hanging="360"/>
+      </w:pPr>
+      <w:rPr>
+        <w:rFonts w:ascii="Wingdings" w:hAnsi="Wingdings" w:hint="default"/>
+        <w:sz w:val="20"/>
+      </w:rPr>
+    </w:lvl>
+    <w:lvl w:ilvl="8" w:tentative="1">
+      <w:start w:val="1"/>
+      <w:numFmt w:val="bullet"/>
+      <w:lvlText w:val=""/>
+      <w:lvlJc w:val="left"/>
+      <w:pPr>
+        <w:tabs>
+          <w:tab w:val="num" w:pos="6480"/>
+        </w:tabs>
+        <w:ind w:left="6480" w:hanging="360"/>
+      </w:pPr>
+      <w:rPr>
+        <w:rFonts w:ascii="Wingdings" w:hAnsi="Wingdings" w:hint="default"/>
+        <w:sz w:val="20"/>
+      </w:rPr>
+    </w:lvl>
+  </w:abstractNum>
+  <w:abstractNum w:abstractNumId="8" w15:restartNumberingAfterBreak="0">
+    <w:nsid w:val="396A479A"/>
+    <w:multiLevelType w:val="multilevel"/>
+    <w:tmpl w:val="3490EF80"/>
+    <w:lvl w:ilvl="0">
+      <w:start w:val="1"/>
+      <w:numFmt w:val="bullet"/>
+      <w:lvlText w:val=""/>
+      <w:lvlJc w:val="left"/>
+      <w:pPr>
+        <w:tabs>
+          <w:tab w:val="num" w:pos="720"/>
+        </w:tabs>
+        <w:ind w:left="720" w:hanging="360"/>
+      </w:pPr>
+      <w:rPr>
+        <w:rFonts w:ascii="Symbol" w:hAnsi="Symbol" w:hint="default"/>
+        <w:sz w:val="20"/>
+      </w:rPr>
+    </w:lvl>
+    <w:lvl w:ilvl="1" w:tentative="1">
+      <w:start w:val="1"/>
+      <w:numFmt w:val="bullet"/>
+      <w:lvlText w:val="o"/>
+      <w:lvlJc w:val="left"/>
+      <w:pPr>
+        <w:tabs>
+          <w:tab w:val="num" w:pos="1440"/>
+        </w:tabs>
+        <w:ind w:left="1440" w:hanging="360"/>
+      </w:pPr>
+      <w:rPr>
+        <w:rFonts w:ascii="Courier New" w:hAnsi="Courier New" w:hint="default"/>
+        <w:sz w:val="20"/>
+      </w:rPr>
+    </w:lvl>
+    <w:lvl w:ilvl="2" w:tentative="1">
+      <w:start w:val="1"/>
+      <w:numFmt w:val="bullet"/>
+      <w:lvlText w:val=""/>
+      <w:lvlJc w:val="left"/>
+      <w:pPr>
+        <w:tabs>
+          <w:tab w:val="num" w:pos="2160"/>
+        </w:tabs>
+        <w:ind w:left="2160" w:hanging="360"/>
+      </w:pPr>
+      <w:rPr>
+        <w:rFonts w:ascii="Wingdings" w:hAnsi="Wingdings" w:hint="default"/>
+        <w:sz w:val="20"/>
+      </w:rPr>
+    </w:lvl>
+    <w:lvl w:ilvl="3" w:tentative="1">
+      <w:start w:val="1"/>
+      <w:numFmt w:val="bullet"/>
+      <w:lvlText w:val=""/>
+      <w:lvlJc w:val="left"/>
+      <w:pPr>
+        <w:tabs>
+          <w:tab w:val="num" w:pos="2880"/>
+        </w:tabs>
+        <w:ind w:left="2880" w:hanging="360"/>
+      </w:pPr>
+      <w:rPr>
+        <w:rFonts w:ascii="Wingdings" w:hAnsi="Wingdings" w:hint="default"/>
+        <w:sz w:val="20"/>
+      </w:rPr>
+    </w:lvl>
+    <w:lvl w:ilvl="4" w:tentative="1">
+      <w:start w:val="1"/>
+      <w:numFmt w:val="bullet"/>
+      <w:lvlText w:val=""/>
+      <w:lvlJc w:val="left"/>
+      <w:pPr>
+        <w:tabs>
+          <w:tab w:val="num" w:pos="3600"/>
+        </w:tabs>
+        <w:ind w:left="3600" w:hanging="360"/>
+      </w:pPr>
+      <w:rPr>
+        <w:rFonts w:ascii="Wingdings" w:hAnsi="Wingdings" w:hint="default"/>
+        <w:sz w:val="20"/>
+      </w:rPr>
+    </w:lvl>
+    <w:lvl w:ilvl="5" w:tentative="1">
+      <w:start w:val="1"/>
+      <w:numFmt w:val="bullet"/>
+      <w:lvlText w:val=""/>
+      <w:lvlJc w:val="left"/>
+      <w:pPr>
+        <w:tabs>
+          <w:tab w:val="num" w:pos="4320"/>
+        </w:tabs>
+        <w:ind w:left="4320" w:hanging="360"/>
+      </w:pPr>
+      <w:rPr>
+        <w:rFonts w:ascii="Wingdings" w:hAnsi="Wingdings" w:hint="default"/>
+        <w:sz w:val="20"/>
+      </w:rPr>
+    </w:lvl>
+    <w:lvl w:ilvl="6" w:tentative="1">
+      <w:start w:val="1"/>
+      <w:numFmt w:val="bullet"/>
+      <w:lvlText w:val=""/>
+      <w:lvlJc w:val="left"/>
+      <w:pPr>
+        <w:tabs>
+          <w:tab w:val="num" w:pos="5040"/>
+        </w:tabs>
+        <w:ind w:left="5040" w:hanging="360"/>
+      </w:pPr>
+      <w:rPr>
+        <w:rFonts w:ascii="Wingdings" w:hAnsi="Wingdings" w:hint="default"/>
+        <w:sz w:val="20"/>
+      </w:rPr>
+    </w:lvl>
+    <w:lvl w:ilvl="7" w:tentative="1">
+      <w:start w:val="1"/>
+      <w:numFmt w:val="bullet"/>
+      <w:lvlText w:val=""/>
+      <w:lvlJc w:val="left"/>
+      <w:pPr>
+        <w:tabs>
+          <w:tab w:val="num" w:pos="5760"/>
+        </w:tabs>
+        <w:ind w:left="5760" w:hanging="360"/>
+      </w:pPr>
+      <w:rPr>
+        <w:rFonts w:ascii="Wingdings" w:hAnsi="Wingdings" w:hint="default"/>
+        <w:sz w:val="20"/>
+      </w:rPr>
+    </w:lvl>
+    <w:lvl w:ilvl="8" w:tentative="1">
+      <w:start w:val="1"/>
+      <w:numFmt w:val="bullet"/>
+      <w:lvlText w:val=""/>
+      <w:lvlJc w:val="left"/>
+      <w:pPr>
+        <w:tabs>
+          <w:tab w:val="num" w:pos="6480"/>
+        </w:tabs>
+        <w:ind w:left="6480" w:hanging="360"/>
+      </w:pPr>
+      <w:rPr>
+        <w:rFonts w:ascii="Wingdings" w:hAnsi="Wingdings" w:hint="default"/>
+        <w:sz w:val="20"/>
+      </w:rPr>
+    </w:lvl>
+  </w:abstractNum>
+  <w:abstractNum w:abstractNumId="9" w15:restartNumberingAfterBreak="0">
+    <w:nsid w:val="399125A7"/>
+    <w:multiLevelType w:val="multilevel"/>
+    <w:tmpl w:val="3EAA535E"/>
+    <w:lvl w:ilvl="0">
+      <w:start w:val="1"/>
+      <w:numFmt w:val="bullet"/>
+      <w:lvlText w:val=""/>
+      <w:lvlJc w:val="left"/>
+      <w:pPr>
+        <w:tabs>
+          <w:tab w:val="num" w:pos="720"/>
+        </w:tabs>
+        <w:ind w:left="720" w:hanging="360"/>
+      </w:pPr>
+      <w:rPr>
+        <w:rFonts w:ascii="Symbol" w:hAnsi="Symbol" w:hint="default"/>
+        <w:sz w:val="20"/>
+      </w:rPr>
+    </w:lvl>
+    <w:lvl w:ilvl="1" w:tentative="1">
+      <w:start w:val="1"/>
+      <w:numFmt w:val="bullet"/>
+      <w:lvlText w:val="o"/>
+      <w:lvlJc w:val="left"/>
+      <w:pPr>
+        <w:tabs>
+          <w:tab w:val="num" w:pos="1440"/>
+        </w:tabs>
+        <w:ind w:left="1440" w:hanging="360"/>
+      </w:pPr>
+      <w:rPr>
+        <w:rFonts w:ascii="Courier New" w:hAnsi="Courier New" w:hint="default"/>
+        <w:sz w:val="20"/>
+      </w:rPr>
+    </w:lvl>
+    <w:lvl w:ilvl="2" w:tentative="1">
+      <w:start w:val="1"/>
+      <w:numFmt w:val="bullet"/>
+      <w:lvlText w:val=""/>
+      <w:lvlJc w:val="left"/>
+      <w:pPr>
+        <w:tabs>
+          <w:tab w:val="num" w:pos="2160"/>
+        </w:tabs>
+        <w:ind w:left="2160" w:hanging="360"/>
+      </w:pPr>
+      <w:rPr>
+        <w:rFonts w:ascii="Wingdings" w:hAnsi="Wingdings" w:hint="default"/>
+        <w:sz w:val="20"/>
+      </w:rPr>
+    </w:lvl>
+    <w:lvl w:ilvl="3" w:tentative="1">
+      <w:start w:val="1"/>
+      <w:numFmt w:val="bullet"/>
+      <w:lvlText w:val=""/>
+      <w:lvlJc w:val="left"/>
+      <w:pPr>
+        <w:tabs>
+          <w:tab w:val="num" w:pos="2880"/>
+        </w:tabs>
+        <w:ind w:left="2880" w:hanging="360"/>
+      </w:pPr>
+      <w:rPr>
+        <w:rFonts w:ascii="Wingdings" w:hAnsi="Wingdings" w:hint="default"/>
+        <w:sz w:val="20"/>
+      </w:rPr>
+    </w:lvl>
+    <w:lvl w:ilvl="4" w:tentative="1">
+      <w:start w:val="1"/>
+      <w:numFmt w:val="bullet"/>
+      <w:lvlText w:val=""/>
+      <w:lvlJc w:val="left"/>
+      <w:pPr>
+        <w:tabs>
+          <w:tab w:val="num" w:pos="3600"/>
+        </w:tabs>
+        <w:ind w:left="3600" w:hanging="360"/>
+      </w:pPr>
+      <w:rPr>
+        <w:rFonts w:ascii="Wingdings" w:hAnsi="Wingdings" w:hint="default"/>
+        <w:sz w:val="20"/>
+      </w:rPr>
+    </w:lvl>
+    <w:lvl w:ilvl="5" w:tentative="1">
+      <w:start w:val="1"/>
+      <w:numFmt w:val="bullet"/>
+      <w:lvlText w:val=""/>
+      <w:lvlJc w:val="left"/>
+      <w:pPr>
+        <w:tabs>
+          <w:tab w:val="num" w:pos="4320"/>
+        </w:tabs>
+        <w:ind w:left="4320" w:hanging="360"/>
+      </w:pPr>
+      <w:rPr>
+        <w:rFonts w:ascii="Wingdings" w:hAnsi="Wingdings" w:hint="default"/>
+        <w:sz w:val="20"/>
+      </w:rPr>
+    </w:lvl>
+    <w:lvl w:ilvl="6" w:tentative="1">
+      <w:start w:val="1"/>
+      <w:numFmt w:val="bullet"/>
+      <w:lvlText w:val=""/>
+      <w:lvlJc w:val="left"/>
+      <w:pPr>
+        <w:tabs>
+          <w:tab w:val="num" w:pos="5040"/>
+        </w:tabs>
+        <w:ind w:left="5040" w:hanging="360"/>
+      </w:pPr>
+      <w:rPr>
+        <w:rFonts w:ascii="Wingdings" w:hAnsi="Wingdings" w:hint="default"/>
+        <w:sz w:val="20"/>
+      </w:rPr>
+    </w:lvl>
+    <w:lvl w:ilvl="7" w:tentative="1">
+      <w:start w:val="1"/>
+      <w:numFmt w:val="bullet"/>
+      <w:lvlText w:val=""/>
+      <w:lvlJc w:val="left"/>
+      <w:pPr>
+        <w:tabs>
+          <w:tab w:val="num" w:pos="5760"/>
+        </w:tabs>
+        <w:ind w:left="5760" w:hanging="360"/>
+      </w:pPr>
+      <w:rPr>
+        <w:rFonts w:ascii="Wingdings" w:hAnsi="Wingdings" w:hint="default"/>
+        <w:sz w:val="20"/>
+      </w:rPr>
+    </w:lvl>
+    <w:lvl w:ilvl="8" w:tentative="1">
+      <w:start w:val="1"/>
+      <w:numFmt w:val="bullet"/>
+      <w:lvlText w:val=""/>
+      <w:lvlJc w:val="left"/>
+      <w:pPr>
+        <w:tabs>
+          <w:tab w:val="num" w:pos="6480"/>
+        </w:tabs>
+        <w:ind w:left="6480" w:hanging="360"/>
+      </w:pPr>
+      <w:rPr>
+        <w:rFonts w:ascii="Wingdings" w:hAnsi="Wingdings" w:hint="default"/>
+        <w:sz w:val="20"/>
+      </w:rPr>
+    </w:lvl>
+  </w:abstractNum>
+  <w:abstractNum w:abstractNumId="10" w15:restartNumberingAfterBreak="0">
     <w:nsid w:val="3AB6079B"/>
     <w:multiLevelType w:val="multilevel"/>
     <w:tmpl w:val="D8E21546"/>
@@ -1941,7 +5000,156 @@
       </w:rPr>
     </w:lvl>
   </w:abstractNum>
-  <w:abstractNum w:abstractNumId="4" w15:restartNumberingAfterBreak="0">
+  <w:abstractNum w:abstractNumId="11" w15:restartNumberingAfterBreak="0">
+    <w:nsid w:val="3F6F4B36"/>
+    <w:multiLevelType w:val="multilevel"/>
+    <w:tmpl w:val="3D5A32F0"/>
+    <w:lvl w:ilvl="0">
+      <w:start w:val="1"/>
+      <w:numFmt w:val="bullet"/>
+      <w:lvlText w:val=""/>
+      <w:lvlJc w:val="left"/>
+      <w:pPr>
+        <w:tabs>
+          <w:tab w:val="num" w:pos="720"/>
+        </w:tabs>
+        <w:ind w:left="720" w:hanging="360"/>
+      </w:pPr>
+      <w:rPr>
+        <w:rFonts w:ascii="Symbol" w:hAnsi="Symbol" w:hint="default"/>
+        <w:sz w:val="20"/>
+      </w:rPr>
+    </w:lvl>
+    <w:lvl w:ilvl="1" w:tentative="1">
+      <w:start w:val="1"/>
+      <w:numFmt w:val="bullet"/>
+      <w:lvlText w:val="o"/>
+      <w:lvlJc w:val="left"/>
+      <w:pPr>
+        <w:tabs>
+          <w:tab w:val="num" w:pos="1440"/>
+        </w:tabs>
+        <w:ind w:left="1440" w:hanging="360"/>
+      </w:pPr>
+      <w:rPr>
+        <w:rFonts w:ascii="Courier New" w:hAnsi="Courier New" w:hint="default"/>
+        <w:sz w:val="20"/>
+      </w:rPr>
+    </w:lvl>
+    <w:lvl w:ilvl="2" w:tentative="1">
+      <w:start w:val="1"/>
+      <w:numFmt w:val="bullet"/>
+      <w:lvlText w:val=""/>
+      <w:lvlJc w:val="left"/>
+      <w:pPr>
+        <w:tabs>
+          <w:tab w:val="num" w:pos="2160"/>
+        </w:tabs>
+        <w:ind w:left="2160" w:hanging="360"/>
+      </w:pPr>
+      <w:rPr>
+        <w:rFonts w:ascii="Wingdings" w:hAnsi="Wingdings" w:hint="default"/>
+        <w:sz w:val="20"/>
+      </w:rPr>
+    </w:lvl>
+    <w:lvl w:ilvl="3" w:tentative="1">
+      <w:start w:val="1"/>
+      <w:numFmt w:val="bullet"/>
+      <w:lvlText w:val=""/>
+      <w:lvlJc w:val="left"/>
+      <w:pPr>
+        <w:tabs>
+          <w:tab w:val="num" w:pos="2880"/>
+        </w:tabs>
+        <w:ind w:left="2880" w:hanging="360"/>
+      </w:pPr>
+      <w:rPr>
+        <w:rFonts w:ascii="Wingdings" w:hAnsi="Wingdings" w:hint="default"/>
+        <w:sz w:val="20"/>
+      </w:rPr>
+    </w:lvl>
+    <w:lvl w:ilvl="4" w:tentative="1">
+      <w:start w:val="1"/>
+      <w:numFmt w:val="bullet"/>
+      <w:lvlText w:val=""/>
+      <w:lvlJc w:val="left"/>
+      <w:pPr>
+        <w:tabs>
+          <w:tab w:val="num" w:pos="3600"/>
+        </w:tabs>
+        <w:ind w:left="3600" w:hanging="360"/>
+      </w:pPr>
+      <w:rPr>
+        <w:rFonts w:ascii="Wingdings" w:hAnsi="Wingdings" w:hint="default"/>
+        <w:sz w:val="20"/>
+      </w:rPr>
+    </w:lvl>
+    <w:lvl w:ilvl="5" w:tentative="1">
+      <w:start w:val="1"/>
+      <w:numFmt w:val="bullet"/>
+      <w:lvlText w:val=""/>
+      <w:lvlJc w:val="left"/>
+      <w:pPr>
+        <w:tabs>
+          <w:tab w:val="num" w:pos="4320"/>
+        </w:tabs>
+        <w:ind w:left="4320" w:hanging="360"/>
+      </w:pPr>
+      <w:rPr>
+        <w:rFonts w:ascii="Wingdings" w:hAnsi="Wingdings" w:hint="default"/>
+        <w:sz w:val="20"/>
+      </w:rPr>
+    </w:lvl>
+    <w:lvl w:ilvl="6" w:tentative="1">
+      <w:start w:val="1"/>
+      <w:numFmt w:val="bullet"/>
+      <w:lvlText w:val=""/>
+      <w:lvlJc w:val="left"/>
+      <w:pPr>
+        <w:tabs>
+          <w:tab w:val="num" w:pos="5040"/>
+        </w:tabs>
+        <w:ind w:left="5040" w:hanging="360"/>
+      </w:pPr>
+      <w:rPr>
+        <w:rFonts w:ascii="Wingdings" w:hAnsi="Wingdings" w:hint="default"/>
+        <w:sz w:val="20"/>
+      </w:rPr>
+    </w:lvl>
+    <w:lvl w:ilvl="7" w:tentative="1">
+      <w:start w:val="1"/>
+      <w:numFmt w:val="bullet"/>
+      <w:lvlText w:val=""/>
+      <w:lvlJc w:val="left"/>
+      <w:pPr>
+        <w:tabs>
+          <w:tab w:val="num" w:pos="5760"/>
+        </w:tabs>
+        <w:ind w:left="5760" w:hanging="360"/>
+      </w:pPr>
+      <w:rPr>
+        <w:rFonts w:ascii="Wingdings" w:hAnsi="Wingdings" w:hint="default"/>
+        <w:sz w:val="20"/>
+      </w:rPr>
+    </w:lvl>
+    <w:lvl w:ilvl="8" w:tentative="1">
+      <w:start w:val="1"/>
+      <w:numFmt w:val="bullet"/>
+      <w:lvlText w:val=""/>
+      <w:lvlJc w:val="left"/>
+      <w:pPr>
+        <w:tabs>
+          <w:tab w:val="num" w:pos="6480"/>
+        </w:tabs>
+        <w:ind w:left="6480" w:hanging="360"/>
+      </w:pPr>
+      <w:rPr>
+        <w:rFonts w:ascii="Wingdings" w:hAnsi="Wingdings" w:hint="default"/>
+        <w:sz w:val="20"/>
+      </w:rPr>
+    </w:lvl>
+  </w:abstractNum>
+  <w:abstractNum w:abstractNumId="12" w15:restartNumberingAfterBreak="0">
     <w:nsid w:val="439B653B"/>
     <w:multiLevelType w:val="multilevel"/>
     <w:tmpl w:val="A59A7224"/>
@@ -2090,7 +5298,7 @@
       </w:rPr>
     </w:lvl>
   </w:abstractNum>
-  <w:abstractNum w:abstractNumId="5" w15:restartNumberingAfterBreak="0">
+  <w:abstractNum w:abstractNumId="13" w15:restartNumberingAfterBreak="0">
     <w:nsid w:val="462A79A8"/>
     <w:multiLevelType w:val="multilevel"/>
     <w:tmpl w:val="C658C012"/>
@@ -2239,7 +5447,454 @@
       </w:rPr>
     </w:lvl>
   </w:abstractNum>
-  <w:abstractNum w:abstractNumId="6" w15:restartNumberingAfterBreak="0">
+  <w:abstractNum w:abstractNumId="14" w15:restartNumberingAfterBreak="0">
+    <w:nsid w:val="47024D77"/>
+    <w:multiLevelType w:val="multilevel"/>
+    <w:tmpl w:val="04D81A58"/>
+    <w:lvl w:ilvl="0">
+      <w:start w:val="1"/>
+      <w:numFmt w:val="bullet"/>
+      <w:lvlText w:val=""/>
+      <w:lvlJc w:val="left"/>
+      <w:pPr>
+        <w:tabs>
+          <w:tab w:val="num" w:pos="720"/>
+        </w:tabs>
+        <w:ind w:left="720" w:hanging="360"/>
+      </w:pPr>
+      <w:rPr>
+        <w:rFonts w:ascii="Symbol" w:hAnsi="Symbol" w:hint="default"/>
+        <w:sz w:val="20"/>
+      </w:rPr>
+    </w:lvl>
+    <w:lvl w:ilvl="1" w:tentative="1">
+      <w:start w:val="1"/>
+      <w:numFmt w:val="bullet"/>
+      <w:lvlText w:val="o"/>
+      <w:lvlJc w:val="left"/>
+      <w:pPr>
+        <w:tabs>
+          <w:tab w:val="num" w:pos="1440"/>
+        </w:tabs>
+        <w:ind w:left="1440" w:hanging="360"/>
+      </w:pPr>
+      <w:rPr>
+        <w:rFonts w:ascii="Courier New" w:hAnsi="Courier New" w:hint="default"/>
+        <w:sz w:val="20"/>
+      </w:rPr>
+    </w:lvl>
+    <w:lvl w:ilvl="2" w:tentative="1">
+      <w:start w:val="1"/>
+      <w:numFmt w:val="bullet"/>
+      <w:lvlText w:val=""/>
+      <w:lvlJc w:val="left"/>
+      <w:pPr>
+        <w:tabs>
+          <w:tab w:val="num" w:pos="2160"/>
+        </w:tabs>
+        <w:ind w:left="2160" w:hanging="360"/>
+      </w:pPr>
+      <w:rPr>
+        <w:rFonts w:ascii="Wingdings" w:hAnsi="Wingdings" w:hint="default"/>
+        <w:sz w:val="20"/>
+      </w:rPr>
+    </w:lvl>
+    <w:lvl w:ilvl="3" w:tentative="1">
+      <w:start w:val="1"/>
+      <w:numFmt w:val="bullet"/>
+      <w:lvlText w:val=""/>
+      <w:lvlJc w:val="left"/>
+      <w:pPr>
+        <w:tabs>
+          <w:tab w:val="num" w:pos="2880"/>
+        </w:tabs>
+        <w:ind w:left="2880" w:hanging="360"/>
+      </w:pPr>
+      <w:rPr>
+        <w:rFonts w:ascii="Wingdings" w:hAnsi="Wingdings" w:hint="default"/>
+        <w:sz w:val="20"/>
+      </w:rPr>
+    </w:lvl>
+    <w:lvl w:ilvl="4" w:tentative="1">
+      <w:start w:val="1"/>
+      <w:numFmt w:val="bullet"/>
+      <w:lvlText w:val=""/>
+      <w:lvlJc w:val="left"/>
+      <w:pPr>
+        <w:tabs>
+          <w:tab w:val="num" w:pos="3600"/>
+        </w:tabs>
+        <w:ind w:left="3600" w:hanging="360"/>
+      </w:pPr>
+      <w:rPr>
+        <w:rFonts w:ascii="Wingdings" w:hAnsi="Wingdings" w:hint="default"/>
+        <w:sz w:val="20"/>
+      </w:rPr>
+    </w:lvl>
+    <w:lvl w:ilvl="5" w:tentative="1">
+      <w:start w:val="1"/>
+      <w:numFmt w:val="bullet"/>
+      <w:lvlText w:val=""/>
+      <w:lvlJc w:val="left"/>
+      <w:pPr>
+        <w:tabs>
+          <w:tab w:val="num" w:pos="4320"/>
+        </w:tabs>
+        <w:ind w:left="4320" w:hanging="360"/>
+      </w:pPr>
+      <w:rPr>
+        <w:rFonts w:ascii="Wingdings" w:hAnsi="Wingdings" w:hint="default"/>
+        <w:sz w:val="20"/>
+      </w:rPr>
+    </w:lvl>
+    <w:lvl w:ilvl="6" w:tentative="1">
+      <w:start w:val="1"/>
+      <w:numFmt w:val="bullet"/>
+      <w:lvlText w:val=""/>
+      <w:lvlJc w:val="left"/>
+      <w:pPr>
+        <w:tabs>
+          <w:tab w:val="num" w:pos="5040"/>
+        </w:tabs>
+        <w:ind w:left="5040" w:hanging="360"/>
+      </w:pPr>
+      <w:rPr>
+        <w:rFonts w:ascii="Wingdings" w:hAnsi="Wingdings" w:hint="default"/>
+        <w:sz w:val="20"/>
+      </w:rPr>
+    </w:lvl>
+    <w:lvl w:ilvl="7" w:tentative="1">
+      <w:start w:val="1"/>
+      <w:numFmt w:val="bullet"/>
+      <w:lvlText w:val=""/>
+      <w:lvlJc w:val="left"/>
+      <w:pPr>
+        <w:tabs>
+          <w:tab w:val="num" w:pos="5760"/>
+        </w:tabs>
+        <w:ind w:left="5760" w:hanging="360"/>
+      </w:pPr>
+      <w:rPr>
+        <w:rFonts w:ascii="Wingdings" w:hAnsi="Wingdings" w:hint="default"/>
+        <w:sz w:val="20"/>
+      </w:rPr>
+    </w:lvl>
+    <w:lvl w:ilvl="8" w:tentative="1">
+      <w:start w:val="1"/>
+      <w:numFmt w:val="bullet"/>
+      <w:lvlText w:val=""/>
+      <w:lvlJc w:val="left"/>
+      <w:pPr>
+        <w:tabs>
+          <w:tab w:val="num" w:pos="6480"/>
+        </w:tabs>
+        <w:ind w:left="6480" w:hanging="360"/>
+      </w:pPr>
+      <w:rPr>
+        <w:rFonts w:ascii="Wingdings" w:hAnsi="Wingdings" w:hint="default"/>
+        <w:sz w:val="20"/>
+      </w:rPr>
+    </w:lvl>
+  </w:abstractNum>
+  <w:abstractNum w:abstractNumId="15" w15:restartNumberingAfterBreak="0">
+    <w:nsid w:val="47AC455A"/>
+    <w:multiLevelType w:val="multilevel"/>
+    <w:tmpl w:val="89982A14"/>
+    <w:lvl w:ilvl="0">
+      <w:start w:val="1"/>
+      <w:numFmt w:val="bullet"/>
+      <w:lvlText w:val=""/>
+      <w:lvlJc w:val="left"/>
+      <w:pPr>
+        <w:tabs>
+          <w:tab w:val="num" w:pos="720"/>
+        </w:tabs>
+        <w:ind w:left="720" w:hanging="360"/>
+      </w:pPr>
+      <w:rPr>
+        <w:rFonts w:ascii="Symbol" w:hAnsi="Symbol" w:hint="default"/>
+        <w:sz w:val="20"/>
+      </w:rPr>
+    </w:lvl>
+    <w:lvl w:ilvl="1" w:tentative="1">
+      <w:start w:val="1"/>
+      <w:numFmt w:val="bullet"/>
+      <w:lvlText w:val="o"/>
+      <w:lvlJc w:val="left"/>
+      <w:pPr>
+        <w:tabs>
+          <w:tab w:val="num" w:pos="1440"/>
+        </w:tabs>
+        <w:ind w:left="1440" w:hanging="360"/>
+      </w:pPr>
+      <w:rPr>
+        <w:rFonts w:ascii="Courier New" w:hAnsi="Courier New" w:hint="default"/>
+        <w:sz w:val="20"/>
+      </w:rPr>
+    </w:lvl>
+    <w:lvl w:ilvl="2" w:tentative="1">
+      <w:start w:val="1"/>
+      <w:numFmt w:val="bullet"/>
+      <w:lvlText w:val=""/>
+      <w:lvlJc w:val="left"/>
+      <w:pPr>
+        <w:tabs>
+          <w:tab w:val="num" w:pos="2160"/>
+        </w:tabs>
+        <w:ind w:left="2160" w:hanging="360"/>
+      </w:pPr>
+      <w:rPr>
+        <w:rFonts w:ascii="Wingdings" w:hAnsi="Wingdings" w:hint="default"/>
+        <w:sz w:val="20"/>
+      </w:rPr>
+    </w:lvl>
+    <w:lvl w:ilvl="3" w:tentative="1">
+      <w:start w:val="1"/>
+      <w:numFmt w:val="bullet"/>
+      <w:lvlText w:val=""/>
+      <w:lvlJc w:val="left"/>
+      <w:pPr>
+        <w:tabs>
+          <w:tab w:val="num" w:pos="2880"/>
+        </w:tabs>
+        <w:ind w:left="2880" w:hanging="360"/>
+      </w:pPr>
+      <w:rPr>
+        <w:rFonts w:ascii="Wingdings" w:hAnsi="Wingdings" w:hint="default"/>
+        <w:sz w:val="20"/>
+      </w:rPr>
+    </w:lvl>
+    <w:lvl w:ilvl="4" w:tentative="1">
+      <w:start w:val="1"/>
+      <w:numFmt w:val="bullet"/>
+      <w:lvlText w:val=""/>
+      <w:lvlJc w:val="left"/>
+      <w:pPr>
+        <w:tabs>
+          <w:tab w:val="num" w:pos="3600"/>
+        </w:tabs>
+        <w:ind w:left="3600" w:hanging="360"/>
+      </w:pPr>
+      <w:rPr>
+        <w:rFonts w:ascii="Wingdings" w:hAnsi="Wingdings" w:hint="default"/>
+        <w:sz w:val="20"/>
+      </w:rPr>
+    </w:lvl>
+    <w:lvl w:ilvl="5" w:tentative="1">
+      <w:start w:val="1"/>
+      <w:numFmt w:val="bullet"/>
+      <w:lvlText w:val=""/>
+      <w:lvlJc w:val="left"/>
+      <w:pPr>
+        <w:tabs>
+          <w:tab w:val="num" w:pos="4320"/>
+        </w:tabs>
+        <w:ind w:left="4320" w:hanging="360"/>
+      </w:pPr>
+      <w:rPr>
+        <w:rFonts w:ascii="Wingdings" w:hAnsi="Wingdings" w:hint="default"/>
+        <w:sz w:val="20"/>
+      </w:rPr>
+    </w:lvl>
+    <w:lvl w:ilvl="6" w:tentative="1">
+      <w:start w:val="1"/>
+      <w:numFmt w:val="bullet"/>
+      <w:lvlText w:val=""/>
+      <w:lvlJc w:val="left"/>
+      <w:pPr>
+        <w:tabs>
+          <w:tab w:val="num" w:pos="5040"/>
+        </w:tabs>
+        <w:ind w:left="5040" w:hanging="360"/>
+      </w:pPr>
+      <w:rPr>
+        <w:rFonts w:ascii="Wingdings" w:hAnsi="Wingdings" w:hint="default"/>
+        <w:sz w:val="20"/>
+      </w:rPr>
+    </w:lvl>
+    <w:lvl w:ilvl="7" w:tentative="1">
+      <w:start w:val="1"/>
+      <w:numFmt w:val="bullet"/>
+      <w:lvlText w:val=""/>
+      <w:lvlJc w:val="left"/>
+      <w:pPr>
+        <w:tabs>
+          <w:tab w:val="num" w:pos="5760"/>
+        </w:tabs>
+        <w:ind w:left="5760" w:hanging="360"/>
+      </w:pPr>
+      <w:rPr>
+        <w:rFonts w:ascii="Wingdings" w:hAnsi="Wingdings" w:hint="default"/>
+        <w:sz w:val="20"/>
+      </w:rPr>
+    </w:lvl>
+    <w:lvl w:ilvl="8" w:tentative="1">
+      <w:start w:val="1"/>
+      <w:numFmt w:val="bullet"/>
+      <w:lvlText w:val=""/>
+      <w:lvlJc w:val="left"/>
+      <w:pPr>
+        <w:tabs>
+          <w:tab w:val="num" w:pos="6480"/>
+        </w:tabs>
+        <w:ind w:left="6480" w:hanging="360"/>
+      </w:pPr>
+      <w:rPr>
+        <w:rFonts w:ascii="Wingdings" w:hAnsi="Wingdings" w:hint="default"/>
+        <w:sz w:val="20"/>
+      </w:rPr>
+    </w:lvl>
+  </w:abstractNum>
+  <w:abstractNum w:abstractNumId="16" w15:restartNumberingAfterBreak="0">
+    <w:nsid w:val="47CA42F6"/>
+    <w:multiLevelType w:val="multilevel"/>
+    <w:tmpl w:val="3D94A58C"/>
+    <w:lvl w:ilvl="0">
+      <w:start w:val="1"/>
+      <w:numFmt w:val="bullet"/>
+      <w:lvlText w:val=""/>
+      <w:lvlJc w:val="left"/>
+      <w:pPr>
+        <w:tabs>
+          <w:tab w:val="num" w:pos="720"/>
+        </w:tabs>
+        <w:ind w:left="720" w:hanging="360"/>
+      </w:pPr>
+      <w:rPr>
+        <w:rFonts w:ascii="Symbol" w:hAnsi="Symbol" w:hint="default"/>
+        <w:sz w:val="20"/>
+      </w:rPr>
+    </w:lvl>
+    <w:lvl w:ilvl="1" w:tentative="1">
+      <w:start w:val="1"/>
+      <w:numFmt w:val="bullet"/>
+      <w:lvlText w:val="o"/>
+      <w:lvlJc w:val="left"/>
+      <w:pPr>
+        <w:tabs>
+          <w:tab w:val="num" w:pos="1440"/>
+        </w:tabs>
+        <w:ind w:left="1440" w:hanging="360"/>
+      </w:pPr>
+      <w:rPr>
+        <w:rFonts w:ascii="Courier New" w:hAnsi="Courier New" w:hint="default"/>
+        <w:sz w:val="20"/>
+      </w:rPr>
+    </w:lvl>
+    <w:lvl w:ilvl="2" w:tentative="1">
+      <w:start w:val="1"/>
+      <w:numFmt w:val="bullet"/>
+      <w:lvlText w:val=""/>
+      <w:lvlJc w:val="left"/>
+      <w:pPr>
+        <w:tabs>
+          <w:tab w:val="num" w:pos="2160"/>
+        </w:tabs>
+        <w:ind w:left="2160" w:hanging="360"/>
+      </w:pPr>
+      <w:rPr>
+        <w:rFonts w:ascii="Wingdings" w:hAnsi="Wingdings" w:hint="default"/>
+        <w:sz w:val="20"/>
+      </w:rPr>
+    </w:lvl>
+    <w:lvl w:ilvl="3" w:tentative="1">
+      <w:start w:val="1"/>
+      <w:numFmt w:val="bullet"/>
+      <w:lvlText w:val=""/>
+      <w:lvlJc w:val="left"/>
+      <w:pPr>
+        <w:tabs>
+          <w:tab w:val="num" w:pos="2880"/>
+        </w:tabs>
+        <w:ind w:left="2880" w:hanging="360"/>
+      </w:pPr>
+      <w:rPr>
+        <w:rFonts w:ascii="Wingdings" w:hAnsi="Wingdings" w:hint="default"/>
+        <w:sz w:val="20"/>
+      </w:rPr>
+    </w:lvl>
+    <w:lvl w:ilvl="4" w:tentative="1">
+      <w:start w:val="1"/>
+      <w:numFmt w:val="bullet"/>
+      <w:lvlText w:val=""/>
+      <w:lvlJc w:val="left"/>
+      <w:pPr>
+        <w:tabs>
+          <w:tab w:val="num" w:pos="3600"/>
+        </w:tabs>
+        <w:ind w:left="3600" w:hanging="360"/>
+      </w:pPr>
+      <w:rPr>
+        <w:rFonts w:ascii="Wingdings" w:hAnsi="Wingdings" w:hint="default"/>
+        <w:sz w:val="20"/>
+      </w:rPr>
+    </w:lvl>
+    <w:lvl w:ilvl="5" w:tentative="1">
+      <w:start w:val="1"/>
+      <w:numFmt w:val="bullet"/>
+      <w:lvlText w:val=""/>
+      <w:lvlJc w:val="left"/>
+      <w:pPr>
+        <w:tabs>
+          <w:tab w:val="num" w:pos="4320"/>
+        </w:tabs>
+        <w:ind w:left="4320" w:hanging="360"/>
+      </w:pPr>
+      <w:rPr>
+        <w:rFonts w:ascii="Wingdings" w:hAnsi="Wingdings" w:hint="default"/>
+        <w:sz w:val="20"/>
+      </w:rPr>
+    </w:lvl>
+    <w:lvl w:ilvl="6" w:tentative="1">
+      <w:start w:val="1"/>
+      <w:numFmt w:val="bullet"/>
+      <w:lvlText w:val=""/>
+      <w:lvlJc w:val="left"/>
+      <w:pPr>
+        <w:tabs>
+          <w:tab w:val="num" w:pos="5040"/>
+        </w:tabs>
+        <w:ind w:left="5040" w:hanging="360"/>
+      </w:pPr>
+      <w:rPr>
+        <w:rFonts w:ascii="Wingdings" w:hAnsi="Wingdings" w:hint="default"/>
+        <w:sz w:val="20"/>
+      </w:rPr>
+    </w:lvl>
+    <w:lvl w:ilvl="7" w:tentative="1">
+      <w:start w:val="1"/>
+      <w:numFmt w:val="bullet"/>
+      <w:lvlText w:val=""/>
+      <w:lvlJc w:val="left"/>
+      <w:pPr>
+        <w:tabs>
+          <w:tab w:val="num" w:pos="5760"/>
+        </w:tabs>
+        <w:ind w:left="5760" w:hanging="360"/>
+      </w:pPr>
+      <w:rPr>
+        <w:rFonts w:ascii="Wingdings" w:hAnsi="Wingdings" w:hint="default"/>
+        <w:sz w:val="20"/>
+      </w:rPr>
+    </w:lvl>
+    <w:lvl w:ilvl="8" w:tentative="1">
+      <w:start w:val="1"/>
+      <w:numFmt w:val="bullet"/>
+      <w:lvlText w:val=""/>
+      <w:lvlJc w:val="left"/>
+      <w:pPr>
+        <w:tabs>
+          <w:tab w:val="num" w:pos="6480"/>
+        </w:tabs>
+        <w:ind w:left="6480" w:hanging="360"/>
+      </w:pPr>
+      <w:rPr>
+        <w:rFonts w:ascii="Wingdings" w:hAnsi="Wingdings" w:hint="default"/>
+        <w:sz w:val="20"/>
+      </w:rPr>
+    </w:lvl>
+  </w:abstractNum>
+  <w:abstractNum w:abstractNumId="17" w15:restartNumberingAfterBreak="0">
     <w:nsid w:val="4A4E589C"/>
     <w:multiLevelType w:val="multilevel"/>
     <w:tmpl w:val="59684A02"/>
@@ -2388,7 +6043,454 @@
       </w:rPr>
     </w:lvl>
   </w:abstractNum>
-  <w:abstractNum w:abstractNumId="7" w15:restartNumberingAfterBreak="0">
+  <w:abstractNum w:abstractNumId="18" w15:restartNumberingAfterBreak="0">
+    <w:nsid w:val="4E903213"/>
+    <w:multiLevelType w:val="multilevel"/>
+    <w:tmpl w:val="7998175A"/>
+    <w:lvl w:ilvl="0">
+      <w:start w:val="1"/>
+      <w:numFmt w:val="bullet"/>
+      <w:lvlText w:val=""/>
+      <w:lvlJc w:val="left"/>
+      <w:pPr>
+        <w:tabs>
+          <w:tab w:val="num" w:pos="720"/>
+        </w:tabs>
+        <w:ind w:left="720" w:hanging="360"/>
+      </w:pPr>
+      <w:rPr>
+        <w:rFonts w:ascii="Symbol" w:hAnsi="Symbol" w:hint="default"/>
+        <w:sz w:val="20"/>
+      </w:rPr>
+    </w:lvl>
+    <w:lvl w:ilvl="1" w:tentative="1">
+      <w:start w:val="1"/>
+      <w:numFmt w:val="bullet"/>
+      <w:lvlText w:val="o"/>
+      <w:lvlJc w:val="left"/>
+      <w:pPr>
+        <w:tabs>
+          <w:tab w:val="num" w:pos="1440"/>
+        </w:tabs>
+        <w:ind w:left="1440" w:hanging="360"/>
+      </w:pPr>
+      <w:rPr>
+        <w:rFonts w:ascii="Courier New" w:hAnsi="Courier New" w:hint="default"/>
+        <w:sz w:val="20"/>
+      </w:rPr>
+    </w:lvl>
+    <w:lvl w:ilvl="2" w:tentative="1">
+      <w:start w:val="1"/>
+      <w:numFmt w:val="bullet"/>
+      <w:lvlText w:val=""/>
+      <w:lvlJc w:val="left"/>
+      <w:pPr>
+        <w:tabs>
+          <w:tab w:val="num" w:pos="2160"/>
+        </w:tabs>
+        <w:ind w:left="2160" w:hanging="360"/>
+      </w:pPr>
+      <w:rPr>
+        <w:rFonts w:ascii="Wingdings" w:hAnsi="Wingdings" w:hint="default"/>
+        <w:sz w:val="20"/>
+      </w:rPr>
+    </w:lvl>
+    <w:lvl w:ilvl="3" w:tentative="1">
+      <w:start w:val="1"/>
+      <w:numFmt w:val="bullet"/>
+      <w:lvlText w:val=""/>
+      <w:lvlJc w:val="left"/>
+      <w:pPr>
+        <w:tabs>
+          <w:tab w:val="num" w:pos="2880"/>
+        </w:tabs>
+        <w:ind w:left="2880" w:hanging="360"/>
+      </w:pPr>
+      <w:rPr>
+        <w:rFonts w:ascii="Wingdings" w:hAnsi="Wingdings" w:hint="default"/>
+        <w:sz w:val="20"/>
+      </w:rPr>
+    </w:lvl>
+    <w:lvl w:ilvl="4" w:tentative="1">
+      <w:start w:val="1"/>
+      <w:numFmt w:val="bullet"/>
+      <w:lvlText w:val=""/>
+      <w:lvlJc w:val="left"/>
+      <w:pPr>
+        <w:tabs>
+          <w:tab w:val="num" w:pos="3600"/>
+        </w:tabs>
+        <w:ind w:left="3600" w:hanging="360"/>
+      </w:pPr>
+      <w:rPr>
+        <w:rFonts w:ascii="Wingdings" w:hAnsi="Wingdings" w:hint="default"/>
+        <w:sz w:val="20"/>
+      </w:rPr>
+    </w:lvl>
+    <w:lvl w:ilvl="5" w:tentative="1">
+      <w:start w:val="1"/>
+      <w:numFmt w:val="bullet"/>
+      <w:lvlText w:val=""/>
+      <w:lvlJc w:val="left"/>
+      <w:pPr>
+        <w:tabs>
+          <w:tab w:val="num" w:pos="4320"/>
+        </w:tabs>
+        <w:ind w:left="4320" w:hanging="360"/>
+      </w:pPr>
+      <w:rPr>
+        <w:rFonts w:ascii="Wingdings" w:hAnsi="Wingdings" w:hint="default"/>
+        <w:sz w:val="20"/>
+      </w:rPr>
+    </w:lvl>
+    <w:lvl w:ilvl="6" w:tentative="1">
+      <w:start w:val="1"/>
+      <w:numFmt w:val="bullet"/>
+      <w:lvlText w:val=""/>
+      <w:lvlJc w:val="left"/>
+      <w:pPr>
+        <w:tabs>
+          <w:tab w:val="num" w:pos="5040"/>
+        </w:tabs>
+        <w:ind w:left="5040" w:hanging="360"/>
+      </w:pPr>
+      <w:rPr>
+        <w:rFonts w:ascii="Wingdings" w:hAnsi="Wingdings" w:hint="default"/>
+        <w:sz w:val="20"/>
+      </w:rPr>
+    </w:lvl>
+    <w:lvl w:ilvl="7" w:tentative="1">
+      <w:start w:val="1"/>
+      <w:numFmt w:val="bullet"/>
+      <w:lvlText w:val=""/>
+      <w:lvlJc w:val="left"/>
+      <w:pPr>
+        <w:tabs>
+          <w:tab w:val="num" w:pos="5760"/>
+        </w:tabs>
+        <w:ind w:left="5760" w:hanging="360"/>
+      </w:pPr>
+      <w:rPr>
+        <w:rFonts w:ascii="Wingdings" w:hAnsi="Wingdings" w:hint="default"/>
+        <w:sz w:val="20"/>
+      </w:rPr>
+    </w:lvl>
+    <w:lvl w:ilvl="8" w:tentative="1">
+      <w:start w:val="1"/>
+      <w:numFmt w:val="bullet"/>
+      <w:lvlText w:val=""/>
+      <w:lvlJc w:val="left"/>
+      <w:pPr>
+        <w:tabs>
+          <w:tab w:val="num" w:pos="6480"/>
+        </w:tabs>
+        <w:ind w:left="6480" w:hanging="360"/>
+      </w:pPr>
+      <w:rPr>
+        <w:rFonts w:ascii="Wingdings" w:hAnsi="Wingdings" w:hint="default"/>
+        <w:sz w:val="20"/>
+      </w:rPr>
+    </w:lvl>
+  </w:abstractNum>
+  <w:abstractNum w:abstractNumId="19" w15:restartNumberingAfterBreak="0">
+    <w:nsid w:val="5A7C7F2A"/>
+    <w:multiLevelType w:val="multilevel"/>
+    <w:tmpl w:val="82020500"/>
+    <w:lvl w:ilvl="0">
+      <w:start w:val="1"/>
+      <w:numFmt w:val="bullet"/>
+      <w:lvlText w:val=""/>
+      <w:lvlJc w:val="left"/>
+      <w:pPr>
+        <w:tabs>
+          <w:tab w:val="num" w:pos="720"/>
+        </w:tabs>
+        <w:ind w:left="720" w:hanging="360"/>
+      </w:pPr>
+      <w:rPr>
+        <w:rFonts w:ascii="Symbol" w:hAnsi="Symbol" w:hint="default"/>
+        <w:sz w:val="20"/>
+      </w:rPr>
+    </w:lvl>
+    <w:lvl w:ilvl="1" w:tentative="1">
+      <w:start w:val="1"/>
+      <w:numFmt w:val="bullet"/>
+      <w:lvlText w:val="o"/>
+      <w:lvlJc w:val="left"/>
+      <w:pPr>
+        <w:tabs>
+          <w:tab w:val="num" w:pos="1440"/>
+        </w:tabs>
+        <w:ind w:left="1440" w:hanging="360"/>
+      </w:pPr>
+      <w:rPr>
+        <w:rFonts w:ascii="Courier New" w:hAnsi="Courier New" w:hint="default"/>
+        <w:sz w:val="20"/>
+      </w:rPr>
+    </w:lvl>
+    <w:lvl w:ilvl="2" w:tentative="1">
+      <w:start w:val="1"/>
+      <w:numFmt w:val="bullet"/>
+      <w:lvlText w:val=""/>
+      <w:lvlJc w:val="left"/>
+      <w:pPr>
+        <w:tabs>
+          <w:tab w:val="num" w:pos="2160"/>
+        </w:tabs>
+        <w:ind w:left="2160" w:hanging="360"/>
+      </w:pPr>
+      <w:rPr>
+        <w:rFonts w:ascii="Wingdings" w:hAnsi="Wingdings" w:hint="default"/>
+        <w:sz w:val="20"/>
+      </w:rPr>
+    </w:lvl>
+    <w:lvl w:ilvl="3" w:tentative="1">
+      <w:start w:val="1"/>
+      <w:numFmt w:val="bullet"/>
+      <w:lvlText w:val=""/>
+      <w:lvlJc w:val="left"/>
+      <w:pPr>
+        <w:tabs>
+          <w:tab w:val="num" w:pos="2880"/>
+        </w:tabs>
+        <w:ind w:left="2880" w:hanging="360"/>
+      </w:pPr>
+      <w:rPr>
+        <w:rFonts w:ascii="Wingdings" w:hAnsi="Wingdings" w:hint="default"/>
+        <w:sz w:val="20"/>
+      </w:rPr>
+    </w:lvl>
+    <w:lvl w:ilvl="4" w:tentative="1">
+      <w:start w:val="1"/>
+      <w:numFmt w:val="bullet"/>
+      <w:lvlText w:val=""/>
+      <w:lvlJc w:val="left"/>
+      <w:pPr>
+        <w:tabs>
+          <w:tab w:val="num" w:pos="3600"/>
+        </w:tabs>
+        <w:ind w:left="3600" w:hanging="360"/>
+      </w:pPr>
+      <w:rPr>
+        <w:rFonts w:ascii="Wingdings" w:hAnsi="Wingdings" w:hint="default"/>
+        <w:sz w:val="20"/>
+      </w:rPr>
+    </w:lvl>
+    <w:lvl w:ilvl="5" w:tentative="1">
+      <w:start w:val="1"/>
+      <w:numFmt w:val="bullet"/>
+      <w:lvlText w:val=""/>
+      <w:lvlJc w:val="left"/>
+      <w:pPr>
+        <w:tabs>
+          <w:tab w:val="num" w:pos="4320"/>
+        </w:tabs>
+        <w:ind w:left="4320" w:hanging="360"/>
+      </w:pPr>
+      <w:rPr>
+        <w:rFonts w:ascii="Wingdings" w:hAnsi="Wingdings" w:hint="default"/>
+        <w:sz w:val="20"/>
+      </w:rPr>
+    </w:lvl>
+    <w:lvl w:ilvl="6" w:tentative="1">
+      <w:start w:val="1"/>
+      <w:numFmt w:val="bullet"/>
+      <w:lvlText w:val=""/>
+      <w:lvlJc w:val="left"/>
+      <w:pPr>
+        <w:tabs>
+          <w:tab w:val="num" w:pos="5040"/>
+        </w:tabs>
+        <w:ind w:left="5040" w:hanging="360"/>
+      </w:pPr>
+      <w:rPr>
+        <w:rFonts w:ascii="Wingdings" w:hAnsi="Wingdings" w:hint="default"/>
+        <w:sz w:val="20"/>
+      </w:rPr>
+    </w:lvl>
+    <w:lvl w:ilvl="7" w:tentative="1">
+      <w:start w:val="1"/>
+      <w:numFmt w:val="bullet"/>
+      <w:lvlText w:val=""/>
+      <w:lvlJc w:val="left"/>
+      <w:pPr>
+        <w:tabs>
+          <w:tab w:val="num" w:pos="5760"/>
+        </w:tabs>
+        <w:ind w:left="5760" w:hanging="360"/>
+      </w:pPr>
+      <w:rPr>
+        <w:rFonts w:ascii="Wingdings" w:hAnsi="Wingdings" w:hint="default"/>
+        <w:sz w:val="20"/>
+      </w:rPr>
+    </w:lvl>
+    <w:lvl w:ilvl="8" w:tentative="1">
+      <w:start w:val="1"/>
+      <w:numFmt w:val="bullet"/>
+      <w:lvlText w:val=""/>
+      <w:lvlJc w:val="left"/>
+      <w:pPr>
+        <w:tabs>
+          <w:tab w:val="num" w:pos="6480"/>
+        </w:tabs>
+        <w:ind w:left="6480" w:hanging="360"/>
+      </w:pPr>
+      <w:rPr>
+        <w:rFonts w:ascii="Wingdings" w:hAnsi="Wingdings" w:hint="default"/>
+        <w:sz w:val="20"/>
+      </w:rPr>
+    </w:lvl>
+  </w:abstractNum>
+  <w:abstractNum w:abstractNumId="20" w15:restartNumberingAfterBreak="0">
+    <w:nsid w:val="5AF065BF"/>
+    <w:multiLevelType w:val="multilevel"/>
+    <w:tmpl w:val="1B0C00C0"/>
+    <w:lvl w:ilvl="0">
+      <w:start w:val="1"/>
+      <w:numFmt w:val="bullet"/>
+      <w:lvlText w:val=""/>
+      <w:lvlJc w:val="left"/>
+      <w:pPr>
+        <w:tabs>
+          <w:tab w:val="num" w:pos="720"/>
+        </w:tabs>
+        <w:ind w:left="720" w:hanging="360"/>
+      </w:pPr>
+      <w:rPr>
+        <w:rFonts w:ascii="Symbol" w:hAnsi="Symbol" w:hint="default"/>
+        <w:sz w:val="20"/>
+      </w:rPr>
+    </w:lvl>
+    <w:lvl w:ilvl="1" w:tentative="1">
+      <w:start w:val="1"/>
+      <w:numFmt w:val="bullet"/>
+      <w:lvlText w:val="o"/>
+      <w:lvlJc w:val="left"/>
+      <w:pPr>
+        <w:tabs>
+          <w:tab w:val="num" w:pos="1440"/>
+        </w:tabs>
+        <w:ind w:left="1440" w:hanging="360"/>
+      </w:pPr>
+      <w:rPr>
+        <w:rFonts w:ascii="Courier New" w:hAnsi="Courier New" w:hint="default"/>
+        <w:sz w:val="20"/>
+      </w:rPr>
+    </w:lvl>
+    <w:lvl w:ilvl="2" w:tentative="1">
+      <w:start w:val="1"/>
+      <w:numFmt w:val="bullet"/>
+      <w:lvlText w:val=""/>
+      <w:lvlJc w:val="left"/>
+      <w:pPr>
+        <w:tabs>
+          <w:tab w:val="num" w:pos="2160"/>
+        </w:tabs>
+        <w:ind w:left="2160" w:hanging="360"/>
+      </w:pPr>
+      <w:rPr>
+        <w:rFonts w:ascii="Wingdings" w:hAnsi="Wingdings" w:hint="default"/>
+        <w:sz w:val="20"/>
+      </w:rPr>
+    </w:lvl>
+    <w:lvl w:ilvl="3" w:tentative="1">
+      <w:start w:val="1"/>
+      <w:numFmt w:val="bullet"/>
+      <w:lvlText w:val=""/>
+      <w:lvlJc w:val="left"/>
+      <w:pPr>
+        <w:tabs>
+          <w:tab w:val="num" w:pos="2880"/>
+        </w:tabs>
+        <w:ind w:left="2880" w:hanging="360"/>
+      </w:pPr>
+      <w:rPr>
+        <w:rFonts w:ascii="Wingdings" w:hAnsi="Wingdings" w:hint="default"/>
+        <w:sz w:val="20"/>
+      </w:rPr>
+    </w:lvl>
+    <w:lvl w:ilvl="4" w:tentative="1">
+      <w:start w:val="1"/>
+      <w:numFmt w:val="bullet"/>
+      <w:lvlText w:val=""/>
+      <w:lvlJc w:val="left"/>
+      <w:pPr>
+        <w:tabs>
+          <w:tab w:val="num" w:pos="3600"/>
+        </w:tabs>
+        <w:ind w:left="3600" w:hanging="360"/>
+      </w:pPr>
+      <w:rPr>
+        <w:rFonts w:ascii="Wingdings" w:hAnsi="Wingdings" w:hint="default"/>
+        <w:sz w:val="20"/>
+      </w:rPr>
+    </w:lvl>
+    <w:lvl w:ilvl="5" w:tentative="1">
+      <w:start w:val="1"/>
+      <w:numFmt w:val="bullet"/>
+      <w:lvlText w:val=""/>
+      <w:lvlJc w:val="left"/>
+      <w:pPr>
+        <w:tabs>
+          <w:tab w:val="num" w:pos="4320"/>
+        </w:tabs>
+        <w:ind w:left="4320" w:hanging="360"/>
+      </w:pPr>
+      <w:rPr>
+        <w:rFonts w:ascii="Wingdings" w:hAnsi="Wingdings" w:hint="default"/>
+        <w:sz w:val="20"/>
+      </w:rPr>
+    </w:lvl>
+    <w:lvl w:ilvl="6" w:tentative="1">
+      <w:start w:val="1"/>
+      <w:numFmt w:val="bullet"/>
+      <w:lvlText w:val=""/>
+      <w:lvlJc w:val="left"/>
+      <w:pPr>
+        <w:tabs>
+          <w:tab w:val="num" w:pos="5040"/>
+        </w:tabs>
+        <w:ind w:left="5040" w:hanging="360"/>
+      </w:pPr>
+      <w:rPr>
+        <w:rFonts w:ascii="Wingdings" w:hAnsi="Wingdings" w:hint="default"/>
+        <w:sz w:val="20"/>
+      </w:rPr>
+    </w:lvl>
+    <w:lvl w:ilvl="7" w:tentative="1">
+      <w:start w:val="1"/>
+      <w:numFmt w:val="bullet"/>
+      <w:lvlText w:val=""/>
+      <w:lvlJc w:val="left"/>
+      <w:pPr>
+        <w:tabs>
+          <w:tab w:val="num" w:pos="5760"/>
+        </w:tabs>
+        <w:ind w:left="5760" w:hanging="360"/>
+      </w:pPr>
+      <w:rPr>
+        <w:rFonts w:ascii="Wingdings" w:hAnsi="Wingdings" w:hint="default"/>
+        <w:sz w:val="20"/>
+      </w:rPr>
+    </w:lvl>
+    <w:lvl w:ilvl="8" w:tentative="1">
+      <w:start w:val="1"/>
+      <w:numFmt w:val="bullet"/>
+      <w:lvlText w:val=""/>
+      <w:lvlJc w:val="left"/>
+      <w:pPr>
+        <w:tabs>
+          <w:tab w:val="num" w:pos="6480"/>
+        </w:tabs>
+        <w:ind w:left="6480" w:hanging="360"/>
+      </w:pPr>
+      <w:rPr>
+        <w:rFonts w:ascii="Wingdings" w:hAnsi="Wingdings" w:hint="default"/>
+        <w:sz w:val="20"/>
+      </w:rPr>
+    </w:lvl>
+  </w:abstractNum>
+  <w:abstractNum w:abstractNumId="21" w15:restartNumberingAfterBreak="0">
     <w:nsid w:val="5C5C6C27"/>
     <w:multiLevelType w:val="multilevel"/>
     <w:tmpl w:val="A956D692"/>
@@ -2537,7 +6639,7 @@
       </w:rPr>
     </w:lvl>
   </w:abstractNum>
-  <w:abstractNum w:abstractNumId="8" w15:restartNumberingAfterBreak="0">
+  <w:abstractNum w:abstractNumId="22" w15:restartNumberingAfterBreak="0">
     <w:nsid w:val="5FC84014"/>
     <w:multiLevelType w:val="multilevel"/>
     <w:tmpl w:val="E9A06750"/>
@@ -2686,7 +6788,7 @@
       </w:rPr>
     </w:lvl>
   </w:abstractNum>
-  <w:abstractNum w:abstractNumId="9" w15:restartNumberingAfterBreak="0">
+  <w:abstractNum w:abstractNumId="23" w15:restartNumberingAfterBreak="0">
     <w:nsid w:val="605029E2"/>
     <w:multiLevelType w:val="multilevel"/>
     <w:tmpl w:val="E46490E0"/>
@@ -2835,7 +6937,7 @@
       </w:rPr>
     </w:lvl>
   </w:abstractNum>
-  <w:abstractNum w:abstractNumId="10" w15:restartNumberingAfterBreak="0">
+  <w:abstractNum w:abstractNumId="24" w15:restartNumberingAfterBreak="0">
     <w:nsid w:val="605158E8"/>
     <w:multiLevelType w:val="multilevel"/>
     <w:tmpl w:val="F1E203FE"/>
@@ -2984,7 +7086,454 @@
       </w:rPr>
     </w:lvl>
   </w:abstractNum>
-  <w:abstractNum w:abstractNumId="11" w15:restartNumberingAfterBreak="0">
+  <w:abstractNum w:abstractNumId="25" w15:restartNumberingAfterBreak="0">
+    <w:nsid w:val="607E164C"/>
+    <w:multiLevelType w:val="multilevel"/>
+    <w:tmpl w:val="3A183DC4"/>
+    <w:lvl w:ilvl="0">
+      <w:start w:val="1"/>
+      <w:numFmt w:val="bullet"/>
+      <w:lvlText w:val=""/>
+      <w:lvlJc w:val="left"/>
+      <w:pPr>
+        <w:tabs>
+          <w:tab w:val="num" w:pos="720"/>
+        </w:tabs>
+        <w:ind w:left="720" w:hanging="360"/>
+      </w:pPr>
+      <w:rPr>
+        <w:rFonts w:ascii="Symbol" w:hAnsi="Symbol" w:hint="default"/>
+        <w:sz w:val="20"/>
+      </w:rPr>
+    </w:lvl>
+    <w:lvl w:ilvl="1" w:tentative="1">
+      <w:start w:val="1"/>
+      <w:numFmt w:val="bullet"/>
+      <w:lvlText w:val="o"/>
+      <w:lvlJc w:val="left"/>
+      <w:pPr>
+        <w:tabs>
+          <w:tab w:val="num" w:pos="1440"/>
+        </w:tabs>
+        <w:ind w:left="1440" w:hanging="360"/>
+      </w:pPr>
+      <w:rPr>
+        <w:rFonts w:ascii="Courier New" w:hAnsi="Courier New" w:hint="default"/>
+        <w:sz w:val="20"/>
+      </w:rPr>
+    </w:lvl>
+    <w:lvl w:ilvl="2" w:tentative="1">
+      <w:start w:val="1"/>
+      <w:numFmt w:val="bullet"/>
+      <w:lvlText w:val=""/>
+      <w:lvlJc w:val="left"/>
+      <w:pPr>
+        <w:tabs>
+          <w:tab w:val="num" w:pos="2160"/>
+        </w:tabs>
+        <w:ind w:left="2160" w:hanging="360"/>
+      </w:pPr>
+      <w:rPr>
+        <w:rFonts w:ascii="Wingdings" w:hAnsi="Wingdings" w:hint="default"/>
+        <w:sz w:val="20"/>
+      </w:rPr>
+    </w:lvl>
+    <w:lvl w:ilvl="3" w:tentative="1">
+      <w:start w:val="1"/>
+      <w:numFmt w:val="bullet"/>
+      <w:lvlText w:val=""/>
+      <w:lvlJc w:val="left"/>
+      <w:pPr>
+        <w:tabs>
+          <w:tab w:val="num" w:pos="2880"/>
+        </w:tabs>
+        <w:ind w:left="2880" w:hanging="360"/>
+      </w:pPr>
+      <w:rPr>
+        <w:rFonts w:ascii="Wingdings" w:hAnsi="Wingdings" w:hint="default"/>
+        <w:sz w:val="20"/>
+      </w:rPr>
+    </w:lvl>
+    <w:lvl w:ilvl="4" w:tentative="1">
+      <w:start w:val="1"/>
+      <w:numFmt w:val="bullet"/>
+      <w:lvlText w:val=""/>
+      <w:lvlJc w:val="left"/>
+      <w:pPr>
+        <w:tabs>
+          <w:tab w:val="num" w:pos="3600"/>
+        </w:tabs>
+        <w:ind w:left="3600" w:hanging="360"/>
+      </w:pPr>
+      <w:rPr>
+        <w:rFonts w:ascii="Wingdings" w:hAnsi="Wingdings" w:hint="default"/>
+        <w:sz w:val="20"/>
+      </w:rPr>
+    </w:lvl>
+    <w:lvl w:ilvl="5" w:tentative="1">
+      <w:start w:val="1"/>
+      <w:numFmt w:val="bullet"/>
+      <w:lvlText w:val=""/>
+      <w:lvlJc w:val="left"/>
+      <w:pPr>
+        <w:tabs>
+          <w:tab w:val="num" w:pos="4320"/>
+        </w:tabs>
+        <w:ind w:left="4320" w:hanging="360"/>
+      </w:pPr>
+      <w:rPr>
+        <w:rFonts w:ascii="Wingdings" w:hAnsi="Wingdings" w:hint="default"/>
+        <w:sz w:val="20"/>
+      </w:rPr>
+    </w:lvl>
+    <w:lvl w:ilvl="6" w:tentative="1">
+      <w:start w:val="1"/>
+      <w:numFmt w:val="bullet"/>
+      <w:lvlText w:val=""/>
+      <w:lvlJc w:val="left"/>
+      <w:pPr>
+        <w:tabs>
+          <w:tab w:val="num" w:pos="5040"/>
+        </w:tabs>
+        <w:ind w:left="5040" w:hanging="360"/>
+      </w:pPr>
+      <w:rPr>
+        <w:rFonts w:ascii="Wingdings" w:hAnsi="Wingdings" w:hint="default"/>
+        <w:sz w:val="20"/>
+      </w:rPr>
+    </w:lvl>
+    <w:lvl w:ilvl="7" w:tentative="1">
+      <w:start w:val="1"/>
+      <w:numFmt w:val="bullet"/>
+      <w:lvlText w:val=""/>
+      <w:lvlJc w:val="left"/>
+      <w:pPr>
+        <w:tabs>
+          <w:tab w:val="num" w:pos="5760"/>
+        </w:tabs>
+        <w:ind w:left="5760" w:hanging="360"/>
+      </w:pPr>
+      <w:rPr>
+        <w:rFonts w:ascii="Wingdings" w:hAnsi="Wingdings" w:hint="default"/>
+        <w:sz w:val="20"/>
+      </w:rPr>
+    </w:lvl>
+    <w:lvl w:ilvl="8" w:tentative="1">
+      <w:start w:val="1"/>
+      <w:numFmt w:val="bullet"/>
+      <w:lvlText w:val=""/>
+      <w:lvlJc w:val="left"/>
+      <w:pPr>
+        <w:tabs>
+          <w:tab w:val="num" w:pos="6480"/>
+        </w:tabs>
+        <w:ind w:left="6480" w:hanging="360"/>
+      </w:pPr>
+      <w:rPr>
+        <w:rFonts w:ascii="Wingdings" w:hAnsi="Wingdings" w:hint="default"/>
+        <w:sz w:val="20"/>
+      </w:rPr>
+    </w:lvl>
+  </w:abstractNum>
+  <w:abstractNum w:abstractNumId="26" w15:restartNumberingAfterBreak="0">
+    <w:nsid w:val="60C242B5"/>
+    <w:multiLevelType w:val="multilevel"/>
+    <w:tmpl w:val="C8D40E2E"/>
+    <w:lvl w:ilvl="0">
+      <w:start w:val="1"/>
+      <w:numFmt w:val="bullet"/>
+      <w:lvlText w:val=""/>
+      <w:lvlJc w:val="left"/>
+      <w:pPr>
+        <w:tabs>
+          <w:tab w:val="num" w:pos="720"/>
+        </w:tabs>
+        <w:ind w:left="720" w:hanging="360"/>
+      </w:pPr>
+      <w:rPr>
+        <w:rFonts w:ascii="Symbol" w:hAnsi="Symbol" w:hint="default"/>
+        <w:sz w:val="20"/>
+      </w:rPr>
+    </w:lvl>
+    <w:lvl w:ilvl="1" w:tentative="1">
+      <w:start w:val="1"/>
+      <w:numFmt w:val="bullet"/>
+      <w:lvlText w:val="o"/>
+      <w:lvlJc w:val="left"/>
+      <w:pPr>
+        <w:tabs>
+          <w:tab w:val="num" w:pos="1440"/>
+        </w:tabs>
+        <w:ind w:left="1440" w:hanging="360"/>
+      </w:pPr>
+      <w:rPr>
+        <w:rFonts w:ascii="Courier New" w:hAnsi="Courier New" w:hint="default"/>
+        <w:sz w:val="20"/>
+      </w:rPr>
+    </w:lvl>
+    <w:lvl w:ilvl="2" w:tentative="1">
+      <w:start w:val="1"/>
+      <w:numFmt w:val="bullet"/>
+      <w:lvlText w:val=""/>
+      <w:lvlJc w:val="left"/>
+      <w:pPr>
+        <w:tabs>
+          <w:tab w:val="num" w:pos="2160"/>
+        </w:tabs>
+        <w:ind w:left="2160" w:hanging="360"/>
+      </w:pPr>
+      <w:rPr>
+        <w:rFonts w:ascii="Wingdings" w:hAnsi="Wingdings" w:hint="default"/>
+        <w:sz w:val="20"/>
+      </w:rPr>
+    </w:lvl>
+    <w:lvl w:ilvl="3" w:tentative="1">
+      <w:start w:val="1"/>
+      <w:numFmt w:val="bullet"/>
+      <w:lvlText w:val=""/>
+      <w:lvlJc w:val="left"/>
+      <w:pPr>
+        <w:tabs>
+          <w:tab w:val="num" w:pos="2880"/>
+        </w:tabs>
+        <w:ind w:left="2880" w:hanging="360"/>
+      </w:pPr>
+      <w:rPr>
+        <w:rFonts w:ascii="Wingdings" w:hAnsi="Wingdings" w:hint="default"/>
+        <w:sz w:val="20"/>
+      </w:rPr>
+    </w:lvl>
+    <w:lvl w:ilvl="4" w:tentative="1">
+      <w:start w:val="1"/>
+      <w:numFmt w:val="bullet"/>
+      <w:lvlText w:val=""/>
+      <w:lvlJc w:val="left"/>
+      <w:pPr>
+        <w:tabs>
+          <w:tab w:val="num" w:pos="3600"/>
+        </w:tabs>
+        <w:ind w:left="3600" w:hanging="360"/>
+      </w:pPr>
+      <w:rPr>
+        <w:rFonts w:ascii="Wingdings" w:hAnsi="Wingdings" w:hint="default"/>
+        <w:sz w:val="20"/>
+      </w:rPr>
+    </w:lvl>
+    <w:lvl w:ilvl="5" w:tentative="1">
+      <w:start w:val="1"/>
+      <w:numFmt w:val="bullet"/>
+      <w:lvlText w:val=""/>
+      <w:lvlJc w:val="left"/>
+      <w:pPr>
+        <w:tabs>
+          <w:tab w:val="num" w:pos="4320"/>
+        </w:tabs>
+        <w:ind w:left="4320" w:hanging="360"/>
+      </w:pPr>
+      <w:rPr>
+        <w:rFonts w:ascii="Wingdings" w:hAnsi="Wingdings" w:hint="default"/>
+        <w:sz w:val="20"/>
+      </w:rPr>
+    </w:lvl>
+    <w:lvl w:ilvl="6" w:tentative="1">
+      <w:start w:val="1"/>
+      <w:numFmt w:val="bullet"/>
+      <w:lvlText w:val=""/>
+      <w:lvlJc w:val="left"/>
+      <w:pPr>
+        <w:tabs>
+          <w:tab w:val="num" w:pos="5040"/>
+        </w:tabs>
+        <w:ind w:left="5040" w:hanging="360"/>
+      </w:pPr>
+      <w:rPr>
+        <w:rFonts w:ascii="Wingdings" w:hAnsi="Wingdings" w:hint="default"/>
+        <w:sz w:val="20"/>
+      </w:rPr>
+    </w:lvl>
+    <w:lvl w:ilvl="7" w:tentative="1">
+      <w:start w:val="1"/>
+      <w:numFmt w:val="bullet"/>
+      <w:lvlText w:val=""/>
+      <w:lvlJc w:val="left"/>
+      <w:pPr>
+        <w:tabs>
+          <w:tab w:val="num" w:pos="5760"/>
+        </w:tabs>
+        <w:ind w:left="5760" w:hanging="360"/>
+      </w:pPr>
+      <w:rPr>
+        <w:rFonts w:ascii="Wingdings" w:hAnsi="Wingdings" w:hint="default"/>
+        <w:sz w:val="20"/>
+      </w:rPr>
+    </w:lvl>
+    <w:lvl w:ilvl="8" w:tentative="1">
+      <w:start w:val="1"/>
+      <w:numFmt w:val="bullet"/>
+      <w:lvlText w:val=""/>
+      <w:lvlJc w:val="left"/>
+      <w:pPr>
+        <w:tabs>
+          <w:tab w:val="num" w:pos="6480"/>
+        </w:tabs>
+        <w:ind w:left="6480" w:hanging="360"/>
+      </w:pPr>
+      <w:rPr>
+        <w:rFonts w:ascii="Wingdings" w:hAnsi="Wingdings" w:hint="default"/>
+        <w:sz w:val="20"/>
+      </w:rPr>
+    </w:lvl>
+  </w:abstractNum>
+  <w:abstractNum w:abstractNumId="27" w15:restartNumberingAfterBreak="0">
+    <w:nsid w:val="683A4CFD"/>
+    <w:multiLevelType w:val="multilevel"/>
+    <w:tmpl w:val="AF96B536"/>
+    <w:lvl w:ilvl="0">
+      <w:start w:val="1"/>
+      <w:numFmt w:val="bullet"/>
+      <w:lvlText w:val=""/>
+      <w:lvlJc w:val="left"/>
+      <w:pPr>
+        <w:tabs>
+          <w:tab w:val="num" w:pos="720"/>
+        </w:tabs>
+        <w:ind w:left="720" w:hanging="360"/>
+      </w:pPr>
+      <w:rPr>
+        <w:rFonts w:ascii="Symbol" w:hAnsi="Symbol" w:hint="default"/>
+        <w:sz w:val="20"/>
+      </w:rPr>
+    </w:lvl>
+    <w:lvl w:ilvl="1" w:tentative="1">
+      <w:start w:val="1"/>
+      <w:numFmt w:val="bullet"/>
+      <w:lvlText w:val="o"/>
+      <w:lvlJc w:val="left"/>
+      <w:pPr>
+        <w:tabs>
+          <w:tab w:val="num" w:pos="1440"/>
+        </w:tabs>
+        <w:ind w:left="1440" w:hanging="360"/>
+      </w:pPr>
+      <w:rPr>
+        <w:rFonts w:ascii="Courier New" w:hAnsi="Courier New" w:hint="default"/>
+        <w:sz w:val="20"/>
+      </w:rPr>
+    </w:lvl>
+    <w:lvl w:ilvl="2" w:tentative="1">
+      <w:start w:val="1"/>
+      <w:numFmt w:val="bullet"/>
+      <w:lvlText w:val=""/>
+      <w:lvlJc w:val="left"/>
+      <w:pPr>
+        <w:tabs>
+          <w:tab w:val="num" w:pos="2160"/>
+        </w:tabs>
+        <w:ind w:left="2160" w:hanging="360"/>
+      </w:pPr>
+      <w:rPr>
+        <w:rFonts w:ascii="Wingdings" w:hAnsi="Wingdings" w:hint="default"/>
+        <w:sz w:val="20"/>
+      </w:rPr>
+    </w:lvl>
+    <w:lvl w:ilvl="3" w:tentative="1">
+      <w:start w:val="1"/>
+      <w:numFmt w:val="bullet"/>
+      <w:lvlText w:val=""/>
+      <w:lvlJc w:val="left"/>
+      <w:pPr>
+        <w:tabs>
+          <w:tab w:val="num" w:pos="2880"/>
+        </w:tabs>
+        <w:ind w:left="2880" w:hanging="360"/>
+      </w:pPr>
+      <w:rPr>
+        <w:rFonts w:ascii="Wingdings" w:hAnsi="Wingdings" w:hint="default"/>
+        <w:sz w:val="20"/>
+      </w:rPr>
+    </w:lvl>
+    <w:lvl w:ilvl="4" w:tentative="1">
+      <w:start w:val="1"/>
+      <w:numFmt w:val="bullet"/>
+      <w:lvlText w:val=""/>
+      <w:lvlJc w:val="left"/>
+      <w:pPr>
+        <w:tabs>
+          <w:tab w:val="num" w:pos="3600"/>
+        </w:tabs>
+        <w:ind w:left="3600" w:hanging="360"/>
+      </w:pPr>
+      <w:rPr>
+        <w:rFonts w:ascii="Wingdings" w:hAnsi="Wingdings" w:hint="default"/>
+        <w:sz w:val="20"/>
+      </w:rPr>
+    </w:lvl>
+    <w:lvl w:ilvl="5" w:tentative="1">
+      <w:start w:val="1"/>
+      <w:numFmt w:val="bullet"/>
+      <w:lvlText w:val=""/>
+      <w:lvlJc w:val="left"/>
+      <w:pPr>
+        <w:tabs>
+          <w:tab w:val="num" w:pos="4320"/>
+        </w:tabs>
+        <w:ind w:left="4320" w:hanging="360"/>
+      </w:pPr>
+      <w:rPr>
+        <w:rFonts w:ascii="Wingdings" w:hAnsi="Wingdings" w:hint="default"/>
+        <w:sz w:val="20"/>
+      </w:rPr>
+    </w:lvl>
+    <w:lvl w:ilvl="6" w:tentative="1">
+      <w:start w:val="1"/>
+      <w:numFmt w:val="bullet"/>
+      <w:lvlText w:val=""/>
+      <w:lvlJc w:val="left"/>
+      <w:pPr>
+        <w:tabs>
+          <w:tab w:val="num" w:pos="5040"/>
+        </w:tabs>
+        <w:ind w:left="5040" w:hanging="360"/>
+      </w:pPr>
+      <w:rPr>
+        <w:rFonts w:ascii="Wingdings" w:hAnsi="Wingdings" w:hint="default"/>
+        <w:sz w:val="20"/>
+      </w:rPr>
+    </w:lvl>
+    <w:lvl w:ilvl="7" w:tentative="1">
+      <w:start w:val="1"/>
+      <w:numFmt w:val="bullet"/>
+      <w:lvlText w:val=""/>
+      <w:lvlJc w:val="left"/>
+      <w:pPr>
+        <w:tabs>
+          <w:tab w:val="num" w:pos="5760"/>
+        </w:tabs>
+        <w:ind w:left="5760" w:hanging="360"/>
+      </w:pPr>
+      <w:rPr>
+        <w:rFonts w:ascii="Wingdings" w:hAnsi="Wingdings" w:hint="default"/>
+        <w:sz w:val="20"/>
+      </w:rPr>
+    </w:lvl>
+    <w:lvl w:ilvl="8" w:tentative="1">
+      <w:start w:val="1"/>
+      <w:numFmt w:val="bullet"/>
+      <w:lvlText w:val=""/>
+      <w:lvlJc w:val="left"/>
+      <w:pPr>
+        <w:tabs>
+          <w:tab w:val="num" w:pos="6480"/>
+        </w:tabs>
+        <w:ind w:left="6480" w:hanging="360"/>
+      </w:pPr>
+      <w:rPr>
+        <w:rFonts w:ascii="Wingdings" w:hAnsi="Wingdings" w:hint="default"/>
+        <w:sz w:val="20"/>
+      </w:rPr>
+    </w:lvl>
+  </w:abstractNum>
+  <w:abstractNum w:abstractNumId="28" w15:restartNumberingAfterBreak="0">
     <w:nsid w:val="709F5DDA"/>
     <w:multiLevelType w:val="multilevel"/>
     <w:tmpl w:val="8CF40D6A"/>
@@ -3133,7 +7682,7 @@
       </w:rPr>
     </w:lvl>
   </w:abstractNum>
-  <w:abstractNum w:abstractNumId="12" w15:restartNumberingAfterBreak="0">
+  <w:abstractNum w:abstractNumId="29" w15:restartNumberingAfterBreak="0">
     <w:nsid w:val="7E473BEB"/>
     <w:multiLevelType w:val="multilevel"/>
     <w:tmpl w:val="BC848430"/>
@@ -3282,44 +7831,247 @@
       </w:rPr>
     </w:lvl>
   </w:abstractNum>
+  <w:abstractNum w:abstractNumId="30" w15:restartNumberingAfterBreak="0">
+    <w:nsid w:val="7F6A493B"/>
+    <w:multiLevelType w:val="multilevel"/>
+    <w:tmpl w:val="3918978A"/>
+    <w:lvl w:ilvl="0">
+      <w:start w:val="1"/>
+      <w:numFmt w:val="bullet"/>
+      <w:lvlText w:val=""/>
+      <w:lvlJc w:val="left"/>
+      <w:pPr>
+        <w:tabs>
+          <w:tab w:val="num" w:pos="720"/>
+        </w:tabs>
+        <w:ind w:left="720" w:hanging="360"/>
+      </w:pPr>
+      <w:rPr>
+        <w:rFonts w:ascii="Symbol" w:hAnsi="Symbol" w:hint="default"/>
+        <w:sz w:val="20"/>
+      </w:rPr>
+    </w:lvl>
+    <w:lvl w:ilvl="1" w:tentative="1">
+      <w:start w:val="1"/>
+      <w:numFmt w:val="bullet"/>
+      <w:lvlText w:val="o"/>
+      <w:lvlJc w:val="left"/>
+      <w:pPr>
+        <w:tabs>
+          <w:tab w:val="num" w:pos="1440"/>
+        </w:tabs>
+        <w:ind w:left="1440" w:hanging="360"/>
+      </w:pPr>
+      <w:rPr>
+        <w:rFonts w:ascii="Courier New" w:hAnsi="Courier New" w:hint="default"/>
+        <w:sz w:val="20"/>
+      </w:rPr>
+    </w:lvl>
+    <w:lvl w:ilvl="2" w:tentative="1">
+      <w:start w:val="1"/>
+      <w:numFmt w:val="bullet"/>
+      <w:lvlText w:val=""/>
+      <w:lvlJc w:val="left"/>
+      <w:pPr>
+        <w:tabs>
+          <w:tab w:val="num" w:pos="2160"/>
+        </w:tabs>
+        <w:ind w:left="2160" w:hanging="360"/>
+      </w:pPr>
+      <w:rPr>
+        <w:rFonts w:ascii="Wingdings" w:hAnsi="Wingdings" w:hint="default"/>
+        <w:sz w:val="20"/>
+      </w:rPr>
+    </w:lvl>
+    <w:lvl w:ilvl="3" w:tentative="1">
+      <w:start w:val="1"/>
+      <w:numFmt w:val="bullet"/>
+      <w:lvlText w:val=""/>
+      <w:lvlJc w:val="left"/>
+      <w:pPr>
+        <w:tabs>
+          <w:tab w:val="num" w:pos="2880"/>
+        </w:tabs>
+        <w:ind w:left="2880" w:hanging="360"/>
+      </w:pPr>
+      <w:rPr>
+        <w:rFonts w:ascii="Wingdings" w:hAnsi="Wingdings" w:hint="default"/>
+        <w:sz w:val="20"/>
+      </w:rPr>
+    </w:lvl>
+    <w:lvl w:ilvl="4" w:tentative="1">
+      <w:start w:val="1"/>
+      <w:numFmt w:val="bullet"/>
+      <w:lvlText w:val=""/>
+      <w:lvlJc w:val="left"/>
+      <w:pPr>
+        <w:tabs>
+          <w:tab w:val="num" w:pos="3600"/>
+        </w:tabs>
+        <w:ind w:left="3600" w:hanging="360"/>
+      </w:pPr>
+      <w:rPr>
+        <w:rFonts w:ascii="Wingdings" w:hAnsi="Wingdings" w:hint="default"/>
+        <w:sz w:val="20"/>
+      </w:rPr>
+    </w:lvl>
+    <w:lvl w:ilvl="5" w:tentative="1">
+      <w:start w:val="1"/>
+      <w:numFmt w:val="bullet"/>
+      <w:lvlText w:val=""/>
+      <w:lvlJc w:val="left"/>
+      <w:pPr>
+        <w:tabs>
+          <w:tab w:val="num" w:pos="4320"/>
+        </w:tabs>
+        <w:ind w:left="4320" w:hanging="360"/>
+      </w:pPr>
+      <w:rPr>
+        <w:rFonts w:ascii="Wingdings" w:hAnsi="Wingdings" w:hint="default"/>
+        <w:sz w:val="20"/>
+      </w:rPr>
+    </w:lvl>
+    <w:lvl w:ilvl="6" w:tentative="1">
+      <w:start w:val="1"/>
+      <w:numFmt w:val="bullet"/>
+      <w:lvlText w:val=""/>
+      <w:lvlJc w:val="left"/>
+      <w:pPr>
+        <w:tabs>
+          <w:tab w:val="num" w:pos="5040"/>
+        </w:tabs>
+        <w:ind w:left="5040" w:hanging="360"/>
+      </w:pPr>
+      <w:rPr>
+        <w:rFonts w:ascii="Wingdings" w:hAnsi="Wingdings" w:hint="default"/>
+        <w:sz w:val="20"/>
+      </w:rPr>
+    </w:lvl>
+    <w:lvl w:ilvl="7" w:tentative="1">
+      <w:start w:val="1"/>
+      <w:numFmt w:val="bullet"/>
+      <w:lvlText w:val=""/>
+      <w:lvlJc w:val="left"/>
+      <w:pPr>
+        <w:tabs>
+          <w:tab w:val="num" w:pos="5760"/>
+        </w:tabs>
+        <w:ind w:left="5760" w:hanging="360"/>
+      </w:pPr>
+      <w:rPr>
+        <w:rFonts w:ascii="Wingdings" w:hAnsi="Wingdings" w:hint="default"/>
+        <w:sz w:val="20"/>
+      </w:rPr>
+    </w:lvl>
+    <w:lvl w:ilvl="8" w:tentative="1">
+      <w:start w:val="1"/>
+      <w:numFmt w:val="bullet"/>
+      <w:lvlText w:val=""/>
+      <w:lvlJc w:val="left"/>
+      <w:pPr>
+        <w:tabs>
+          <w:tab w:val="num" w:pos="6480"/>
+        </w:tabs>
+        <w:ind w:left="6480" w:hanging="360"/>
+      </w:pPr>
+      <w:rPr>
+        <w:rFonts w:ascii="Wingdings" w:hAnsi="Wingdings" w:hint="default"/>
+        <w:sz w:val="20"/>
+      </w:rPr>
+    </w:lvl>
+  </w:abstractNum>
   <w:num w:numId="1" w16cid:durableId="1986547795">
-    <w:abstractNumId w:val="8"/>
+    <w:abstractNumId w:val="22"/>
   </w:num>
   <w:num w:numId="2" w16cid:durableId="886641701">
-    <w:abstractNumId w:val="3"/>
+    <w:abstractNumId w:val="10"/>
   </w:num>
   <w:num w:numId="3" w16cid:durableId="167792740">
-    <w:abstractNumId w:val="11"/>
+    <w:abstractNumId w:val="28"/>
   </w:num>
   <w:num w:numId="4" w16cid:durableId="1218853559">
-    <w:abstractNumId w:val="10"/>
+    <w:abstractNumId w:val="24"/>
   </w:num>
   <w:num w:numId="5" w16cid:durableId="698047600">
-    <w:abstractNumId w:val="4"/>
+    <w:abstractNumId w:val="12"/>
   </w:num>
   <w:num w:numId="6" w16cid:durableId="1255439741">
-    <w:abstractNumId w:val="12"/>
+    <w:abstractNumId w:val="29"/>
   </w:num>
   <w:num w:numId="7" w16cid:durableId="401372740">
     <w:abstractNumId w:val="0"/>
   </w:num>
   <w:num w:numId="8" w16cid:durableId="867109316">
+    <w:abstractNumId w:val="23"/>
+  </w:num>
+  <w:num w:numId="9" w16cid:durableId="452140671">
+    <w:abstractNumId w:val="21"/>
+  </w:num>
+  <w:num w:numId="10" w16cid:durableId="1557357158">
+    <w:abstractNumId w:val="2"/>
+  </w:num>
+  <w:num w:numId="11" w16cid:durableId="588853419">
+    <w:abstractNumId w:val="6"/>
+  </w:num>
+  <w:num w:numId="12" w16cid:durableId="1067219884">
+    <w:abstractNumId w:val="17"/>
+  </w:num>
+  <w:num w:numId="13" w16cid:durableId="153957497">
+    <w:abstractNumId w:val="13"/>
+  </w:num>
+  <w:num w:numId="14" w16cid:durableId="1462187652">
+    <w:abstractNumId w:val="8"/>
+  </w:num>
+  <w:num w:numId="15" w16cid:durableId="1346715757">
+    <w:abstractNumId w:val="3"/>
+  </w:num>
+  <w:num w:numId="16" w16cid:durableId="724372498">
+    <w:abstractNumId w:val="18"/>
+  </w:num>
+  <w:num w:numId="17" w16cid:durableId="1504127328">
+    <w:abstractNumId w:val="15"/>
+  </w:num>
+  <w:num w:numId="18" w16cid:durableId="1772163948">
+    <w:abstractNumId w:val="1"/>
+  </w:num>
+  <w:num w:numId="19" w16cid:durableId="198128684">
+    <w:abstractNumId w:val="7"/>
+  </w:num>
+  <w:num w:numId="20" w16cid:durableId="913509658">
+    <w:abstractNumId w:val="16"/>
+  </w:num>
+  <w:num w:numId="21" w16cid:durableId="746345515">
+    <w:abstractNumId w:val="26"/>
+  </w:num>
+  <w:num w:numId="22" w16cid:durableId="1533224984">
+    <w:abstractNumId w:val="5"/>
+  </w:num>
+  <w:num w:numId="23" w16cid:durableId="456799932">
+    <w:abstractNumId w:val="20"/>
+  </w:num>
+  <w:num w:numId="24" w16cid:durableId="374162487">
+    <w:abstractNumId w:val="30"/>
+  </w:num>
+  <w:num w:numId="25" w16cid:durableId="1262879242">
     <w:abstractNumId w:val="9"/>
   </w:num>
-  <w:num w:numId="9" w16cid:durableId="452140671">
-    <w:abstractNumId w:val="7"/>
+  <w:num w:numId="26" w16cid:durableId="300040677">
+    <w:abstractNumId w:val="19"/>
   </w:num>
-  <w:num w:numId="10" w16cid:durableId="1557357158">
-    <w:abstractNumId w:val="1"/>
+  <w:num w:numId="27" w16cid:durableId="584726230">
+    <w:abstractNumId w:val="4"/>
   </w:num>
-  <w:num w:numId="11" w16cid:durableId="588853419">
-    <w:abstractNumId w:val="2"/>
+  <w:num w:numId="28" w16cid:durableId="612984764">
+    <w:abstractNumId w:val="27"/>
   </w:num>
-  <w:num w:numId="12" w16cid:durableId="1067219884">
-    <w:abstractNumId w:val="6"/>
+  <w:num w:numId="29" w16cid:durableId="121273904">
+    <w:abstractNumId w:val="25"/>
   </w:num>
-  <w:num w:numId="13" w16cid:durableId="153957497">
-    <w:abstractNumId w:val="5"/>
+  <w:num w:numId="30" w16cid:durableId="361441227">
+    <w:abstractNumId w:val="14"/>
+  </w:num>
+  <w:num w:numId="31" w16cid:durableId="963582048">
+    <w:abstractNumId w:val="11"/>
   </w:num>
 </w:numbering>
 </file>
@@ -3927,7 +8679,6 @@
   <w:style w:type="character" w:default="1" w:styleId="DefaultParagraphFont">
     <w:name w:val="Default Paragraph Font"/>
     <w:uiPriority w:val="1"/>
-    <w:semiHidden/>
     <w:unhideWhenUsed/>
   </w:style>
   <w:style w:type="table" w:default="1" w:styleId="TableNormal">
